--- a/8.资源管理/2.运行记录类文件/TXHS-08-09-服务知识应用情况说明.docx
+++ b/8.资源管理/2.运行记录类文件/TXHS-08-09-服务知识应用情况说明.docx
@@ -21,7 +21,7 @@
         <w:spacing w:before="3120" w:beforeLines="1000"/>
         <w:textAlignment w:val="baseline"/>
       </w:pPr>
-      <w:bookmarkStart w:id="0" w:name="_Toc31218"/>
+      <w:bookmarkStart w:id="0" w:name="_Toc12916"/>
       <w:r>
         <w:drawing>
           <wp:anchor distT="0" distB="0" distL="114300" distR="114300" simplePos="0" relativeHeight="251661312" behindDoc="1" locked="0" layoutInCell="1" allowOverlap="1">
@@ -210,7 +210,7 @@
           <w:lang w:val="en-US" w:eastAsia="zh-CN"/>
         </w:rPr>
       </w:pPr>
-      <w:bookmarkStart w:id="1" w:name="_Toc26704"/>
+      <w:bookmarkStart w:id="1" w:name="_Toc25218"/>
       <w:r>
         <w:rPr>
           <w:rFonts w:hint="eastAsia"/>
@@ -351,6 +351,12 @@
             <w:insideH w:val="none" w:color="auto" w:sz="0" w:space="0"/>
             <w:insideV w:val="none" w:color="auto" w:sz="0" w:space="0"/>
           </w:tblBorders>
+          <w:tblCellMar>
+            <w:top w:w="0" w:type="dxa"/>
+            <w:left w:w="108" w:type="dxa"/>
+            <w:bottom w:w="0" w:type="dxa"/>
+            <w:right w:w="108" w:type="dxa"/>
+          </w:tblCellMar>
         </w:tblPrEx>
         <w:trPr>
           <w:trHeight w:val="810" w:hRule="atLeast"/>
@@ -774,18 +780,7 @@
                 <w:vertAlign w:val="baseline"/>
                 <w:lang w:val="en-US" w:eastAsia="zh-CN"/>
               </w:rPr>
-              <w:t>2025.12</w:t>
-            </w:r>
-            <w:bookmarkStart w:id="13" w:name="_GoBack"/>
-            <w:bookmarkEnd w:id="13"/>
-            <w:r>
-              <w:rPr>
-                <w:rFonts w:hint="eastAsia"/>
-                <w:u w:val="single"/>
-                <w:vertAlign w:val="baseline"/>
-                <w:lang w:val="en-US" w:eastAsia="zh-CN"/>
-              </w:rPr>
-              <w:t>.30</w:t>
+              <w:t>2025.12.30</w:t>
             </w:r>
           </w:p>
         </w:tc>
@@ -1214,7 +1209,7 @@
                 <w:sz w:val="20"/>
                 <w:szCs w:val="20"/>
               </w:rPr>
-              <w:t>202</w:t>
+              <w:t>2025.1</w:t>
             </w:r>
             <w:r>
               <w:rPr>
@@ -1225,28 +1220,7 @@
                 <w:szCs w:val="20"/>
                 <w:lang w:val="en-US" w:eastAsia="zh-CN"/>
               </w:rPr>
-              <w:t>3</w:t>
-            </w:r>
-            <w:r>
-              <w:rPr>
-                <w:rFonts w:ascii="宋体" w:hAnsi="宋体" w:eastAsia="宋体" w:cs="宋体"/>
-                <w:spacing w:val="3"/>
-                <w:position w:val="1"/>
-                <w:sz w:val="20"/>
-                <w:szCs w:val="20"/>
-              </w:rPr>
-              <w:t>.</w:t>
-            </w:r>
-            <w:r>
-              <w:rPr>
-                <w:rFonts w:hint="eastAsia" w:ascii="宋体" w:hAnsi="宋体" w:cs="宋体"/>
-                <w:spacing w:val="3"/>
-                <w:position w:val="1"/>
-                <w:sz w:val="20"/>
-                <w:szCs w:val="20"/>
-                <w:lang w:val="en-US" w:eastAsia="zh-CN"/>
-              </w:rPr>
-              <w:t>06</w:t>
+              <w:t>2</w:t>
             </w:r>
             <w:r>
               <w:rPr>
@@ -1403,7 +1377,7 @@
                 <w:vertAlign w:val="baseline"/>
                 <w:lang w:val="en-US" w:eastAsia="zh-CN"/>
               </w:rPr>
-              <w:t>程方</w:t>
+              <w:t>强宇涛</w:t>
             </w:r>
           </w:p>
         </w:tc>
@@ -1448,7 +1422,7 @@
                 <w:vertAlign w:val="baseline"/>
                 <w:lang w:val="en-US" w:eastAsia="zh-CN"/>
               </w:rPr>
-              <w:t>茅建根</w:t>
+              <w:t>陈凯</w:t>
             </w:r>
           </w:p>
         </w:tc>
@@ -1520,7 +1494,6 @@
           <w:tcPr>
             <w:tcW w:w="1317" w:type="dxa"/>
             <w:shd w:val="clear" w:color="auto" w:fill="auto"/>
-            <w:vAlign w:val="top"/>
           </w:tcPr>
           <w:p>
             <w:pPr>
@@ -1551,55 +1524,12 @@
                 <w:lang w:val="en-US" w:eastAsia="en-US" w:bidi="ar-SA"/>
               </w:rPr>
             </w:pPr>
-            <w:r>
-              <w:rPr>
-                <w:rFonts w:ascii="宋体" w:hAnsi="宋体" w:eastAsia="宋体" w:cs="宋体"/>
-                <w:spacing w:val="3"/>
-                <w:position w:val="1"/>
-                <w:sz w:val="20"/>
-                <w:szCs w:val="20"/>
-              </w:rPr>
-              <w:t>2025.1</w:t>
-            </w:r>
-            <w:r>
-              <w:rPr>
-                <w:rFonts w:hint="eastAsia" w:ascii="宋体" w:hAnsi="宋体" w:cs="宋体"/>
-                <w:spacing w:val="3"/>
-                <w:position w:val="1"/>
-                <w:sz w:val="20"/>
-                <w:szCs w:val="20"/>
-                <w:lang w:val="en-US" w:eastAsia="zh-CN"/>
-              </w:rPr>
-              <w:t>2</w:t>
-            </w:r>
-            <w:r>
-              <w:rPr>
-                <w:rFonts w:ascii="宋体" w:hAnsi="宋体" w:eastAsia="宋体" w:cs="宋体"/>
-                <w:spacing w:val="3"/>
-                <w:position w:val="1"/>
-                <w:sz w:val="20"/>
-                <w:szCs w:val="20"/>
-              </w:rPr>
-              <w:t>.</w:t>
-            </w:r>
-            <w:r>
-              <w:rPr>
-                <w:rFonts w:hint="eastAsia" w:ascii="宋体" w:hAnsi="宋体" w:cs="宋体"/>
-                <w:spacing w:val="3"/>
-                <w:position w:val="1"/>
-                <w:sz w:val="20"/>
-                <w:szCs w:val="20"/>
-                <w:lang w:val="en-US" w:eastAsia="zh-CN"/>
-              </w:rPr>
-              <w:t>30</w:t>
-            </w:r>
           </w:p>
         </w:tc>
         <w:tc>
           <w:tcPr>
             <w:tcW w:w="972" w:type="dxa"/>
             <w:shd w:val="clear" w:color="auto" w:fill="auto"/>
-            <w:vAlign w:val="top"/>
           </w:tcPr>
           <w:p>
             <w:pPr>
@@ -1630,44 +1560,12 @@
                 <w:lang w:val="en-US" w:eastAsia="en-US" w:bidi="ar-SA"/>
               </w:rPr>
             </w:pPr>
-            <w:r>
-              <w:rPr>
-                <w:rFonts w:ascii="宋体" w:hAnsi="宋体" w:eastAsia="宋体" w:cs="宋体"/>
-                <w:spacing w:val="4"/>
-                <w:position w:val="1"/>
-                <w:sz w:val="20"/>
-                <w:szCs w:val="20"/>
-              </w:rPr>
-              <w:t>V</w:t>
-            </w:r>
-            <w:r>
-              <w:rPr>
-                <w:rFonts w:hint="eastAsia" w:ascii="宋体" w:hAnsi="宋体" w:cs="宋体"/>
-                <w:spacing w:val="4"/>
-                <w:position w:val="1"/>
-                <w:sz w:val="20"/>
-                <w:szCs w:val="20"/>
-                <w:lang w:val="en-US" w:eastAsia="zh-CN"/>
-              </w:rPr>
-              <w:t>2</w:t>
-            </w:r>
-            <w:r>
-              <w:rPr>
-                <w:rFonts w:ascii="宋体" w:hAnsi="宋体" w:eastAsia="宋体" w:cs="宋体"/>
-                <w:spacing w:val="4"/>
-                <w:position w:val="1"/>
-                <w:sz w:val="20"/>
-                <w:szCs w:val="20"/>
-              </w:rPr>
-              <w:t>.0</w:t>
-            </w:r>
           </w:p>
         </w:tc>
         <w:tc>
           <w:tcPr>
             <w:tcW w:w="1575" w:type="dxa"/>
             <w:shd w:val="clear" w:color="auto" w:fill="auto"/>
-            <w:vAlign w:val="top"/>
           </w:tcPr>
           <w:p>
             <w:pPr>
@@ -1693,24 +1591,12 @@
                 <w:lang w:val="en-US" w:eastAsia="zh-CN"/>
               </w:rPr>
             </w:pPr>
-            <w:r>
-              <w:rPr>
-                <w:rFonts w:hint="eastAsia" w:asciiTheme="minorAscii" w:hAnsiTheme="minorAscii" w:eastAsiaTheme="minorEastAsia"/>
-                <w:spacing w:val="0"/>
-                <w:kern w:val="0"/>
-                <w:sz w:val="21"/>
-                <w:vertAlign w:val="baseline"/>
-                <w:lang w:val="en-US" w:eastAsia="zh-CN"/>
-              </w:rPr>
-              <w:t>修订</w:t>
-            </w:r>
           </w:p>
         </w:tc>
         <w:tc>
           <w:tcPr>
             <w:tcW w:w="1829" w:type="dxa"/>
             <w:shd w:val="clear" w:color="auto" w:fill="auto"/>
-            <w:vAlign w:val="top"/>
           </w:tcPr>
           <w:p>
             <w:pPr>
@@ -1742,24 +1628,12 @@
                 <w:lang w:val="en-US" w:eastAsia="en-US" w:bidi="ar-SA"/>
               </w:rPr>
             </w:pPr>
-            <w:r>
-              <w:rPr>
-                <w:rFonts w:hint="eastAsia" w:asciiTheme="minorAscii" w:hAnsiTheme="minorAscii" w:eastAsiaTheme="minorEastAsia"/>
-                <w:spacing w:val="0"/>
-                <w:kern w:val="0"/>
-                <w:sz w:val="21"/>
-                <w:vertAlign w:val="baseline"/>
-                <w:lang w:val="en-US" w:eastAsia="zh-CN"/>
-              </w:rPr>
-              <w:t>程方</w:t>
-            </w:r>
           </w:p>
         </w:tc>
         <w:tc>
           <w:tcPr>
             <w:tcW w:w="1606" w:type="dxa"/>
             <w:shd w:val="clear" w:color="auto" w:fill="auto"/>
-            <w:vAlign w:val="top"/>
           </w:tcPr>
           <w:p>
             <w:pPr>
@@ -1789,24 +1663,12 @@
                 <w:lang w:val="en-US" w:eastAsia="en-US"/>
               </w:rPr>
             </w:pPr>
-            <w:r>
-              <w:rPr>
-                <w:rFonts w:hint="eastAsia" w:asciiTheme="minorAscii" w:hAnsiTheme="minorAscii" w:eastAsiaTheme="minorEastAsia"/>
-                <w:spacing w:val="0"/>
-                <w:kern w:val="0"/>
-                <w:sz w:val="21"/>
-                <w:vertAlign w:val="baseline"/>
-                <w:lang w:val="en-US" w:eastAsia="zh-CN"/>
-              </w:rPr>
-              <w:t>茅建根</w:t>
-            </w:r>
           </w:p>
         </w:tc>
         <w:tc>
           <w:tcPr>
             <w:tcW w:w="915" w:type="dxa"/>
             <w:shd w:val="clear" w:color="auto" w:fill="auto"/>
-            <w:vAlign w:val="top"/>
           </w:tcPr>
           <w:p>
             <w:pPr>
@@ -1837,17 +1699,6 @@
                 <w:lang w:val="en-US" w:eastAsia="en-US" w:bidi="ar-SA"/>
               </w:rPr>
             </w:pPr>
-            <w:r>
-              <w:rPr>
-                <w:rFonts w:hint="eastAsia" w:asciiTheme="minorAscii" w:hAnsiTheme="minorAscii" w:eastAsiaTheme="minorEastAsia"/>
-                <w:spacing w:val="0"/>
-                <w:kern w:val="0"/>
-                <w:sz w:val="21"/>
-                <w:vertAlign w:val="baseline"/>
-                <w:lang w:val="en-US" w:eastAsia="zh-CN"/>
-              </w:rPr>
-              <w:t>吴亚红</w:t>
-            </w:r>
           </w:p>
         </w:tc>
       </w:tr>
@@ -2295,24 +2146,12 @@
         <w:p>
           <w:pPr>
             <w:pStyle w:val="16"/>
-            <w:keepNext w:val="0"/>
-            <w:keepLines w:val="0"/>
-            <w:pageBreakBefore w:val="0"/>
-            <w:widowControl w:val="0"/>
             <w:tabs>
               <w:tab w:val="right" w:leader="dot" w:pos="8306"/>
             </w:tabs>
-            <w:kinsoku w:val="0"/>
-            <w:wordWrap/>
-            <w:overflowPunct/>
-            <w:topLinePunct w:val="0"/>
-            <w:autoSpaceDE w:val="0"/>
-            <w:autoSpaceDN w:val="0"/>
-            <w:bidi w:val="0"/>
-            <w:adjustRightInd w:val="0"/>
-            <w:snapToGrid w:val="0"/>
-            <w:textAlignment w:val="baseline"/>
           </w:pPr>
+          <w:bookmarkStart w:id="13" w:name="_GoBack"/>
+          <w:bookmarkEnd w:id="13"/>
           <w:r>
             <w:rPr>
               <w:rFonts w:hint="eastAsia" w:ascii="宋体" w:hAnsi="宋体" w:eastAsia="宋体" w:cs="宋体"/>
@@ -2349,7 +2188,7 @@
               <w:rFonts w:hint="eastAsia" w:ascii="宋体" w:hAnsi="宋体" w:eastAsia="宋体" w:cs="宋体"/>
               <w:szCs w:val="24"/>
             </w:rPr>
-            <w:instrText xml:space="preserve"> HYPERLINK \l _Toc31218 </w:instrText>
+            <w:instrText xml:space="preserve"> HYPERLINK \l _Toc12916 </w:instrText>
           </w:r>
           <w:r>
             <w:rPr>
@@ -2372,7 +2211,7 @@
             <w:fldChar w:fldCharType="begin"/>
           </w:r>
           <w:r>
-            <w:instrText xml:space="preserve"> PAGEREF _Toc31218 \h </w:instrText>
+            <w:instrText xml:space="preserve"> PAGEREF _Toc12916 \h </w:instrText>
           </w:r>
           <w:r>
             <w:fldChar w:fldCharType="separate"/>
@@ -2394,23 +2233,9 @@
         <w:p>
           <w:pPr>
             <w:pStyle w:val="16"/>
-            <w:keepNext w:val="0"/>
-            <w:keepLines w:val="0"/>
-            <w:pageBreakBefore w:val="0"/>
-            <w:widowControl w:val="0"/>
             <w:tabs>
               <w:tab w:val="right" w:leader="dot" w:pos="8306"/>
             </w:tabs>
-            <w:kinsoku w:val="0"/>
-            <w:wordWrap/>
-            <w:overflowPunct/>
-            <w:topLinePunct w:val="0"/>
-            <w:autoSpaceDE w:val="0"/>
-            <w:autoSpaceDN w:val="0"/>
-            <w:bidi w:val="0"/>
-            <w:adjustRightInd w:val="0"/>
-            <w:snapToGrid w:val="0"/>
-            <w:textAlignment w:val="baseline"/>
           </w:pPr>
           <w:r>
             <w:rPr>
@@ -2424,7 +2249,7 @@
               <w:rFonts w:hint="eastAsia" w:ascii="宋体" w:hAnsi="宋体" w:eastAsia="宋体" w:cs="宋体"/>
               <w:szCs w:val="24"/>
             </w:rPr>
-            <w:instrText xml:space="preserve"> HYPERLINK \l _Toc26704 </w:instrText>
+            <w:instrText xml:space="preserve"> HYPERLINK \l _Toc25218 </w:instrText>
           </w:r>
           <w:r>
             <w:rPr>
@@ -2447,7 +2272,7 @@
             <w:fldChar w:fldCharType="begin"/>
           </w:r>
           <w:r>
-            <w:instrText xml:space="preserve"> PAGEREF _Toc26704 \h </w:instrText>
+            <w:instrText xml:space="preserve"> PAGEREF _Toc25218 \h </w:instrText>
           </w:r>
           <w:r>
             <w:fldChar w:fldCharType="separate"/>
@@ -2469,23 +2294,9 @@
         <w:p>
           <w:pPr>
             <w:pStyle w:val="16"/>
-            <w:keepNext w:val="0"/>
-            <w:keepLines w:val="0"/>
-            <w:pageBreakBefore w:val="0"/>
-            <w:widowControl w:val="0"/>
             <w:tabs>
               <w:tab w:val="right" w:leader="dot" w:pos="8306"/>
             </w:tabs>
-            <w:kinsoku w:val="0"/>
-            <w:wordWrap/>
-            <w:overflowPunct/>
-            <w:topLinePunct w:val="0"/>
-            <w:autoSpaceDE w:val="0"/>
-            <w:autoSpaceDN w:val="0"/>
-            <w:bidi w:val="0"/>
-            <w:adjustRightInd w:val="0"/>
-            <w:snapToGrid w:val="0"/>
-            <w:textAlignment w:val="baseline"/>
           </w:pPr>
           <w:r>
             <w:rPr>
@@ -2499,7 +2310,7 @@
               <w:rFonts w:hint="eastAsia" w:ascii="宋体" w:hAnsi="宋体" w:eastAsia="宋体" w:cs="宋体"/>
               <w:szCs w:val="24"/>
             </w:rPr>
-            <w:instrText xml:space="preserve"> HYPERLINK \l _Toc4818 </w:instrText>
+            <w:instrText xml:space="preserve"> HYPERLINK \l _Toc17124 </w:instrText>
           </w:r>
           <w:r>
             <w:rPr>
@@ -2522,7 +2333,7 @@
             <w:fldChar w:fldCharType="begin"/>
           </w:r>
           <w:r>
-            <w:instrText xml:space="preserve"> PAGEREF _Toc4818 \h </w:instrText>
+            <w:instrText xml:space="preserve"> PAGEREF _Toc17124 \h </w:instrText>
           </w:r>
           <w:r>
             <w:fldChar w:fldCharType="separate"/>
@@ -2544,23 +2355,9 @@
         <w:p>
           <w:pPr>
             <w:pStyle w:val="17"/>
-            <w:keepNext w:val="0"/>
-            <w:keepLines w:val="0"/>
-            <w:pageBreakBefore w:val="0"/>
-            <w:widowControl w:val="0"/>
             <w:tabs>
               <w:tab w:val="right" w:leader="dot" w:pos="8306"/>
             </w:tabs>
-            <w:kinsoku w:val="0"/>
-            <w:wordWrap/>
-            <w:overflowPunct/>
-            <w:topLinePunct w:val="0"/>
-            <w:autoSpaceDE w:val="0"/>
-            <w:autoSpaceDN w:val="0"/>
-            <w:bidi w:val="0"/>
-            <w:adjustRightInd w:val="0"/>
-            <w:snapToGrid w:val="0"/>
-            <w:textAlignment w:val="baseline"/>
           </w:pPr>
           <w:r>
             <w:rPr>
@@ -2574,7 +2371,7 @@
               <w:rFonts w:hint="eastAsia" w:ascii="宋体" w:hAnsi="宋体" w:eastAsia="宋体" w:cs="宋体"/>
               <w:szCs w:val="24"/>
             </w:rPr>
-            <w:instrText xml:space="preserve"> HYPERLINK \l _Toc8166 </w:instrText>
+            <w:instrText xml:space="preserve"> HYPERLINK \l _Toc22093 </w:instrText>
           </w:r>
           <w:r>
             <w:rPr>
@@ -2597,7 +2394,7 @@
             <w:fldChar w:fldCharType="begin"/>
           </w:r>
           <w:r>
-            <w:instrText xml:space="preserve"> PAGEREF _Toc8166 \h </w:instrText>
+            <w:instrText xml:space="preserve"> PAGEREF _Toc22093 \h </w:instrText>
           </w:r>
           <w:r>
             <w:fldChar w:fldCharType="separate"/>
@@ -2619,23 +2416,9 @@
         <w:p>
           <w:pPr>
             <w:pStyle w:val="17"/>
-            <w:keepNext w:val="0"/>
-            <w:keepLines w:val="0"/>
-            <w:pageBreakBefore w:val="0"/>
-            <w:widowControl w:val="0"/>
             <w:tabs>
               <w:tab w:val="right" w:leader="dot" w:pos="8306"/>
             </w:tabs>
-            <w:kinsoku w:val="0"/>
-            <w:wordWrap/>
-            <w:overflowPunct/>
-            <w:topLinePunct w:val="0"/>
-            <w:autoSpaceDE w:val="0"/>
-            <w:autoSpaceDN w:val="0"/>
-            <w:bidi w:val="0"/>
-            <w:adjustRightInd w:val="0"/>
-            <w:snapToGrid w:val="0"/>
-            <w:textAlignment w:val="baseline"/>
           </w:pPr>
           <w:r>
             <w:rPr>
@@ -2649,7 +2432,7 @@
               <w:rFonts w:hint="eastAsia" w:ascii="宋体" w:hAnsi="宋体" w:eastAsia="宋体" w:cs="宋体"/>
               <w:szCs w:val="24"/>
             </w:rPr>
-            <w:instrText xml:space="preserve"> HYPERLINK \l _Toc19085 </w:instrText>
+            <w:instrText xml:space="preserve"> HYPERLINK \l _Toc11227 </w:instrText>
           </w:r>
           <w:r>
             <w:rPr>
@@ -2672,7 +2455,7 @@
             <w:fldChar w:fldCharType="begin"/>
           </w:r>
           <w:r>
-            <w:instrText xml:space="preserve"> PAGEREF _Toc19085 \h </w:instrText>
+            <w:instrText xml:space="preserve"> PAGEREF _Toc11227 \h </w:instrText>
           </w:r>
           <w:r>
             <w:fldChar w:fldCharType="separate"/>
@@ -2694,23 +2477,9 @@
         <w:p>
           <w:pPr>
             <w:pStyle w:val="16"/>
-            <w:keepNext w:val="0"/>
-            <w:keepLines w:val="0"/>
-            <w:pageBreakBefore w:val="0"/>
-            <w:widowControl w:val="0"/>
             <w:tabs>
               <w:tab w:val="right" w:leader="dot" w:pos="8306"/>
             </w:tabs>
-            <w:kinsoku w:val="0"/>
-            <w:wordWrap/>
-            <w:overflowPunct/>
-            <w:topLinePunct w:val="0"/>
-            <w:autoSpaceDE w:val="0"/>
-            <w:autoSpaceDN w:val="0"/>
-            <w:bidi w:val="0"/>
-            <w:adjustRightInd w:val="0"/>
-            <w:snapToGrid w:val="0"/>
-            <w:textAlignment w:val="baseline"/>
           </w:pPr>
           <w:r>
             <w:rPr>
@@ -2724,7 +2493,7 @@
               <w:rFonts w:hint="eastAsia" w:ascii="宋体" w:hAnsi="宋体" w:eastAsia="宋体" w:cs="宋体"/>
               <w:szCs w:val="24"/>
             </w:rPr>
-            <w:instrText xml:space="preserve"> HYPERLINK \l _Toc11749 </w:instrText>
+            <w:instrText xml:space="preserve"> HYPERLINK \l _Toc13185 </w:instrText>
           </w:r>
           <w:r>
             <w:rPr>
@@ -2761,7 +2530,7 @@
             <w:fldChar w:fldCharType="begin"/>
           </w:r>
           <w:r>
-            <w:instrText xml:space="preserve"> PAGEREF _Toc11749 \h </w:instrText>
+            <w:instrText xml:space="preserve"> PAGEREF _Toc13185 \h </w:instrText>
           </w:r>
           <w:r>
             <w:fldChar w:fldCharType="separate"/>
@@ -2783,23 +2552,9 @@
         <w:p>
           <w:pPr>
             <w:pStyle w:val="17"/>
-            <w:keepNext w:val="0"/>
-            <w:keepLines w:val="0"/>
-            <w:pageBreakBefore w:val="0"/>
-            <w:widowControl w:val="0"/>
             <w:tabs>
               <w:tab w:val="right" w:leader="dot" w:pos="8306"/>
             </w:tabs>
-            <w:kinsoku w:val="0"/>
-            <w:wordWrap/>
-            <w:overflowPunct/>
-            <w:topLinePunct w:val="0"/>
-            <w:autoSpaceDE w:val="0"/>
-            <w:autoSpaceDN w:val="0"/>
-            <w:bidi w:val="0"/>
-            <w:adjustRightInd w:val="0"/>
-            <w:snapToGrid w:val="0"/>
-            <w:textAlignment w:val="baseline"/>
           </w:pPr>
           <w:r>
             <w:rPr>
@@ -2813,7 +2568,7 @@
               <w:rFonts w:hint="eastAsia" w:ascii="宋体" w:hAnsi="宋体" w:eastAsia="宋体" w:cs="宋体"/>
               <w:szCs w:val="24"/>
             </w:rPr>
-            <w:instrText xml:space="preserve"> HYPERLINK \l _Toc3881 </w:instrText>
+            <w:instrText xml:space="preserve"> HYPERLINK \l _Toc7307 </w:instrText>
           </w:r>
           <w:r>
             <w:rPr>
@@ -2836,7 +2591,7 @@
             <w:fldChar w:fldCharType="begin"/>
           </w:r>
           <w:r>
-            <w:instrText xml:space="preserve"> PAGEREF _Toc3881 \h </w:instrText>
+            <w:instrText xml:space="preserve"> PAGEREF _Toc7307 \h </w:instrText>
           </w:r>
           <w:r>
             <w:fldChar w:fldCharType="separate"/>
@@ -2858,23 +2613,9 @@
         <w:p>
           <w:pPr>
             <w:pStyle w:val="17"/>
-            <w:keepNext w:val="0"/>
-            <w:keepLines w:val="0"/>
-            <w:pageBreakBefore w:val="0"/>
-            <w:widowControl w:val="0"/>
             <w:tabs>
               <w:tab w:val="right" w:leader="dot" w:pos="8306"/>
             </w:tabs>
-            <w:kinsoku w:val="0"/>
-            <w:wordWrap/>
-            <w:overflowPunct/>
-            <w:topLinePunct w:val="0"/>
-            <w:autoSpaceDE w:val="0"/>
-            <w:autoSpaceDN w:val="0"/>
-            <w:bidi w:val="0"/>
-            <w:adjustRightInd w:val="0"/>
-            <w:snapToGrid w:val="0"/>
-            <w:textAlignment w:val="baseline"/>
           </w:pPr>
           <w:r>
             <w:rPr>
@@ -2888,7 +2629,7 @@
               <w:rFonts w:hint="eastAsia" w:ascii="宋体" w:hAnsi="宋体" w:eastAsia="宋体" w:cs="宋体"/>
               <w:szCs w:val="24"/>
             </w:rPr>
-            <w:instrText xml:space="preserve"> HYPERLINK \l _Toc27108 </w:instrText>
+            <w:instrText xml:space="preserve"> HYPERLINK \l _Toc22186 </w:instrText>
           </w:r>
           <w:r>
             <w:rPr>
@@ -2911,7 +2652,7 @@
             <w:fldChar w:fldCharType="begin"/>
           </w:r>
           <w:r>
-            <w:instrText xml:space="preserve"> PAGEREF _Toc27108 \h </w:instrText>
+            <w:instrText xml:space="preserve"> PAGEREF _Toc22186 \h </w:instrText>
           </w:r>
           <w:r>
             <w:fldChar w:fldCharType="separate"/>
@@ -2933,23 +2674,9 @@
         <w:p>
           <w:pPr>
             <w:pStyle w:val="17"/>
-            <w:keepNext w:val="0"/>
-            <w:keepLines w:val="0"/>
-            <w:pageBreakBefore w:val="0"/>
-            <w:widowControl w:val="0"/>
             <w:tabs>
               <w:tab w:val="right" w:leader="dot" w:pos="8306"/>
             </w:tabs>
-            <w:kinsoku w:val="0"/>
-            <w:wordWrap/>
-            <w:overflowPunct/>
-            <w:topLinePunct w:val="0"/>
-            <w:autoSpaceDE w:val="0"/>
-            <w:autoSpaceDN w:val="0"/>
-            <w:bidi w:val="0"/>
-            <w:adjustRightInd w:val="0"/>
-            <w:snapToGrid w:val="0"/>
-            <w:textAlignment w:val="baseline"/>
           </w:pPr>
           <w:r>
             <w:rPr>
@@ -2963,7 +2690,7 @@
               <w:rFonts w:hint="eastAsia" w:ascii="宋体" w:hAnsi="宋体" w:eastAsia="宋体" w:cs="宋体"/>
               <w:szCs w:val="24"/>
             </w:rPr>
-            <w:instrText xml:space="preserve"> HYPERLINK \l _Toc15563 </w:instrText>
+            <w:instrText xml:space="preserve"> HYPERLINK \l _Toc10501 </w:instrText>
           </w:r>
           <w:r>
             <w:rPr>
@@ -2986,7 +2713,7 @@
             <w:fldChar w:fldCharType="begin"/>
           </w:r>
           <w:r>
-            <w:instrText xml:space="preserve"> PAGEREF _Toc15563 \h </w:instrText>
+            <w:instrText xml:space="preserve"> PAGEREF _Toc10501 \h </w:instrText>
           </w:r>
           <w:r>
             <w:fldChar w:fldCharType="separate"/>
@@ -3008,23 +2735,9 @@
         <w:p>
           <w:pPr>
             <w:pStyle w:val="16"/>
-            <w:keepNext w:val="0"/>
-            <w:keepLines w:val="0"/>
-            <w:pageBreakBefore w:val="0"/>
-            <w:widowControl w:val="0"/>
             <w:tabs>
               <w:tab w:val="right" w:leader="dot" w:pos="8306"/>
             </w:tabs>
-            <w:kinsoku w:val="0"/>
-            <w:wordWrap/>
-            <w:overflowPunct/>
-            <w:topLinePunct w:val="0"/>
-            <w:autoSpaceDE w:val="0"/>
-            <w:autoSpaceDN w:val="0"/>
-            <w:bidi w:val="0"/>
-            <w:adjustRightInd w:val="0"/>
-            <w:snapToGrid w:val="0"/>
-            <w:textAlignment w:val="baseline"/>
           </w:pPr>
           <w:r>
             <w:rPr>
@@ -3038,7 +2751,7 @@
               <w:rFonts w:hint="eastAsia" w:ascii="宋体" w:hAnsi="宋体" w:eastAsia="宋体" w:cs="宋体"/>
               <w:szCs w:val="24"/>
             </w:rPr>
-            <w:instrText xml:space="preserve"> HYPERLINK \l _Toc16061 </w:instrText>
+            <w:instrText xml:space="preserve"> HYPERLINK \l _Toc20093 </w:instrText>
           </w:r>
           <w:r>
             <w:rPr>
@@ -3061,7 +2774,7 @@
             <w:fldChar w:fldCharType="begin"/>
           </w:r>
           <w:r>
-            <w:instrText xml:space="preserve"> PAGEREF _Toc16061 \h </w:instrText>
+            <w:instrText xml:space="preserve"> PAGEREF _Toc20093 \h </w:instrText>
           </w:r>
           <w:r>
             <w:fldChar w:fldCharType="separate"/>
@@ -3083,23 +2796,9 @@
         <w:p>
           <w:pPr>
             <w:pStyle w:val="16"/>
-            <w:keepNext w:val="0"/>
-            <w:keepLines w:val="0"/>
-            <w:pageBreakBefore w:val="0"/>
-            <w:widowControl w:val="0"/>
             <w:tabs>
               <w:tab w:val="right" w:leader="dot" w:pos="8306"/>
             </w:tabs>
-            <w:kinsoku w:val="0"/>
-            <w:wordWrap/>
-            <w:overflowPunct/>
-            <w:topLinePunct w:val="0"/>
-            <w:autoSpaceDE w:val="0"/>
-            <w:autoSpaceDN w:val="0"/>
-            <w:bidi w:val="0"/>
-            <w:adjustRightInd w:val="0"/>
-            <w:snapToGrid w:val="0"/>
-            <w:textAlignment w:val="baseline"/>
           </w:pPr>
           <w:r>
             <w:rPr>
@@ -3113,7 +2812,7 @@
               <w:rFonts w:hint="eastAsia" w:ascii="宋体" w:hAnsi="宋体" w:eastAsia="宋体" w:cs="宋体"/>
               <w:szCs w:val="24"/>
             </w:rPr>
-            <w:instrText xml:space="preserve"> HYPERLINK \l _Toc7457 </w:instrText>
+            <w:instrText xml:space="preserve"> HYPERLINK \l _Toc27756 </w:instrText>
           </w:r>
           <w:r>
             <w:rPr>
@@ -3136,7 +2835,7 @@
             <w:fldChar w:fldCharType="begin"/>
           </w:r>
           <w:r>
-            <w:instrText xml:space="preserve"> PAGEREF _Toc7457 \h </w:instrText>
+            <w:instrText xml:space="preserve"> PAGEREF _Toc27756 \h </w:instrText>
           </w:r>
           <w:r>
             <w:fldChar w:fldCharType="separate"/>
@@ -3158,23 +2857,9 @@
         <w:p>
           <w:pPr>
             <w:pStyle w:val="16"/>
-            <w:keepNext w:val="0"/>
-            <w:keepLines w:val="0"/>
-            <w:pageBreakBefore w:val="0"/>
-            <w:widowControl w:val="0"/>
             <w:tabs>
               <w:tab w:val="right" w:leader="dot" w:pos="8306"/>
             </w:tabs>
-            <w:kinsoku w:val="0"/>
-            <w:wordWrap/>
-            <w:overflowPunct/>
-            <w:topLinePunct w:val="0"/>
-            <w:autoSpaceDE w:val="0"/>
-            <w:autoSpaceDN w:val="0"/>
-            <w:bidi w:val="0"/>
-            <w:adjustRightInd w:val="0"/>
-            <w:snapToGrid w:val="0"/>
-            <w:textAlignment w:val="baseline"/>
           </w:pPr>
           <w:r>
             <w:rPr>
@@ -3188,7 +2873,7 @@
               <w:rFonts w:hint="eastAsia" w:ascii="宋体" w:hAnsi="宋体" w:eastAsia="宋体" w:cs="宋体"/>
               <w:szCs w:val="24"/>
             </w:rPr>
-            <w:instrText xml:space="preserve"> HYPERLINK \l _Toc6328 </w:instrText>
+            <w:instrText xml:space="preserve"> HYPERLINK \l _Toc31690 </w:instrText>
           </w:r>
           <w:r>
             <w:rPr>
@@ -3211,13 +2896,13 @@
             <w:fldChar w:fldCharType="begin"/>
           </w:r>
           <w:r>
-            <w:instrText xml:space="preserve"> PAGEREF _Toc6328 \h </w:instrText>
+            <w:instrText xml:space="preserve"> PAGEREF _Toc31690 \h </w:instrText>
           </w:r>
           <w:r>
             <w:fldChar w:fldCharType="separate"/>
           </w:r>
           <w:r>
-            <w:t>7</w:t>
+            <w:t>6</w:t>
           </w:r>
           <w:r>
             <w:fldChar w:fldCharType="end"/>
@@ -3233,23 +2918,9 @@
         <w:p>
           <w:pPr>
             <w:pStyle w:val="16"/>
-            <w:keepNext w:val="0"/>
-            <w:keepLines w:val="0"/>
-            <w:pageBreakBefore w:val="0"/>
-            <w:widowControl w:val="0"/>
             <w:tabs>
               <w:tab w:val="right" w:leader="dot" w:pos="8306"/>
             </w:tabs>
-            <w:kinsoku w:val="0"/>
-            <w:wordWrap/>
-            <w:overflowPunct/>
-            <w:topLinePunct w:val="0"/>
-            <w:autoSpaceDE w:val="0"/>
-            <w:autoSpaceDN w:val="0"/>
-            <w:bidi w:val="0"/>
-            <w:adjustRightInd w:val="0"/>
-            <w:snapToGrid w:val="0"/>
-            <w:textAlignment w:val="baseline"/>
           </w:pPr>
           <w:r>
             <w:rPr>
@@ -3263,7 +2934,7 @@
               <w:rFonts w:hint="eastAsia" w:ascii="宋体" w:hAnsi="宋体" w:eastAsia="宋体" w:cs="宋体"/>
               <w:szCs w:val="24"/>
             </w:rPr>
-            <w:instrText xml:space="preserve"> HYPERLINK \l _Toc22366 </w:instrText>
+            <w:instrText xml:space="preserve"> HYPERLINK \l _Toc5537 </w:instrText>
           </w:r>
           <w:r>
             <w:rPr>
@@ -3286,7 +2957,7 @@
             <w:fldChar w:fldCharType="begin"/>
           </w:r>
           <w:r>
-            <w:instrText xml:space="preserve"> PAGEREF _Toc22366 \h </w:instrText>
+            <w:instrText xml:space="preserve"> PAGEREF _Toc5537 \h </w:instrText>
           </w:r>
           <w:r>
             <w:fldChar w:fldCharType="separate"/>
@@ -3453,7 +3124,7 @@
           <w:lang w:val="en-US" w:eastAsia="zh-CN"/>
         </w:rPr>
       </w:pPr>
-      <w:bookmarkStart w:id="2" w:name="_Toc4818"/>
+      <w:bookmarkStart w:id="2" w:name="_Toc17124"/>
       <w:r>
         <w:rPr>
           <w:rFonts w:hint="default"/>
@@ -3485,7 +3156,7 @@
           <w:lang w:val="en-US" w:eastAsia="zh-CN"/>
         </w:rPr>
       </w:pPr>
-      <w:bookmarkStart w:id="3" w:name="_Toc8166"/>
+      <w:bookmarkStart w:id="3" w:name="_Toc22093"/>
       <w:r>
         <w:rPr>
           <w:rFonts w:hint="default"/>
@@ -3547,7 +3218,7 @@
           <w:lang w:val="en-US" w:eastAsia="zh-CN"/>
         </w:rPr>
       </w:pPr>
-      <w:bookmarkStart w:id="4" w:name="_Toc19085"/>
+      <w:bookmarkStart w:id="4" w:name="_Toc11227"/>
       <w:r>
         <w:rPr>
           <w:rFonts w:hint="default"/>
@@ -3683,7 +3354,7 @@
           <w:lang w:val="en-US" w:eastAsia="zh-CN"/>
         </w:rPr>
       </w:pPr>
-      <w:bookmarkStart w:id="5" w:name="_Toc11749"/>
+      <w:bookmarkStart w:id="5" w:name="_Toc13185"/>
       <w:r>
         <w:rPr>
           <w:rFonts w:hint="eastAsia"/>
@@ -3722,7 +3393,7 @@
           <w:lang w:val="en-US" w:eastAsia="zh-CN"/>
         </w:rPr>
       </w:pPr>
-      <w:bookmarkStart w:id="6" w:name="_Toc3881"/>
+      <w:bookmarkStart w:id="6" w:name="_Toc7307"/>
       <w:r>
         <w:rPr>
           <w:rFonts w:hint="default"/>
@@ -3784,7 +3455,7 @@
           <w:lang w:val="en-US" w:eastAsia="zh-CN"/>
         </w:rPr>
       </w:pPr>
-      <w:bookmarkStart w:id="7" w:name="_Toc27108"/>
+      <w:bookmarkStart w:id="7" w:name="_Toc22186"/>
       <w:r>
         <w:rPr>
           <w:rFonts w:hint="default"/>
@@ -4080,7 +3751,7 @@
           <w:lang w:val="en-US" w:eastAsia="zh-CN"/>
         </w:rPr>
       </w:pPr>
-      <w:bookmarkStart w:id="8" w:name="_Toc15563"/>
+      <w:bookmarkStart w:id="8" w:name="_Toc10501"/>
       <w:r>
         <w:rPr>
           <w:rFonts w:hint="default"/>
@@ -4202,7 +3873,7 @@
           <w:lang w:val="en-US" w:eastAsia="zh-CN"/>
         </w:rPr>
       </w:pPr>
-      <w:bookmarkStart w:id="9" w:name="_Toc16061"/>
+      <w:bookmarkStart w:id="9" w:name="_Toc20093"/>
       <w:r>
         <w:rPr>
           <w:rFonts w:hint="default"/>
@@ -4528,7 +4199,7 @@
           <w:lang w:val="en-US" w:eastAsia="zh-CN"/>
         </w:rPr>
       </w:pPr>
-      <w:bookmarkStart w:id="10" w:name="_Toc7457"/>
+      <w:bookmarkStart w:id="10" w:name="_Toc27756"/>
       <w:r>
         <w:rPr>
           <w:rFonts w:hint="default"/>
@@ -4694,7 +4365,7 @@
           <w:lang w:val="en-US" w:eastAsia="zh-CN"/>
         </w:rPr>
       </w:pPr>
-      <w:bookmarkStart w:id="11" w:name="_Toc6328"/>
+      <w:bookmarkStart w:id="11" w:name="_Toc31690"/>
       <w:r>
         <w:rPr>
           <w:rFonts w:hint="default"/>
@@ -4827,596 +4498,6 @@
     <w:p>
       <w:pPr>
         <w:pStyle w:val="28"/>
-        <w:bidi w:val="0"/>
-        <w:rPr>
-          <w:rFonts w:hint="default"/>
-          <w:lang w:val="en-US" w:eastAsia="zh-CN"/>
-        </w:rPr>
-      </w:pPr>
-      <w:bookmarkStart w:id="12" w:name="_Toc22366"/>
-      <w:r>
-        <w:rPr>
-          <w:rFonts w:hint="eastAsia"/>
-          <w:lang w:val="en-US" w:eastAsia="zh-CN"/>
-        </w:rPr>
-        <w:t>近三年应用情况</w:t>
-      </w:r>
-    </w:p>
-    <w:p>
-      <w:pPr>
-        <w:pStyle w:val="30"/>
-        <w:bidi w:val="0"/>
-        <w:rPr>
-          <w:rFonts w:hint="default"/>
-          <w:lang w:val="en-US" w:eastAsia="zh-CN"/>
-        </w:rPr>
-      </w:pPr>
-      <w:r>
-        <w:rPr>
-          <w:rFonts w:hint="eastAsia"/>
-          <w:lang w:val="en-US" w:eastAsia="zh-CN"/>
-        </w:rPr>
-        <w:t>近三年指标完成情况</w:t>
-      </w:r>
-    </w:p>
-    <w:p>
-      <w:pPr>
-        <w:pStyle w:val="29"/>
-        <w:bidi w:val="0"/>
-      </w:pPr>
-      <w:r>
-        <w:t>自202</w:t>
-      </w:r>
-      <w:r>
-        <w:rPr>
-          <w:rFonts w:hint="eastAsia"/>
-          <w:lang w:val="en-US" w:eastAsia="zh-CN"/>
-        </w:rPr>
-        <w:t>2</w:t>
-      </w:r>
-      <w:r>
-        <w:t>年服务知识管理体系初步建立以来，知识应用成效持续提升，近三年核心指标及应用成效如下：</w:t>
-      </w:r>
-    </w:p>
-    <w:tbl>
-      <w:tblPr>
-        <w:tblStyle w:val="21"/>
-        <w:tblW w:w="0" w:type="auto"/>
-        <w:tblInd w:w="0" w:type="dxa"/>
-        <w:tblBorders>
-          <w:top w:val="single" w:color="auto" w:sz="4" w:space="0"/>
-          <w:left w:val="single" w:color="auto" w:sz="4" w:space="0"/>
-          <w:bottom w:val="single" w:color="auto" w:sz="4" w:space="0"/>
-          <w:right w:val="single" w:color="auto" w:sz="4" w:space="0"/>
-          <w:insideH w:val="single" w:color="auto" w:sz="4" w:space="0"/>
-          <w:insideV w:val="single" w:color="auto" w:sz="4" w:space="0"/>
-        </w:tblBorders>
-        <w:tblLayout w:type="autofit"/>
-        <w:tblCellMar>
-          <w:top w:w="0" w:type="dxa"/>
-          <w:left w:w="108" w:type="dxa"/>
-          <w:bottom w:w="0" w:type="dxa"/>
-          <w:right w:w="108" w:type="dxa"/>
-        </w:tblCellMar>
-      </w:tblPr>
-      <w:tblGrid>
-        <w:gridCol w:w="1865"/>
-        <w:gridCol w:w="2395"/>
-        <w:gridCol w:w="2130"/>
-        <w:gridCol w:w="2130"/>
-      </w:tblGrid>
-      <w:tr>
-        <w:tblPrEx>
-          <w:tblBorders>
-            <w:top w:val="single" w:color="auto" w:sz="4" w:space="0"/>
-            <w:left w:val="single" w:color="auto" w:sz="4" w:space="0"/>
-            <w:bottom w:val="single" w:color="auto" w:sz="4" w:space="0"/>
-            <w:right w:val="single" w:color="auto" w:sz="4" w:space="0"/>
-            <w:insideH w:val="single" w:color="auto" w:sz="4" w:space="0"/>
-            <w:insideV w:val="single" w:color="auto" w:sz="4" w:space="0"/>
-          </w:tblBorders>
-          <w:tblCellMar>
-            <w:top w:w="0" w:type="dxa"/>
-            <w:left w:w="108" w:type="dxa"/>
-            <w:bottom w:w="0" w:type="dxa"/>
-            <w:right w:w="108" w:type="dxa"/>
-          </w:tblCellMar>
-        </w:tblPrEx>
-        <w:tc>
-          <w:tcPr>
-            <w:tcW w:w="1865" w:type="dxa"/>
-          </w:tcPr>
-          <w:p>
-            <w:pPr>
-              <w:pStyle w:val="29"/>
-              <w:widowControl w:val="0"/>
-              <w:bidi w:val="0"/>
-              <w:rPr>
-                <w:rFonts w:hint="default"/>
-                <w:vertAlign w:val="baseline"/>
-                <w:lang w:val="en-US" w:eastAsia="zh-CN"/>
-              </w:rPr>
-            </w:pPr>
-            <w:r>
-              <w:rPr>
-                <w:rFonts w:hint="eastAsia"/>
-                <w:vertAlign w:val="baseline"/>
-                <w:lang w:val="en-US" w:eastAsia="zh-CN"/>
-              </w:rPr>
-              <w:t>年份</w:t>
-            </w:r>
-          </w:p>
-        </w:tc>
-        <w:tc>
-          <w:tcPr>
-            <w:tcW w:w="2395" w:type="dxa"/>
-          </w:tcPr>
-          <w:p>
-            <w:pPr>
-              <w:pStyle w:val="29"/>
-              <w:widowControl w:val="0"/>
-              <w:bidi w:val="0"/>
-              <w:rPr>
-                <w:rFonts w:hint="default"/>
-                <w:vertAlign w:val="baseline"/>
-                <w:lang w:val="en-US" w:eastAsia="zh-CN"/>
-              </w:rPr>
-            </w:pPr>
-            <w:r>
-              <w:rPr>
-                <w:rFonts w:hint="eastAsia"/>
-                <w:vertAlign w:val="baseline"/>
-                <w:lang w:val="en-US" w:eastAsia="zh-CN"/>
-              </w:rPr>
-              <w:t>2023年</w:t>
-            </w:r>
-          </w:p>
-        </w:tc>
-        <w:tc>
-          <w:tcPr>
-            <w:tcW w:w="2130" w:type="dxa"/>
-          </w:tcPr>
-          <w:p>
-            <w:pPr>
-              <w:pStyle w:val="29"/>
-              <w:widowControl w:val="0"/>
-              <w:bidi w:val="0"/>
-              <w:rPr>
-                <w:rFonts w:hint="default"/>
-                <w:vertAlign w:val="baseline"/>
-                <w:lang w:val="en-US" w:eastAsia="zh-CN"/>
-              </w:rPr>
-            </w:pPr>
-            <w:r>
-              <w:rPr>
-                <w:rFonts w:hint="eastAsia"/>
-                <w:vertAlign w:val="baseline"/>
-                <w:lang w:val="en-US" w:eastAsia="zh-CN"/>
-              </w:rPr>
-              <w:t>2024年</w:t>
-            </w:r>
-          </w:p>
-        </w:tc>
-        <w:tc>
-          <w:tcPr>
-            <w:tcW w:w="2130" w:type="dxa"/>
-          </w:tcPr>
-          <w:p>
-            <w:pPr>
-              <w:pStyle w:val="29"/>
-              <w:widowControl w:val="0"/>
-              <w:bidi w:val="0"/>
-              <w:rPr>
-                <w:rFonts w:hint="default"/>
-                <w:vertAlign w:val="baseline"/>
-                <w:lang w:val="en-US" w:eastAsia="zh-CN"/>
-              </w:rPr>
-            </w:pPr>
-            <w:r>
-              <w:rPr>
-                <w:rFonts w:hint="eastAsia"/>
-                <w:vertAlign w:val="baseline"/>
-                <w:lang w:val="en-US" w:eastAsia="zh-CN"/>
-              </w:rPr>
-              <w:t>2025年</w:t>
-            </w:r>
-          </w:p>
-        </w:tc>
-      </w:tr>
-      <w:tr>
-        <w:tblPrEx>
-          <w:tblBorders>
-            <w:top w:val="single" w:color="auto" w:sz="4" w:space="0"/>
-            <w:left w:val="single" w:color="auto" w:sz="4" w:space="0"/>
-            <w:bottom w:val="single" w:color="auto" w:sz="4" w:space="0"/>
-            <w:right w:val="single" w:color="auto" w:sz="4" w:space="0"/>
-            <w:insideH w:val="single" w:color="auto" w:sz="4" w:space="0"/>
-            <w:insideV w:val="single" w:color="auto" w:sz="4" w:space="0"/>
-          </w:tblBorders>
-          <w:tblCellMar>
-            <w:top w:w="0" w:type="dxa"/>
-            <w:left w:w="108" w:type="dxa"/>
-            <w:bottom w:w="0" w:type="dxa"/>
-            <w:right w:w="108" w:type="dxa"/>
-          </w:tblCellMar>
-        </w:tblPrEx>
-        <w:tc>
-          <w:tcPr>
-            <w:tcW w:w="1865" w:type="dxa"/>
-          </w:tcPr>
-          <w:p>
-            <w:pPr>
-              <w:pStyle w:val="29"/>
-              <w:widowControl w:val="0"/>
-              <w:bidi w:val="0"/>
-              <w:ind w:left="0" w:leftChars="0" w:firstLine="0" w:firstLineChars="0"/>
-              <w:rPr>
-                <w:rFonts w:hint="default"/>
-                <w:vertAlign w:val="baseline"/>
-                <w:lang w:val="en-US" w:eastAsia="zh-CN"/>
-              </w:rPr>
-            </w:pPr>
-            <w:r>
-              <w:rPr>
-                <w:rFonts w:hint="eastAsia"/>
-                <w:vertAlign w:val="baseline"/>
-                <w:lang w:val="en-US" w:eastAsia="zh-CN"/>
-              </w:rPr>
-              <w:t>知识新增条数</w:t>
-            </w:r>
-          </w:p>
-        </w:tc>
-        <w:tc>
-          <w:tcPr>
-            <w:tcW w:w="2395" w:type="dxa"/>
-          </w:tcPr>
-          <w:p>
-            <w:pPr>
-              <w:pStyle w:val="29"/>
-              <w:widowControl w:val="0"/>
-              <w:bidi w:val="0"/>
-              <w:rPr>
-                <w:rFonts w:hint="default"/>
-                <w:vertAlign w:val="baseline"/>
-                <w:lang w:val="en-US" w:eastAsia="zh-CN"/>
-              </w:rPr>
-            </w:pPr>
-            <w:r>
-              <w:rPr>
-                <w:rFonts w:hint="eastAsia"/>
-                <w:vertAlign w:val="baseline"/>
-                <w:lang w:val="en-US" w:eastAsia="zh-CN"/>
-              </w:rPr>
-              <w:t>40条</w:t>
-            </w:r>
-          </w:p>
-        </w:tc>
-        <w:tc>
-          <w:tcPr>
-            <w:tcW w:w="2130" w:type="dxa"/>
-          </w:tcPr>
-          <w:p>
-            <w:pPr>
-              <w:pStyle w:val="29"/>
-              <w:widowControl w:val="0"/>
-              <w:bidi w:val="0"/>
-              <w:rPr>
-                <w:rFonts w:hint="default"/>
-                <w:vertAlign w:val="baseline"/>
-                <w:lang w:val="en-US" w:eastAsia="zh-CN"/>
-              </w:rPr>
-            </w:pPr>
-            <w:r>
-              <w:rPr>
-                <w:rFonts w:hint="eastAsia"/>
-                <w:vertAlign w:val="baseline"/>
-                <w:lang w:val="en-US" w:eastAsia="zh-CN"/>
-              </w:rPr>
-              <w:t>50条</w:t>
-            </w:r>
-          </w:p>
-        </w:tc>
-        <w:tc>
-          <w:tcPr>
-            <w:tcW w:w="2130" w:type="dxa"/>
-          </w:tcPr>
-          <w:p>
-            <w:pPr>
-              <w:pStyle w:val="29"/>
-              <w:widowControl w:val="0"/>
-              <w:bidi w:val="0"/>
-              <w:rPr>
-                <w:rFonts w:hint="default"/>
-                <w:vertAlign w:val="baseline"/>
-                <w:lang w:val="en-US" w:eastAsia="zh-CN"/>
-              </w:rPr>
-            </w:pPr>
-            <w:r>
-              <w:rPr>
-                <w:rFonts w:hint="eastAsia"/>
-                <w:vertAlign w:val="baseline"/>
-                <w:lang w:val="en-US" w:eastAsia="zh-CN"/>
-              </w:rPr>
-              <w:t>60条</w:t>
-            </w:r>
-          </w:p>
-        </w:tc>
-      </w:tr>
-    </w:tbl>
-    <w:p>
-      <w:pPr>
-        <w:pStyle w:val="29"/>
-        <w:bidi w:val="0"/>
-      </w:pPr>
-      <w:r>
-        <w:t>近三年各年度均达到或超过制度设定的考核目标（≥10条/季度），知识积累呈稳步增长态势</w:t>
-      </w:r>
-    </w:p>
-    <w:p>
-      <w:pPr>
-        <w:pStyle w:val="30"/>
-        <w:bidi w:val="0"/>
-        <w:rPr>
-          <w:rFonts w:hint="default"/>
-          <w:lang w:val="en-US" w:eastAsia="zh-CN"/>
-        </w:rPr>
-      </w:pPr>
-      <w:r>
-        <w:rPr>
-          <w:rFonts w:hint="default"/>
-          <w:lang w:val="en-US" w:eastAsia="zh-CN"/>
-        </w:rPr>
-        <w:t>年度改进重点与成效</w:t>
-      </w:r>
-    </w:p>
-    <w:p>
-      <w:pPr>
-        <w:pStyle w:val="31"/>
-        <w:bidi w:val="0"/>
-        <w:rPr>
-          <w:rFonts w:hint="default"/>
-          <w:lang w:val="en-US" w:eastAsia="zh-CN"/>
-        </w:rPr>
-      </w:pPr>
-      <w:r>
-        <w:rPr>
-          <w:rFonts w:hint="default"/>
-          <w:lang w:val="en-US" w:eastAsia="zh-CN"/>
-        </w:rPr>
-        <w:t>2023年（基础建设期）</w:t>
-      </w:r>
-    </w:p>
-    <w:p>
-      <w:pPr>
-        <w:pStyle w:val="29"/>
-        <w:bidi w:val="0"/>
-        <w:rPr>
-          <w:rFonts w:hint="default"/>
-          <w:lang w:val="en-US" w:eastAsia="zh-CN"/>
-        </w:rPr>
-      </w:pPr>
-      <w:r>
-        <w:rPr>
-          <w:rFonts w:hint="default"/>
-          <w:lang w:val="en-US" w:eastAsia="zh-CN"/>
-        </w:rPr>
-        <w:t>完成知识管理制度的首次发布与宣贯，明确“提交→审核→发布→归档”全生命周期管理流程</w:t>
-      </w:r>
-    </w:p>
-    <w:p>
-      <w:pPr>
-        <w:pStyle w:val="29"/>
-        <w:bidi w:val="0"/>
-        <w:rPr>
-          <w:rFonts w:hint="default"/>
-          <w:lang w:val="en-US" w:eastAsia="zh-CN"/>
-        </w:rPr>
-      </w:pPr>
-      <w:r>
-        <w:rPr>
-          <w:rFonts w:hint="default"/>
-          <w:lang w:val="en-US" w:eastAsia="zh-CN"/>
-        </w:rPr>
-        <w:t>系统平台正式上线，完成历史技术文档与流程规范的批量导入</w:t>
-      </w:r>
-    </w:p>
-    <w:p>
-      <w:pPr>
-        <w:pStyle w:val="29"/>
-        <w:bidi w:val="0"/>
-        <w:rPr>
-          <w:rFonts w:hint="default"/>
-          <w:lang w:val="en-US" w:eastAsia="zh-CN"/>
-        </w:rPr>
-      </w:pPr>
-      <w:r>
-        <w:rPr>
-          <w:rFonts w:hint="default"/>
-          <w:lang w:val="en-US" w:eastAsia="zh-CN"/>
-        </w:rPr>
-        <w:t>全年累计新增知识条目40条，初步实现知识从“无”到“有”的跨越</w:t>
-      </w:r>
-    </w:p>
-    <w:p>
-      <w:pPr>
-        <w:pStyle w:val="29"/>
-        <w:bidi w:val="0"/>
-        <w:rPr>
-          <w:rFonts w:hint="default"/>
-          <w:lang w:val="en-US" w:eastAsia="zh-CN"/>
-        </w:rPr>
-      </w:pPr>
-      <w:r>
-        <w:rPr>
-          <w:rFonts w:hint="default"/>
-          <w:lang w:val="en-US" w:eastAsia="zh-CN"/>
-        </w:rPr>
-        <w:t>一线员工知识查阅率尚处于认知培养阶段，知识复用效果初步显现</w:t>
-      </w:r>
-    </w:p>
-    <w:p>
-      <w:pPr>
-        <w:pStyle w:val="31"/>
-        <w:bidi w:val="0"/>
-        <w:rPr>
-          <w:rFonts w:hint="default"/>
-          <w:lang w:val="en-US" w:eastAsia="zh-CN"/>
-        </w:rPr>
-      </w:pPr>
-      <w:r>
-        <w:rPr>
-          <w:rFonts w:hint="default"/>
-          <w:lang w:val="en-US" w:eastAsia="zh-CN"/>
-        </w:rPr>
-        <w:t>2024年（稳步提升期）</w:t>
-      </w:r>
-    </w:p>
-    <w:p>
-      <w:pPr>
-        <w:pStyle w:val="29"/>
-        <w:bidi w:val="0"/>
-        <w:rPr>
-          <w:rFonts w:hint="default"/>
-          <w:lang w:val="en-US" w:eastAsia="zh-CN"/>
-        </w:rPr>
-      </w:pPr>
-      <w:r>
-        <w:rPr>
-          <w:rFonts w:hint="default"/>
-          <w:lang w:val="en-US" w:eastAsia="zh-CN"/>
-        </w:rPr>
-        <w:t>随着制度宣贯深入及知识专员职责落实，员工提交积极性明显提升</w:t>
-      </w:r>
-    </w:p>
-    <w:p>
-      <w:pPr>
-        <w:pStyle w:val="29"/>
-        <w:bidi w:val="0"/>
-        <w:rPr>
-          <w:rFonts w:hint="default"/>
-          <w:lang w:val="en-US" w:eastAsia="zh-CN"/>
-        </w:rPr>
-      </w:pPr>
-      <w:r>
-        <w:rPr>
-          <w:rFonts w:hint="default"/>
-          <w:lang w:val="en-US" w:eastAsia="zh-CN"/>
-        </w:rPr>
-        <w:t>内容结构持续优化，典型故障案例与运维文档占比提高</w:t>
-      </w:r>
-    </w:p>
-    <w:p>
-      <w:pPr>
-        <w:pStyle w:val="29"/>
-        <w:bidi w:val="0"/>
-        <w:rPr>
-          <w:rFonts w:hint="default"/>
-          <w:lang w:val="en-US" w:eastAsia="zh-CN"/>
-        </w:rPr>
-      </w:pPr>
-      <w:r>
-        <w:rPr>
-          <w:rFonts w:hint="default"/>
-          <w:lang w:val="en-US" w:eastAsia="zh-CN"/>
-        </w:rPr>
-        <w:t>全年累计新增知识条目50条，同比增长25%</w:t>
-      </w:r>
-    </w:p>
-    <w:p>
-      <w:pPr>
-        <w:pStyle w:val="29"/>
-        <w:bidi w:val="0"/>
-        <w:rPr>
-          <w:rFonts w:hint="default"/>
-          <w:lang w:val="en-US" w:eastAsia="zh-CN"/>
-        </w:rPr>
-      </w:pPr>
-      <w:r>
-        <w:rPr>
-          <w:rFonts w:hint="default"/>
-          <w:lang w:val="en-US" w:eastAsia="zh-CN"/>
-        </w:rPr>
-        <w:t>知识查阅频次较上年显著增加，一线问题解决率有所提升</w:t>
-      </w:r>
-    </w:p>
-    <w:p>
-      <w:pPr>
-        <w:pStyle w:val="31"/>
-        <w:bidi w:val="0"/>
-        <w:rPr>
-          <w:rFonts w:hint="default"/>
-          <w:lang w:val="en-US" w:eastAsia="zh-CN"/>
-        </w:rPr>
-      </w:pPr>
-      <w:r>
-        <w:rPr>
-          <w:rFonts w:hint="default"/>
-          <w:lang w:val="en-US" w:eastAsia="zh-CN"/>
-        </w:rPr>
-        <w:t>2025年（成熟应用期）</w:t>
-      </w:r>
-    </w:p>
-    <w:p>
-      <w:pPr>
-        <w:pStyle w:val="29"/>
-        <w:bidi w:val="0"/>
-        <w:rPr>
-          <w:rFonts w:hint="default"/>
-          <w:lang w:val="en-US" w:eastAsia="zh-CN"/>
-        </w:rPr>
-      </w:pPr>
-      <w:r>
-        <w:rPr>
-          <w:rFonts w:hint="default"/>
-          <w:lang w:val="en-US" w:eastAsia="zh-CN"/>
-        </w:rPr>
-        <w:t>各季度均超额完成新增10条的目标，全年累计新增60条，较上年增长20%</w:t>
-      </w:r>
-    </w:p>
-    <w:p>
-      <w:pPr>
-        <w:pStyle w:val="29"/>
-        <w:bidi w:val="0"/>
-        <w:rPr>
-          <w:rFonts w:hint="default"/>
-          <w:lang w:val="en-US" w:eastAsia="zh-CN"/>
-        </w:rPr>
-      </w:pPr>
-      <w:r>
-        <w:rPr>
-          <w:rFonts w:hint="default"/>
-          <w:lang w:val="en-US" w:eastAsia="zh-CN"/>
-        </w:rPr>
-        <w:t>知识复审机制有效运行，定期对失效知识进行修订或归档，保障知识时效性与准确性</w:t>
-      </w:r>
-    </w:p>
-    <w:p>
-      <w:pPr>
-        <w:pStyle w:val="29"/>
-        <w:bidi w:val="0"/>
-        <w:rPr>
-          <w:rFonts w:hint="default"/>
-          <w:lang w:val="en-US" w:eastAsia="zh-CN"/>
-        </w:rPr>
-      </w:pPr>
-      <w:r>
-        <w:rPr>
-          <w:rFonts w:hint="default"/>
-          <w:lang w:val="en-US" w:eastAsia="zh-CN"/>
-        </w:rPr>
-        <w:t>服务知识库已成为运维人员日常工作的必备工具</w:t>
-      </w:r>
-      <w:r>
-        <w:rPr>
-          <w:rFonts w:hint="eastAsia"/>
-          <w:lang w:val="en-US" w:eastAsia="zh-CN"/>
-        </w:rPr>
-        <w:t>。</w:t>
-      </w:r>
-    </w:p>
-    <w:p>
-      <w:pPr>
-        <w:pStyle w:val="28"/>
         <w:keepNext w:val="0"/>
         <w:keepLines w:val="0"/>
         <w:pageBreakBefore w:val="0"/>
@@ -5436,6 +4517,7 @@
           <w:lang w:val="en-US" w:eastAsia="zh-CN"/>
         </w:rPr>
       </w:pPr>
+      <w:bookmarkStart w:id="12" w:name="_Toc5537"/>
       <w:r>
         <w:rPr>
           <w:rFonts w:hint="default"/>

--- a/8.资源管理/2.运行记录类文件/TXHS-08-09-服务知识应用情况说明.docx
+++ b/8.资源管理/2.运行记录类文件/TXHS-08-09-服务知识应用情况说明.docx
@@ -1,10 +1,11 @@
 
 <file path=word/document.xml><?xml version="1.0" encoding="utf-8"?>
-<w:document xmlns:wpc="http://schemas.microsoft.com/office/word/2010/wordprocessingCanvas" xmlns:mc="http://schemas.openxmlformats.org/markup-compatibility/2006" xmlns:o="urn:schemas-microsoft-com:office:office" xmlns:r="http://schemas.openxmlformats.org/officeDocument/2006/relationships" xmlns:m="http://schemas.openxmlformats.org/officeDocument/2006/math" xmlns:v="urn:schemas-microsoft-com:vml" xmlns:wp14="http://schemas.microsoft.com/office/word/2010/wordprocessingDrawing" xmlns:wp="http://schemas.openxmlformats.org/drawingml/2006/wordprocessingDrawing" xmlns:w="http://schemas.openxmlformats.org/wordprocessingml/2006/main" xmlns:w14="http://schemas.microsoft.com/office/word/2010/wordml" xmlns:w10="urn:schemas-microsoft-com:office:word" xmlns:w15="http://schemas.microsoft.com/office/word/2012/wordml" xmlns:wpg="http://schemas.microsoft.com/office/word/2010/wordprocessingGroup" xmlns:wpi="http://schemas.microsoft.com/office/word/2010/wordprocessingInk" xmlns:wne="http://schemas.microsoft.com/office/word/2006/wordml" xmlns:wps="http://schemas.microsoft.com/office/word/2010/wordprocessingShape" xmlns:wpsCustomData="http://www.wps.cn/officeDocument/2013/wpsCustomData" mc:Ignorable="w14 w15 wp14">
+<w:document xmlns:wpc="http://schemas.microsoft.com/office/word/2010/wordprocessingCanvas" xmlns:mc="http://schemas.openxmlformats.org/markup-compatibility/2006" xmlns:o="urn:schemas-microsoft-com:office:office" xmlns:r="http://schemas.openxmlformats.org/officeDocument/2006/relationships" xmlns:m="http://schemas.openxmlformats.org/officeDocument/2006/math" xmlns:v="urn:schemas-microsoft-com:vml" xmlns:wp14="http://schemas.microsoft.com/office/word/2010/wordprocessingDrawing" xmlns:wp="http://schemas.openxmlformats.org/drawingml/2006/wordprocessingDrawing" xmlns:w10="urn:schemas-microsoft-com:office:word" xmlns:w="http://schemas.openxmlformats.org/wordprocessingml/2006/main" xmlns:w14="http://schemas.microsoft.com/office/word/2010/wordml" xmlns:w15="http://schemas.microsoft.com/office/word/2012/wordml" xmlns:wne="http://schemas.microsoft.com/office/word/2006/wordml" xmlns:wpg="http://schemas.microsoft.com/office/word/2010/wordprocessingGroup" xmlns:wpi="http://schemas.microsoft.com/office/word/2010/wordprocessingInk" xmlns:wps="http://schemas.microsoft.com/office/word/2010/wordprocessingShape" mc:Ignorable="w14 w15 wp14">
+  <!-- Generated by Aspose.Words for .NET 13.3.0.1 -->
   <w:body>
     <w:p>
       <w:pPr>
-        <w:pStyle w:val="24"/>
+        <w:pStyle w:val="a"/>
         <w:keepNext w:val="0"/>
         <w:keepLines w:val="0"/>
         <w:pageBreakBefore w:val="0"/>
@@ -24,7 +25,7 @@
       <w:bookmarkStart w:id="0" w:name="_Toc12916"/>
       <w:r>
         <w:drawing>
-          <wp:anchor distT="0" distB="0" distL="114300" distR="114300" simplePos="0" relativeHeight="251661312" behindDoc="1" locked="0" layoutInCell="1" allowOverlap="1">
+          <wp:anchor distT="0" distB="0" distL="114300" distR="114300" simplePos="0" relativeHeight="251660288" behindDoc="1" locked="0" layoutInCell="1" allowOverlap="1">
             <wp:simplePos x="0" y="0"/>
             <wp:positionH relativeFrom="column">
               <wp:posOffset>-19050</wp:posOffset>
@@ -49,7 +50,7 @@
                     </pic:cNvPicPr>
                   </pic:nvPicPr>
                   <pic:blipFill>
-                    <a:blip r:embed="rId7"/>
+                    <a:blip xmlns:r="http://schemas.openxmlformats.org/officeDocument/2006/relationships" r:embed="rId4"/>
                     <a:stretch>
                       <a:fillRect/>
                     </a:stretch>
@@ -75,7 +76,7 @@
       </w:r>
       <w:r>
         <w:drawing>
-          <wp:anchor distT="0" distB="0" distL="114300" distR="114300" simplePos="0" relativeHeight="251660288" behindDoc="1" locked="0" layoutInCell="1" allowOverlap="1">
+          <wp:anchor distT="0" distB="0" distL="114300" distR="114300" simplePos="0" relativeHeight="251659264" behindDoc="1" locked="0" layoutInCell="1" allowOverlap="1">
             <wp:simplePos x="0" y="0"/>
             <wp:positionH relativeFrom="column">
               <wp:posOffset>0</wp:posOffset>
@@ -100,7 +101,7 @@
                     </pic:cNvPicPr>
                   </pic:nvPicPr>
                   <pic:blipFill>
-                    <a:blip r:embed="rId8"/>
+                    <a:blip xmlns:r="http://schemas.openxmlformats.org/officeDocument/2006/relationships" r:embed="rId5"/>
                     <a:stretch>
                       <a:fillRect/>
                     </a:stretch>
@@ -130,7 +131,7 @@
           <w:lang w:val="en-US" w:eastAsia="zh-CN"/>
         </w:rPr>
         <w:drawing>
-          <wp:anchor distT="0" distB="0" distL="114300" distR="114300" simplePos="0" relativeHeight="251659264" behindDoc="1" locked="0" layoutInCell="1" allowOverlap="1">
+          <wp:anchor distT="0" distB="0" distL="114300" distR="114300" simplePos="0" relativeHeight="251658240" behindDoc="1" locked="0" layoutInCell="1" allowOverlap="1">
             <wp:simplePos x="0" y="0"/>
             <wp:positionH relativeFrom="column">
               <wp:posOffset>635</wp:posOffset>
@@ -155,7 +156,7 @@
                     </pic:cNvPicPr>
                   </pic:nvPicPr>
                   <pic:blipFill>
-                    <a:blip r:embed="rId9">
+                    <a:blip xmlns:r="http://schemas.openxmlformats.org/officeDocument/2006/relationships" r:embed="rId6">
                       <a:alphaModFix amt="58000"/>
                       <a:lum contrast="-52000"/>
                     </a:blip>
@@ -189,7 +190,7 @@
     </w:p>
     <w:p>
       <w:pPr>
-        <w:pStyle w:val="25"/>
+        <w:pStyle w:val="a0"/>
         <w:keepNext w:val="0"/>
         <w:keepLines w:val="0"/>
         <w:pageBreakBefore w:val="0"/>
@@ -236,11 +237,11 @@
         <w:adjustRightInd w:val="0"/>
         <w:snapToGrid w:val="0"/>
         <w:spacing w:after="624" w:afterLines="200" w:line="219" w:lineRule="auto"/>
-        <w:ind w:left="0" w:leftChars="0" w:right="0" w:rightChars="0" w:firstLine="0" w:firstLineChars="0"/>
+        <w:ind w:left="0" w:right="0" w:firstLine="0" w:leftChars="0" w:rightChars="0" w:firstLineChars="0"/>
         <w:jc w:val="center"/>
         <w:textAlignment w:val="baseline"/>
         <w:rPr>
-          <w:rFonts w:hint="eastAsia" w:ascii="宋体" w:hAnsi="宋体" w:eastAsia="宋体" w:cs="宋体"/>
+          <w:rFonts w:ascii="宋体" w:eastAsia="宋体" w:hAnsi="宋体" w:cs="宋体" w:hint="eastAsia"/>
           <w:sz w:val="24"/>
           <w:szCs w:val="24"/>
           <w:lang w:val="en-US" w:eastAsia="zh-CN"/>
@@ -248,7 +249,7 @@
       </w:pPr>
       <w:r>
         <w:rPr>
-          <w:rFonts w:ascii="宋体" w:hAnsi="宋体" w:eastAsia="宋体" w:cs="宋体"/>
+          <w:rFonts w:ascii="宋体" w:eastAsia="宋体" w:hAnsi="宋体" w:cs="宋体"/>
           <w:b/>
           <w:bCs/>
           <w:spacing w:val="-3"/>
@@ -259,7 +260,7 @@
       </w:r>
       <w:r>
         <w:rPr>
-          <w:rFonts w:hint="eastAsia" w:ascii="宋体" w:hAnsi="宋体" w:eastAsia="宋体" w:cs="宋体"/>
+          <w:rFonts w:ascii="宋体" w:eastAsia="宋体" w:hAnsi="宋体" w:cs="宋体" w:hint="eastAsia"/>
           <w:b/>
           <w:bCs/>
           <w:spacing w:val="-3"/>
@@ -271,7 +272,7 @@
       </w:r>
       <w:r>
         <w:rPr>
-          <w:rFonts w:ascii="宋体" w:hAnsi="宋体" w:eastAsia="宋体" w:cs="宋体"/>
+          <w:rFonts w:ascii="宋体" w:eastAsia="宋体" w:hAnsi="宋体" w:cs="宋体"/>
           <w:b/>
           <w:bCs/>
           <w:spacing w:val="-3"/>
@@ -282,7 +283,7 @@
       </w:r>
       <w:r>
         <w:rPr>
-          <w:rFonts w:hint="eastAsia" w:ascii="宋体" w:hAnsi="宋体" w:cs="宋体"/>
+          <w:rFonts w:ascii="宋体" w:hAnsi="宋体" w:cs="宋体" w:hint="eastAsia"/>
           <w:b/>
           <w:bCs/>
           <w:spacing w:val="-3"/>
@@ -294,7 +295,7 @@
       </w:r>
       <w:r>
         <w:rPr>
-          <w:rFonts w:ascii="宋体" w:hAnsi="宋体" w:eastAsia="宋体" w:cs="宋体"/>
+          <w:rFonts w:ascii="宋体" w:eastAsia="宋体" w:hAnsi="宋体" w:cs="宋体"/>
           <w:b/>
           <w:bCs/>
           <w:spacing w:val="-3"/>
@@ -305,7 +306,7 @@
       </w:r>
       <w:r>
         <w:rPr>
-          <w:rFonts w:hint="eastAsia" w:ascii="宋体" w:hAnsi="宋体" w:cs="宋体"/>
+          <w:rFonts w:ascii="宋体" w:hAnsi="宋体" w:cs="宋体" w:hint="eastAsia"/>
           <w:b/>
           <w:bCs/>
           <w:spacing w:val="-3"/>
@@ -318,18 +319,17 @@
     </w:p>
     <w:tbl>
       <w:tblPr>
-        <w:tblStyle w:val="21"/>
+        <w:tblStyle w:val="TableGrid"/>
         <w:tblW w:w="0" w:type="auto"/>
         <w:jc w:val="center"/>
         <w:tblBorders>
-          <w:top w:val="none" w:color="auto" w:sz="0" w:space="0"/>
-          <w:left w:val="none" w:color="auto" w:sz="0" w:space="0"/>
-          <w:bottom w:val="none" w:color="auto" w:sz="0" w:space="0"/>
-          <w:right w:val="none" w:color="auto" w:sz="0" w:space="0"/>
-          <w:insideH w:val="none" w:color="auto" w:sz="0" w:space="0"/>
-          <w:insideV w:val="none" w:color="auto" w:sz="0" w:space="0"/>
+          <w:top w:val="nil"/>
+          <w:left w:val="nil"/>
+          <w:bottom w:val="nil"/>
+          <w:right w:val="nil"/>
+          <w:insideH w:val="nil"/>
+          <w:insideV w:val="nil"/>
         </w:tblBorders>
-        <w:tblLayout w:type="autofit"/>
         <w:tblCellMar>
           <w:top w:w="0" w:type="dxa"/>
           <w:left w:w="108" w:type="dxa"/>
@@ -343,13 +343,15 @@
       </w:tblGrid>
       <w:tr>
         <w:tblPrEx>
+          <w:tblW w:w="0" w:type="auto"/>
+          <w:jc w:val="center"/>
           <w:tblBorders>
-            <w:top w:val="none" w:color="auto" w:sz="0" w:space="0"/>
-            <w:left w:val="none" w:color="auto" w:sz="0" w:space="0"/>
-            <w:bottom w:val="none" w:color="auto" w:sz="0" w:space="0"/>
-            <w:right w:val="none" w:color="auto" w:sz="0" w:space="0"/>
-            <w:insideH w:val="none" w:color="auto" w:sz="0" w:space="0"/>
-            <w:insideV w:val="none" w:color="auto" w:sz="0" w:space="0"/>
+            <w:top w:val="nil"/>
+            <w:left w:val="nil"/>
+            <w:bottom w:val="nil"/>
+            <w:right w:val="nil"/>
+            <w:insideH w:val="nil"/>
+            <w:insideV w:val="nil"/>
           </w:tblBorders>
           <w:tblCellMar>
             <w:top w:w="0" w:type="dxa"/>
@@ -359,7 +361,7 @@
           </w:tblCellMar>
         </w:tblPrEx>
         <w:trPr>
-          <w:trHeight w:val="810" w:hRule="atLeast"/>
+          <w:trHeight w:val="810"/>
           <w:jc w:val="center"/>
         </w:trPr>
         <w:tc>
@@ -398,7 +400,7 @@
             </w:r>
             <w:r>
               <w:rPr>
-                <w:rFonts w:hint="default" w:asciiTheme="minorAscii" w:hAnsiTheme="minorAscii" w:eastAsiaTheme="minorEastAsia"/>
+                <w:rFonts w:asciiTheme="minorAscii" w:eastAsiaTheme="minorEastAsia" w:hAnsiTheme="minorAscii" w:hint="default"/>
                 <w:spacing w:val="227"/>
                 <w:sz w:val="21"/>
                 <w:vertAlign w:val="baseline"/>
@@ -453,7 +455,7 @@
             </w:r>
             <w:r>
               <w:rPr>
-                <w:rFonts w:hint="eastAsia" w:asciiTheme="minorAscii" w:hAnsiTheme="minorAscii" w:eastAsiaTheme="minorEastAsia"/>
+                <w:rFonts w:asciiTheme="minorAscii" w:eastAsiaTheme="minorEastAsia" w:hAnsiTheme="minorAscii" w:hint="eastAsia"/>
                 <w:spacing w:val="227"/>
                 <w:sz w:val="21"/>
                 <w:vertAlign w:val="baseline"/>
@@ -475,14 +477,8 @@
       </w:tr>
       <w:tr>
         <w:tblPrEx>
-          <w:tblBorders>
-            <w:top w:val="none" w:color="auto" w:sz="0" w:space="0"/>
-            <w:left w:val="none" w:color="auto" w:sz="0" w:space="0"/>
-            <w:bottom w:val="none" w:color="auto" w:sz="0" w:space="0"/>
-            <w:right w:val="none" w:color="auto" w:sz="0" w:space="0"/>
-            <w:insideH w:val="none" w:color="auto" w:sz="0" w:space="0"/>
-            <w:insideV w:val="none" w:color="auto" w:sz="0" w:space="0"/>
-          </w:tblBorders>
+          <w:tblW w:w="0" w:type="auto"/>
+          <w:jc w:val="center"/>
           <w:tblCellMar>
             <w:top w:w="0" w:type="dxa"/>
             <w:left w:w="108" w:type="dxa"/>
@@ -491,7 +487,7 @@
           </w:tblCellMar>
         </w:tblPrEx>
         <w:trPr>
-          <w:trHeight w:val="810" w:hRule="atLeast"/>
+          <w:trHeight w:val="810"/>
           <w:jc w:val="center"/>
         </w:trPr>
         <w:tc>
@@ -516,7 +512,7 @@
               <w:snapToGrid w:val="0"/>
               <w:textAlignment w:val="baseline"/>
               <w:rPr>
-                <w:rFonts w:hint="default" w:ascii="Arial" w:hAnsi="Arial" w:eastAsia="Arial" w:cs="Arial"/>
+                <w:rFonts w:ascii="Arial" w:eastAsia="Arial" w:hAnsi="Arial" w:cs="Arial" w:hint="default"/>
                 <w:snapToGrid w:val="0"/>
                 <w:color w:val="000000"/>
                 <w:kern w:val="0"/>
@@ -548,7 +544,7 @@
             </w:r>
             <w:r>
               <w:rPr>
-                <w:rFonts w:hint="default" w:asciiTheme="minorAscii" w:hAnsiTheme="minorAscii" w:eastAsiaTheme="minorEastAsia"/>
+                <w:rFonts w:asciiTheme="minorAscii" w:eastAsiaTheme="minorEastAsia" w:hAnsiTheme="minorAscii" w:hint="default"/>
                 <w:spacing w:val="227"/>
                 <w:sz w:val="21"/>
                 <w:vertAlign w:val="baseline"/>
@@ -602,7 +598,7 @@
               <w:snapToGrid w:val="0"/>
               <w:textAlignment w:val="baseline"/>
               <w:rPr>
-                <w:rFonts w:hint="default" w:ascii="Arial" w:hAnsi="Arial" w:eastAsia="Arial" w:cs="Arial"/>
+                <w:rFonts w:ascii="Arial" w:eastAsia="Arial" w:hAnsi="Arial" w:cs="Arial" w:hint="default"/>
                 <w:snapToGrid w:val="0"/>
                 <w:color w:val="000000"/>
                 <w:kern w:val="0"/>
@@ -622,7 +618,7 @@
             </w:r>
             <w:r>
               <w:rPr>
-                <w:rFonts w:hint="eastAsia" w:asciiTheme="minorAscii" w:hAnsiTheme="minorAscii" w:eastAsiaTheme="minorEastAsia"/>
+                <w:rFonts w:asciiTheme="minorAscii" w:eastAsiaTheme="minorEastAsia" w:hAnsiTheme="minorAscii" w:hint="eastAsia"/>
                 <w:spacing w:val="227"/>
                 <w:sz w:val="21"/>
                 <w:vertAlign w:val="baseline"/>
@@ -644,14 +640,8 @@
       </w:tr>
       <w:tr>
         <w:tblPrEx>
-          <w:tblBorders>
-            <w:top w:val="none" w:color="auto" w:sz="0" w:space="0"/>
-            <w:left w:val="none" w:color="auto" w:sz="0" w:space="0"/>
-            <w:bottom w:val="none" w:color="auto" w:sz="0" w:space="0"/>
-            <w:right w:val="none" w:color="auto" w:sz="0" w:space="0"/>
-            <w:insideH w:val="none" w:color="auto" w:sz="0" w:space="0"/>
-            <w:insideV w:val="none" w:color="auto" w:sz="0" w:space="0"/>
-          </w:tblBorders>
+          <w:tblW w:w="0" w:type="auto"/>
+          <w:jc w:val="center"/>
           <w:tblCellMar>
             <w:top w:w="0" w:type="dxa"/>
             <w:left w:w="108" w:type="dxa"/>
@@ -660,7 +650,7 @@
           </w:tblCellMar>
         </w:tblPrEx>
         <w:trPr>
-          <w:trHeight w:val="635" w:hRule="atLeast"/>
+          <w:trHeight w:val="635"/>
           <w:jc w:val="center"/>
         </w:trPr>
         <w:tc>
@@ -711,7 +701,7 @@
             </w:r>
             <w:r>
               <w:rPr>
-                <w:rFonts w:hint="eastAsia" w:asciiTheme="minorAscii" w:hAnsiTheme="minorAscii" w:eastAsiaTheme="minorEastAsia"/>
+                <w:rFonts w:asciiTheme="minorAscii" w:eastAsiaTheme="minorEastAsia" w:hAnsiTheme="minorAscii" w:hint="eastAsia"/>
                 <w:spacing w:val="227"/>
                 <w:sz w:val="21"/>
                 <w:vertAlign w:val="baseline"/>
@@ -765,7 +755,7 @@
             </w:r>
             <w:r>
               <w:rPr>
-                <w:rFonts w:hint="eastAsia" w:asciiTheme="minorAscii" w:hAnsiTheme="minorAscii" w:eastAsiaTheme="minorEastAsia"/>
+                <w:rFonts w:asciiTheme="minorAscii" w:eastAsiaTheme="minorEastAsia" w:hAnsiTheme="minorAscii" w:hint="eastAsia"/>
                 <w:spacing w:val="227"/>
                 <w:sz w:val="21"/>
                 <w:vertAlign w:val="baseline"/>
@@ -826,14 +816,14 @@
         <w:ind w:left="3634"/>
         <w:textAlignment w:val="baseline"/>
         <w:rPr>
-          <w:rFonts w:ascii="宋体" w:hAnsi="宋体" w:eastAsia="宋体" w:cs="宋体"/>
+          <w:rFonts w:ascii="宋体" w:eastAsia="宋体" w:hAnsi="宋体" w:cs="宋体"/>
           <w:sz w:val="31"/>
           <w:szCs w:val="31"/>
         </w:rPr>
       </w:pPr>
       <w:r>
         <w:rPr>
-          <w:rFonts w:ascii="宋体" w:hAnsi="宋体" w:eastAsia="宋体" w:cs="宋体"/>
+          <w:rFonts w:ascii="宋体" w:eastAsia="宋体" w:hAnsi="宋体" w:cs="宋体"/>
           <w:b/>
           <w:bCs/>
           <w:spacing w:val="4"/>
@@ -845,16 +835,16 @@
     </w:p>
     <w:tbl>
       <w:tblPr>
-        <w:tblStyle w:val="26"/>
+        <w:tblStyle w:val="TableNormal0"/>
         <w:tblW w:w="8214" w:type="dxa"/>
         <w:jc w:val="center"/>
         <w:tblBorders>
-          <w:top w:val="single" w:color="000000" w:sz="2" w:space="0"/>
-          <w:left w:val="single" w:color="000000" w:sz="2" w:space="0"/>
-          <w:bottom w:val="single" w:color="000000" w:sz="2" w:space="0"/>
-          <w:right w:val="single" w:color="000000" w:sz="2" w:space="0"/>
-          <w:insideH w:val="single" w:color="000000" w:sz="2" w:space="0"/>
-          <w:insideV w:val="single" w:color="000000" w:sz="2" w:space="0"/>
+          <w:top w:val="single" w:sz="2" w:space="0" w:color="000000"/>
+          <w:left w:val="single" w:sz="2" w:space="0" w:color="000000"/>
+          <w:bottom w:val="single" w:sz="2" w:space="0" w:color="000000"/>
+          <w:right w:val="single" w:sz="2" w:space="0" w:color="000000"/>
+          <w:insideH w:val="single" w:sz="2" w:space="0" w:color="000000"/>
+          <w:insideV w:val="single" w:sz="2" w:space="0" w:color="000000"/>
         </w:tblBorders>
         <w:tblLayout w:type="fixed"/>
         <w:tblCellMar>
@@ -874,14 +864,17 @@
       </w:tblGrid>
       <w:tr>
         <w:tblPrEx>
+          <w:tblW w:w="8214" w:type="dxa"/>
+          <w:jc w:val="center"/>
           <w:tblBorders>
-            <w:top w:val="single" w:color="000000" w:sz="2" w:space="0"/>
-            <w:left w:val="single" w:color="000000" w:sz="2" w:space="0"/>
-            <w:bottom w:val="single" w:color="000000" w:sz="2" w:space="0"/>
-            <w:right w:val="single" w:color="000000" w:sz="2" w:space="0"/>
-            <w:insideH w:val="single" w:color="000000" w:sz="2" w:space="0"/>
-            <w:insideV w:val="single" w:color="000000" w:sz="2" w:space="0"/>
+            <w:top w:val="single" w:sz="2" w:space="0" w:color="000000"/>
+            <w:left w:val="single" w:sz="2" w:space="0" w:color="000000"/>
+            <w:bottom w:val="single" w:sz="2" w:space="0" w:color="000000"/>
+            <w:right w:val="single" w:sz="2" w:space="0" w:color="000000"/>
+            <w:insideH w:val="single" w:sz="2" w:space="0" w:color="000000"/>
+            <w:insideV w:val="single" w:sz="2" w:space="0" w:color="000000"/>
           </w:tblBorders>
+          <w:tblLayout w:type="fixed"/>
           <w:tblCellMar>
             <w:top w:w="0" w:type="dxa"/>
             <w:left w:w="0" w:type="dxa"/>
@@ -890,7 +883,7 @@
           </w:tblCellMar>
         </w:tblPrEx>
         <w:trPr>
-          <w:trHeight w:val="593" w:hRule="atLeast"/>
+          <w:trHeight w:val="593"/>
           <w:jc w:val="center"/>
         </w:trPr>
         <w:tc>
@@ -913,18 +906,18 @@
               <w:adjustRightInd w:val="0"/>
               <w:snapToGrid w:val="0"/>
               <w:spacing w:before="176" w:line="228" w:lineRule="auto"/>
-              <w:ind w:left="0" w:leftChars="0" w:right="0" w:rightChars="0" w:firstLine="0" w:firstLineChars="0"/>
+              <w:ind w:left="0" w:right="0" w:firstLine="0" w:leftChars="0" w:rightChars="0" w:firstLineChars="0"/>
               <w:jc w:val="center"/>
               <w:textAlignment w:val="baseline"/>
               <w:rPr>
-                <w:rFonts w:ascii="宋体" w:hAnsi="宋体" w:eastAsia="宋体" w:cs="宋体"/>
+                <w:rFonts w:ascii="宋体" w:eastAsia="宋体" w:hAnsi="宋体" w:cs="宋体"/>
                 <w:sz w:val="20"/>
                 <w:szCs w:val="20"/>
               </w:rPr>
             </w:pPr>
             <w:r>
               <w:rPr>
-                <w:rFonts w:hint="eastAsia" w:ascii="宋体" w:hAnsi="宋体" w:cs="宋体"/>
+                <w:rFonts w:ascii="宋体" w:hAnsi="宋体" w:cs="宋体" w:hint="eastAsia"/>
                 <w:spacing w:val="-14"/>
                 <w:sz w:val="20"/>
                 <w:szCs w:val="20"/>
@@ -934,7 +927,7 @@
             </w:r>
             <w:r>
               <w:rPr>
-                <w:rFonts w:ascii="宋体" w:hAnsi="宋体" w:eastAsia="宋体" w:cs="宋体"/>
+                <w:rFonts w:ascii="宋体" w:eastAsia="宋体" w:hAnsi="宋体" w:cs="宋体"/>
                 <w:spacing w:val="-14"/>
                 <w:sz w:val="20"/>
                 <w:szCs w:val="20"/>
@@ -963,18 +956,18 @@
               <w:adjustRightInd w:val="0"/>
               <w:snapToGrid w:val="0"/>
               <w:spacing w:before="175" w:line="227" w:lineRule="auto"/>
-              <w:ind w:left="0" w:leftChars="0" w:right="0" w:rightChars="0" w:firstLine="0" w:firstLineChars="0"/>
+              <w:ind w:left="0" w:right="0" w:firstLine="0" w:leftChars="0" w:rightChars="0" w:firstLineChars="0"/>
               <w:jc w:val="center"/>
               <w:textAlignment w:val="baseline"/>
               <w:rPr>
-                <w:rFonts w:ascii="宋体" w:hAnsi="宋体" w:eastAsia="宋体" w:cs="宋体"/>
+                <w:rFonts w:ascii="宋体" w:eastAsia="宋体" w:hAnsi="宋体" w:cs="宋体"/>
                 <w:sz w:val="20"/>
                 <w:szCs w:val="20"/>
               </w:rPr>
             </w:pPr>
             <w:r>
               <w:rPr>
-                <w:rFonts w:ascii="宋体" w:hAnsi="宋体" w:eastAsia="宋体" w:cs="宋体"/>
+                <w:rFonts w:ascii="宋体" w:eastAsia="宋体" w:hAnsi="宋体" w:cs="宋体"/>
                 <w:spacing w:val="4"/>
                 <w:sz w:val="20"/>
                 <w:szCs w:val="20"/>
@@ -1003,18 +996,18 @@
               <w:adjustRightInd w:val="0"/>
               <w:snapToGrid w:val="0"/>
               <w:spacing w:before="175" w:line="228" w:lineRule="auto"/>
-              <w:ind w:left="0" w:leftChars="0" w:right="0" w:rightChars="0" w:firstLine="0" w:firstLineChars="0"/>
+              <w:ind w:left="0" w:right="0" w:firstLine="0" w:leftChars="0" w:rightChars="0" w:firstLineChars="0"/>
               <w:jc w:val="center"/>
               <w:textAlignment w:val="baseline"/>
               <w:rPr>
-                <w:rFonts w:ascii="宋体" w:hAnsi="宋体" w:eastAsia="宋体" w:cs="宋体"/>
+                <w:rFonts w:ascii="宋体" w:eastAsia="宋体" w:hAnsi="宋体" w:cs="宋体"/>
                 <w:sz w:val="20"/>
                 <w:szCs w:val="20"/>
               </w:rPr>
             </w:pPr>
             <w:r>
               <w:rPr>
-                <w:rFonts w:ascii="宋体" w:hAnsi="宋体" w:eastAsia="宋体" w:cs="宋体"/>
+                <w:rFonts w:ascii="宋体" w:eastAsia="宋体" w:hAnsi="宋体" w:cs="宋体"/>
                 <w:spacing w:val="7"/>
                 <w:sz w:val="20"/>
                 <w:szCs w:val="20"/>
@@ -1043,11 +1036,11 @@
               <w:adjustRightInd w:val="0"/>
               <w:snapToGrid w:val="0"/>
               <w:spacing w:before="175" w:line="228" w:lineRule="auto"/>
-              <w:ind w:left="0" w:leftChars="0" w:right="0" w:rightChars="0" w:firstLine="0" w:firstLineChars="0"/>
+              <w:ind w:left="0" w:right="0" w:firstLine="0" w:leftChars="0" w:rightChars="0" w:firstLineChars="0"/>
               <w:jc w:val="center"/>
               <w:textAlignment w:val="baseline"/>
               <w:rPr>
-                <w:rFonts w:hint="eastAsia" w:ascii="宋体" w:hAnsi="宋体" w:eastAsia="宋体" w:cs="宋体"/>
+                <w:rFonts w:ascii="宋体" w:eastAsia="宋体" w:hAnsi="宋体" w:cs="宋体" w:hint="eastAsia"/>
                 <w:spacing w:val="7"/>
                 <w:sz w:val="20"/>
                 <w:szCs w:val="20"/>
@@ -1056,7 +1049,7 @@
             </w:pPr>
             <w:r>
               <w:rPr>
-                <w:rFonts w:hint="eastAsia" w:ascii="宋体" w:hAnsi="宋体" w:cs="宋体"/>
+                <w:rFonts w:ascii="宋体" w:hAnsi="宋体" w:cs="宋体" w:hint="eastAsia"/>
                 <w:spacing w:val="7"/>
                 <w:sz w:val="20"/>
                 <w:szCs w:val="20"/>
@@ -1086,11 +1079,11 @@
               <w:adjustRightInd w:val="0"/>
               <w:snapToGrid w:val="0"/>
               <w:spacing w:before="175" w:line="228" w:lineRule="auto"/>
-              <w:ind w:left="0" w:leftChars="0" w:right="0" w:rightChars="0" w:firstLine="0" w:firstLineChars="0"/>
+              <w:ind w:left="0" w:right="0" w:firstLine="0" w:leftChars="0" w:rightChars="0" w:firstLineChars="0"/>
               <w:jc w:val="center"/>
               <w:textAlignment w:val="baseline"/>
               <w:rPr>
-                <w:rFonts w:hint="default" w:ascii="宋体" w:hAnsi="宋体" w:cs="宋体"/>
+                <w:rFonts w:ascii="宋体" w:hAnsi="宋体" w:cs="宋体" w:hint="default"/>
                 <w:spacing w:val="7"/>
                 <w:sz w:val="20"/>
                 <w:szCs w:val="20"/>
@@ -1099,7 +1092,7 @@
             </w:pPr>
             <w:r>
               <w:rPr>
-                <w:rFonts w:hint="eastAsia" w:ascii="宋体" w:hAnsi="宋体" w:cs="宋体"/>
+                <w:rFonts w:ascii="宋体" w:hAnsi="宋体" w:cs="宋体" w:hint="eastAsia"/>
                 <w:spacing w:val="7"/>
                 <w:sz w:val="20"/>
                 <w:szCs w:val="20"/>
@@ -1129,18 +1122,18 @@
               <w:adjustRightInd w:val="0"/>
               <w:snapToGrid w:val="0"/>
               <w:spacing w:before="176" w:line="229" w:lineRule="auto"/>
-              <w:ind w:left="0" w:leftChars="0" w:right="0" w:rightChars="0" w:firstLine="0" w:firstLineChars="0"/>
+              <w:ind w:left="0" w:right="0" w:firstLine="0" w:leftChars="0" w:rightChars="0" w:firstLineChars="0"/>
               <w:jc w:val="center"/>
               <w:textAlignment w:val="baseline"/>
               <w:rPr>
-                <w:rFonts w:ascii="宋体" w:hAnsi="宋体" w:eastAsia="宋体" w:cs="宋体"/>
+                <w:rFonts w:ascii="宋体" w:eastAsia="宋体" w:hAnsi="宋体" w:cs="宋体"/>
                 <w:sz w:val="20"/>
                 <w:szCs w:val="20"/>
               </w:rPr>
             </w:pPr>
             <w:r>
               <w:rPr>
-                <w:rFonts w:ascii="宋体" w:hAnsi="宋体" w:eastAsia="宋体" w:cs="宋体"/>
+                <w:rFonts w:ascii="宋体" w:eastAsia="宋体" w:hAnsi="宋体" w:cs="宋体"/>
                 <w:spacing w:val="7"/>
                 <w:sz w:val="20"/>
                 <w:szCs w:val="20"/>
@@ -1152,14 +1145,9 @@
       </w:tr>
       <w:tr>
         <w:tblPrEx>
-          <w:tblBorders>
-            <w:top w:val="single" w:color="000000" w:sz="2" w:space="0"/>
-            <w:left w:val="single" w:color="000000" w:sz="2" w:space="0"/>
-            <w:bottom w:val="single" w:color="000000" w:sz="2" w:space="0"/>
-            <w:right w:val="single" w:color="000000" w:sz="2" w:space="0"/>
-            <w:insideH w:val="single" w:color="000000" w:sz="2" w:space="0"/>
-            <w:insideV w:val="single" w:color="000000" w:sz="2" w:space="0"/>
-          </w:tblBorders>
+          <w:tblW w:w="8214" w:type="dxa"/>
+          <w:jc w:val="center"/>
+          <w:tblLayout w:type="fixed"/>
           <w:tblCellMar>
             <w:top w:w="0" w:type="dxa"/>
             <w:left w:w="0" w:type="dxa"/>
@@ -1168,7 +1156,7 @@
           </w:tblCellMar>
         </w:tblPrEx>
         <w:trPr>
-          <w:trHeight w:val="516" w:hRule="atLeast"/>
+          <w:trHeight w:val="516"/>
           <w:jc w:val="center"/>
         </w:trPr>
         <w:tc>
@@ -1191,11 +1179,11 @@
               <w:adjustRightInd w:val="0"/>
               <w:snapToGrid w:val="0"/>
               <w:spacing w:before="173" w:line="267" w:lineRule="exact"/>
-              <w:ind w:left="0" w:leftChars="0" w:right="0" w:rightChars="0" w:firstLine="0" w:firstLineChars="0"/>
+              <w:ind w:left="0" w:right="0" w:firstLine="0" w:leftChars="0" w:rightChars="0" w:firstLineChars="0"/>
               <w:jc w:val="center"/>
               <w:textAlignment w:val="baseline"/>
               <w:rPr>
-                <w:rFonts w:hint="default" w:ascii="宋体" w:hAnsi="宋体" w:eastAsia="宋体" w:cs="宋体"/>
+                <w:rFonts w:ascii="宋体" w:eastAsia="宋体" w:hAnsi="宋体" w:cs="宋体" w:hint="default"/>
                 <w:sz w:val="20"/>
                 <w:szCs w:val="20"/>
                 <w:lang w:val="en-US"/>
@@ -1203,7 +1191,7 @@
             </w:pPr>
             <w:r>
               <w:rPr>
-                <w:rFonts w:ascii="宋体" w:hAnsi="宋体" w:eastAsia="宋体" w:cs="宋体"/>
+                <w:rFonts w:ascii="宋体" w:eastAsia="宋体" w:hAnsi="宋体" w:cs="宋体"/>
                 <w:spacing w:val="3"/>
                 <w:position w:val="1"/>
                 <w:sz w:val="20"/>
@@ -1213,7 +1201,7 @@
             </w:r>
             <w:r>
               <w:rPr>
-                <w:rFonts w:hint="eastAsia" w:ascii="宋体" w:hAnsi="宋体" w:cs="宋体"/>
+                <w:rFonts w:ascii="宋体" w:hAnsi="宋体" w:cs="宋体" w:hint="eastAsia"/>
                 <w:spacing w:val="3"/>
                 <w:position w:val="1"/>
                 <w:sz w:val="20"/>
@@ -1224,7 +1212,7 @@
             </w:r>
             <w:r>
               <w:rPr>
-                <w:rFonts w:ascii="宋体" w:hAnsi="宋体" w:eastAsia="宋体" w:cs="宋体"/>
+                <w:rFonts w:ascii="宋体" w:eastAsia="宋体" w:hAnsi="宋体" w:cs="宋体"/>
                 <w:spacing w:val="3"/>
                 <w:position w:val="1"/>
                 <w:sz w:val="20"/>
@@ -1234,7 +1222,7 @@
             </w:r>
             <w:r>
               <w:rPr>
-                <w:rFonts w:hint="eastAsia" w:ascii="宋体" w:hAnsi="宋体" w:cs="宋体"/>
+                <w:rFonts w:ascii="宋体" w:hAnsi="宋体" w:cs="宋体" w:hint="eastAsia"/>
                 <w:spacing w:val="3"/>
                 <w:position w:val="1"/>
                 <w:sz w:val="20"/>
@@ -1265,18 +1253,18 @@
               <w:adjustRightInd w:val="0"/>
               <w:snapToGrid w:val="0"/>
               <w:spacing w:before="173" w:line="267" w:lineRule="exact"/>
-              <w:ind w:left="0" w:leftChars="0" w:right="0" w:rightChars="0" w:firstLine="0" w:firstLineChars="0"/>
+              <w:ind w:left="0" w:right="0" w:firstLine="0" w:leftChars="0" w:rightChars="0" w:firstLineChars="0"/>
               <w:jc w:val="center"/>
               <w:textAlignment w:val="baseline"/>
               <w:rPr>
-                <w:rFonts w:ascii="宋体" w:hAnsi="宋体" w:eastAsia="宋体" w:cs="宋体"/>
+                <w:rFonts w:ascii="宋体" w:eastAsia="宋体" w:hAnsi="宋体" w:cs="宋体"/>
                 <w:sz w:val="20"/>
                 <w:szCs w:val="20"/>
               </w:rPr>
             </w:pPr>
             <w:r>
               <w:rPr>
-                <w:rFonts w:ascii="宋体" w:hAnsi="宋体" w:eastAsia="宋体" w:cs="宋体"/>
+                <w:rFonts w:ascii="宋体" w:eastAsia="宋体" w:hAnsi="宋体" w:cs="宋体"/>
                 <w:spacing w:val="4"/>
                 <w:position w:val="1"/>
                 <w:sz w:val="20"/>
@@ -1306,18 +1294,18 @@
               <w:adjustRightInd w:val="0"/>
               <w:snapToGrid w:val="0"/>
               <w:spacing w:before="172" w:line="228" w:lineRule="auto"/>
-              <w:ind w:left="0" w:leftChars="0" w:right="0" w:rightChars="0" w:firstLine="0" w:firstLineChars="0"/>
+              <w:ind w:left="0" w:right="0" w:firstLine="0" w:leftChars="0" w:rightChars="0" w:firstLineChars="0"/>
               <w:jc w:val="center"/>
               <w:textAlignment w:val="baseline"/>
               <w:rPr>
-                <w:rFonts w:ascii="宋体" w:hAnsi="宋体" w:eastAsia="宋体" w:cs="宋体"/>
+                <w:rFonts w:ascii="宋体" w:eastAsia="宋体" w:hAnsi="宋体" w:cs="宋体"/>
                 <w:sz w:val="20"/>
                 <w:szCs w:val="20"/>
               </w:rPr>
             </w:pPr>
             <w:r>
               <w:rPr>
-                <w:rFonts w:ascii="宋体" w:hAnsi="宋体" w:eastAsia="宋体" w:cs="宋体"/>
+                <w:rFonts w:ascii="宋体" w:eastAsia="宋体" w:hAnsi="宋体" w:cs="宋体"/>
                 <w:spacing w:val="200"/>
                 <w:kern w:val="0"/>
                 <w:sz w:val="20"/>
@@ -1327,7 +1315,7 @@
             </w:r>
             <w:r>
               <w:rPr>
-                <w:rFonts w:ascii="宋体" w:hAnsi="宋体" w:eastAsia="宋体" w:cs="宋体"/>
+                <w:rFonts w:ascii="宋体" w:eastAsia="宋体" w:hAnsi="宋体" w:cs="宋体"/>
                 <w:spacing w:val="0"/>
                 <w:kern w:val="0"/>
                 <w:sz w:val="20"/>
@@ -1357,11 +1345,11 @@
               <w:adjustRightInd w:val="0"/>
               <w:snapToGrid w:val="0"/>
               <w:spacing w:before="173" w:line="229" w:lineRule="auto"/>
-              <w:ind w:left="0" w:leftChars="0" w:right="0" w:rightChars="0" w:firstLine="0" w:firstLineChars="0"/>
+              <w:ind w:left="0" w:right="0" w:firstLine="0" w:leftChars="0" w:rightChars="0" w:firstLineChars="0"/>
               <w:jc w:val="center"/>
               <w:textAlignment w:val="baseline"/>
               <w:rPr>
-                <w:rFonts w:ascii="宋体" w:hAnsi="宋体" w:eastAsia="宋体" w:cs="宋体"/>
+                <w:rFonts w:ascii="宋体" w:eastAsia="宋体" w:hAnsi="宋体" w:cs="宋体"/>
                 <w:spacing w:val="200"/>
                 <w:kern w:val="0"/>
                 <w:sz w:val="20"/>
@@ -1370,14 +1358,14 @@
             </w:pPr>
             <w:r>
               <w:rPr>
-                <w:rFonts w:hint="eastAsia" w:asciiTheme="minorAscii" w:hAnsiTheme="minorAscii" w:eastAsiaTheme="minorEastAsia"/>
+                <w:rFonts w:asciiTheme="minorAscii" w:eastAsiaTheme="minorEastAsia" w:hAnsiTheme="minorAscii" w:hint="eastAsia"/>
                 <w:spacing w:val="0"/>
                 <w:kern w:val="0"/>
                 <w:sz w:val="21"/>
                 <w:vertAlign w:val="baseline"/>
                 <w:lang w:val="en-US" w:eastAsia="zh-CN"/>
               </w:rPr>
-              <w:t>强宇涛</w:t>
+              <w:t>程方</w:t>
             </w:r>
           </w:p>
         </w:tc>
@@ -1401,11 +1389,11 @@
               <w:adjustRightInd w:val="0"/>
               <w:snapToGrid w:val="0"/>
               <w:spacing w:before="173" w:line="229" w:lineRule="auto"/>
-              <w:ind w:left="0" w:leftChars="0" w:right="0" w:rightChars="0" w:firstLine="0" w:firstLineChars="0"/>
+              <w:ind w:left="0" w:right="0" w:firstLine="0" w:leftChars="0" w:rightChars="0" w:firstLineChars="0"/>
               <w:jc w:val="center"/>
               <w:textAlignment w:val="baseline"/>
               <w:rPr>
-                <w:rFonts w:hint="eastAsia" w:asciiTheme="minorAscii" w:hAnsiTheme="minorAscii" w:eastAsiaTheme="minorEastAsia"/>
+                <w:rFonts w:asciiTheme="minorAscii" w:eastAsiaTheme="minorEastAsia" w:hAnsiTheme="minorAscii" w:hint="eastAsia"/>
                 <w:spacing w:val="0"/>
                 <w:kern w:val="0"/>
                 <w:sz w:val="21"/>
@@ -1415,14 +1403,14 @@
             </w:pPr>
             <w:r>
               <w:rPr>
-                <w:rFonts w:hint="eastAsia" w:asciiTheme="minorAscii" w:hAnsiTheme="minorAscii" w:eastAsiaTheme="minorEastAsia"/>
+                <w:rFonts w:asciiTheme="minorAscii" w:eastAsiaTheme="minorEastAsia" w:hAnsiTheme="minorAscii" w:hint="eastAsia"/>
                 <w:spacing w:val="0"/>
                 <w:kern w:val="0"/>
                 <w:sz w:val="21"/>
                 <w:vertAlign w:val="baseline"/>
                 <w:lang w:val="en-US" w:eastAsia="zh-CN"/>
               </w:rPr>
-              <w:t>陈凯</w:t>
+              <w:t>茅建根</w:t>
             </w:r>
           </w:p>
         </w:tc>
@@ -1446,18 +1434,18 @@
               <w:adjustRightInd w:val="0"/>
               <w:snapToGrid w:val="0"/>
               <w:spacing w:before="173" w:line="229" w:lineRule="auto"/>
-              <w:ind w:left="0" w:leftChars="0" w:right="0" w:rightChars="0" w:firstLine="0" w:firstLineChars="0"/>
+              <w:ind w:left="0" w:right="0" w:firstLine="0" w:leftChars="0" w:rightChars="0" w:firstLineChars="0"/>
               <w:jc w:val="center"/>
               <w:textAlignment w:val="baseline"/>
               <w:rPr>
-                <w:rFonts w:ascii="宋体" w:hAnsi="宋体" w:eastAsia="宋体" w:cs="宋体"/>
+                <w:rFonts w:ascii="宋体" w:eastAsia="宋体" w:hAnsi="宋体" w:cs="宋体"/>
                 <w:sz w:val="20"/>
                 <w:szCs w:val="20"/>
               </w:rPr>
             </w:pPr>
             <w:r>
               <w:rPr>
-                <w:rFonts w:hint="eastAsia" w:asciiTheme="minorAscii" w:hAnsiTheme="minorAscii" w:eastAsiaTheme="minorEastAsia"/>
+                <w:rFonts w:asciiTheme="minorAscii" w:eastAsiaTheme="minorEastAsia" w:hAnsiTheme="minorAscii" w:hint="eastAsia"/>
                 <w:spacing w:val="0"/>
                 <w:kern w:val="0"/>
                 <w:sz w:val="21"/>
@@ -1471,14 +1459,9 @@
       </w:tr>
       <w:tr>
         <w:tblPrEx>
-          <w:tblBorders>
-            <w:top w:val="single" w:color="000000" w:sz="2" w:space="0"/>
-            <w:left w:val="single" w:color="000000" w:sz="2" w:space="0"/>
-            <w:bottom w:val="single" w:color="000000" w:sz="2" w:space="0"/>
-            <w:right w:val="single" w:color="000000" w:sz="2" w:space="0"/>
-            <w:insideH w:val="single" w:color="000000" w:sz="2" w:space="0"/>
-            <w:insideV w:val="single" w:color="000000" w:sz="2" w:space="0"/>
-          </w:tblBorders>
+          <w:tblW w:w="8214" w:type="dxa"/>
+          <w:jc w:val="center"/>
+          <w:tblLayout w:type="fixed"/>
           <w:tblCellMar>
             <w:top w:w="0" w:type="dxa"/>
             <w:left w:w="0" w:type="dxa"/>
@@ -1487,7 +1470,7 @@
           </w:tblCellMar>
         </w:tblPrEx>
         <w:trPr>
-          <w:trHeight w:val="556" w:hRule="atLeast"/>
+          <w:trHeight w:val="556"/>
           <w:jc w:val="center"/>
         </w:trPr>
         <w:tc>
@@ -1511,11 +1494,11 @@
               <w:adjustRightInd w:val="0"/>
               <w:snapToGrid w:val="0"/>
               <w:spacing w:before="173" w:line="267" w:lineRule="exact"/>
-              <w:ind w:left="0" w:leftChars="0" w:right="0" w:rightChars="0" w:firstLine="0" w:firstLineChars="0"/>
+              <w:ind w:left="0" w:right="0" w:firstLine="0" w:leftChars="0" w:rightChars="0" w:firstLineChars="0"/>
               <w:jc w:val="center"/>
               <w:textAlignment w:val="baseline"/>
               <w:rPr>
-                <w:rFonts w:hint="default" w:ascii="宋体" w:hAnsi="宋体" w:eastAsia="宋体" w:cs="宋体"/>
+                <w:rFonts w:ascii="宋体" w:eastAsia="宋体" w:hAnsi="宋体" w:cs="宋体" w:hint="default"/>
                 <w:snapToGrid w:val="0"/>
                 <w:color w:val="000000"/>
                 <w:kern w:val="0"/>
@@ -1547,11 +1530,11 @@
               <w:adjustRightInd w:val="0"/>
               <w:snapToGrid w:val="0"/>
               <w:spacing w:before="173" w:line="267" w:lineRule="exact"/>
-              <w:ind w:left="0" w:leftChars="0" w:right="0" w:rightChars="0" w:firstLine="0" w:firstLineChars="0"/>
+              <w:ind w:left="0" w:right="0" w:firstLine="0" w:leftChars="0" w:rightChars="0" w:firstLineChars="0"/>
               <w:jc w:val="center"/>
               <w:textAlignment w:val="baseline"/>
               <w:rPr>
-                <w:rFonts w:ascii="宋体" w:hAnsi="宋体" w:eastAsia="宋体" w:cs="宋体"/>
+                <w:rFonts w:ascii="宋体" w:eastAsia="宋体" w:hAnsi="宋体" w:cs="宋体"/>
                 <w:snapToGrid w:val="0"/>
                 <w:color w:val="000000"/>
                 <w:kern w:val="0"/>
@@ -1583,7 +1566,7 @@
               <w:adjustRightInd w:val="0"/>
               <w:snapToGrid w:val="0"/>
               <w:spacing w:before="173" w:line="229" w:lineRule="auto"/>
-              <w:ind w:left="0" w:leftChars="0" w:right="0" w:rightChars="0" w:firstLine="0" w:firstLineChars="0"/>
+              <w:ind w:left="0" w:right="0" w:firstLine="0" w:leftChars="0" w:rightChars="0" w:firstLineChars="0"/>
               <w:jc w:val="center"/>
               <w:textAlignment w:val="baseline"/>
               <w:rPr>
@@ -1614,11 +1597,11 @@
               <w:adjustRightInd w:val="0"/>
               <w:snapToGrid w:val="0"/>
               <w:spacing w:before="173" w:line="229" w:lineRule="auto"/>
-              <w:ind w:left="0" w:leftChars="0" w:right="0" w:rightChars="0" w:firstLine="0" w:firstLineChars="0"/>
+              <w:ind w:left="0" w:right="0" w:firstLine="0" w:leftChars="0" w:rightChars="0" w:firstLineChars="0"/>
               <w:jc w:val="center"/>
               <w:textAlignment w:val="baseline"/>
               <w:rPr>
-                <w:rFonts w:ascii="宋体" w:hAnsi="宋体" w:eastAsia="宋体" w:cs="宋体"/>
+                <w:rFonts w:ascii="宋体" w:eastAsia="宋体" w:hAnsi="宋体" w:cs="宋体"/>
                 <w:snapToGrid w:val="0"/>
                 <w:color w:val="000000"/>
                 <w:spacing w:val="200"/>
@@ -1651,11 +1634,11 @@
               <w:adjustRightInd w:val="0"/>
               <w:snapToGrid w:val="0"/>
               <w:spacing w:before="173" w:line="229" w:lineRule="auto"/>
-              <w:ind w:left="0" w:leftChars="0" w:right="0" w:rightChars="0" w:firstLine="0" w:firstLineChars="0"/>
+              <w:ind w:left="0" w:right="0" w:firstLine="0" w:leftChars="0" w:rightChars="0" w:firstLineChars="0"/>
               <w:jc w:val="center"/>
               <w:textAlignment w:val="baseline"/>
               <w:rPr>
-                <w:rFonts w:hint="eastAsia" w:asciiTheme="minorAscii" w:hAnsiTheme="minorAscii" w:eastAsiaTheme="minorEastAsia"/>
+                <w:rFonts w:asciiTheme="minorAscii" w:eastAsiaTheme="minorEastAsia" w:hAnsiTheme="minorAscii" w:hint="eastAsia"/>
                 <w:spacing w:val="0"/>
                 <w:kern w:val="0"/>
                 <w:sz w:val="21"/>
@@ -1686,11 +1669,11 @@
               <w:adjustRightInd w:val="0"/>
               <w:snapToGrid w:val="0"/>
               <w:spacing w:before="173" w:line="229" w:lineRule="auto"/>
-              <w:ind w:left="0" w:leftChars="0" w:right="0" w:rightChars="0" w:firstLine="0" w:firstLineChars="0"/>
+              <w:ind w:left="0" w:right="0" w:firstLine="0" w:leftChars="0" w:rightChars="0" w:firstLineChars="0"/>
               <w:jc w:val="center"/>
               <w:textAlignment w:val="baseline"/>
               <w:rPr>
-                <w:rFonts w:ascii="宋体" w:hAnsi="宋体" w:eastAsia="宋体" w:cs="宋体"/>
+                <w:rFonts w:ascii="宋体" w:eastAsia="宋体" w:hAnsi="宋体" w:cs="宋体"/>
                 <w:snapToGrid w:val="0"/>
                 <w:color w:val="000000"/>
                 <w:kern w:val="0"/>
@@ -1704,14 +1687,9 @@
       </w:tr>
       <w:tr>
         <w:tblPrEx>
-          <w:tblBorders>
-            <w:top w:val="single" w:color="000000" w:sz="2" w:space="0"/>
-            <w:left w:val="single" w:color="000000" w:sz="2" w:space="0"/>
-            <w:bottom w:val="single" w:color="000000" w:sz="2" w:space="0"/>
-            <w:right w:val="single" w:color="000000" w:sz="2" w:space="0"/>
-            <w:insideH w:val="single" w:color="000000" w:sz="2" w:space="0"/>
-            <w:insideV w:val="single" w:color="000000" w:sz="2" w:space="0"/>
-          </w:tblBorders>
+          <w:tblW w:w="8214" w:type="dxa"/>
+          <w:jc w:val="center"/>
+          <w:tblLayout w:type="fixed"/>
           <w:tblCellMar>
             <w:top w:w="0" w:type="dxa"/>
             <w:left w:w="0" w:type="dxa"/>
@@ -1720,7 +1698,7 @@
           </w:tblCellMar>
         </w:tblPrEx>
         <w:trPr>
-          <w:trHeight w:val="556" w:hRule="atLeast"/>
+          <w:trHeight w:val="556"/>
           <w:jc w:val="center"/>
         </w:trPr>
         <w:tc>
@@ -1729,7 +1707,7 @@
           </w:tcPr>
           <w:p>
             <w:pPr>
-              <w:pStyle w:val="27"/>
+              <w:pStyle w:val="TableText"/>
               <w:keepNext w:val="0"/>
               <w:keepLines w:val="0"/>
               <w:pageBreakBefore w:val="0"/>
@@ -1743,7 +1721,7 @@
               <w:bidi w:val="0"/>
               <w:adjustRightInd w:val="0"/>
               <w:snapToGrid w:val="0"/>
-              <w:ind w:left="0" w:leftChars="0" w:right="0" w:rightChars="0" w:firstLine="0" w:firstLineChars="0"/>
+              <w:ind w:left="0" w:right="0" w:firstLine="0" w:leftChars="0" w:rightChars="0" w:firstLineChars="0"/>
               <w:jc w:val="center"/>
               <w:textAlignment w:val="baseline"/>
             </w:pPr>
@@ -1755,7 +1733,7 @@
           </w:tcPr>
           <w:p>
             <w:pPr>
-              <w:pStyle w:val="27"/>
+              <w:pStyle w:val="TableText"/>
               <w:keepNext w:val="0"/>
               <w:keepLines w:val="0"/>
               <w:pageBreakBefore w:val="0"/>
@@ -1769,7 +1747,7 @@
               <w:bidi w:val="0"/>
               <w:adjustRightInd w:val="0"/>
               <w:snapToGrid w:val="0"/>
-              <w:ind w:left="0" w:leftChars="0" w:right="0" w:rightChars="0" w:firstLine="0" w:firstLineChars="0"/>
+              <w:ind w:left="0" w:right="0" w:firstLine="0" w:leftChars="0" w:rightChars="0" w:firstLineChars="0"/>
               <w:jc w:val="center"/>
               <w:textAlignment w:val="baseline"/>
             </w:pPr>
@@ -1781,7 +1759,7 @@
           </w:tcPr>
           <w:p>
             <w:pPr>
-              <w:pStyle w:val="27"/>
+              <w:pStyle w:val="TableText"/>
               <w:keepNext w:val="0"/>
               <w:keepLines w:val="0"/>
               <w:pageBreakBefore w:val="0"/>
@@ -1795,7 +1773,7 @@
               <w:bidi w:val="0"/>
               <w:adjustRightInd w:val="0"/>
               <w:snapToGrid w:val="0"/>
-              <w:ind w:left="0" w:leftChars="0" w:right="0" w:rightChars="0" w:firstLine="0" w:firstLineChars="0"/>
+              <w:ind w:left="0" w:right="0" w:firstLine="0" w:leftChars="0" w:rightChars="0" w:firstLineChars="0"/>
               <w:jc w:val="center"/>
               <w:textAlignment w:val="baseline"/>
             </w:pPr>
@@ -1807,7 +1785,7 @@
           </w:tcPr>
           <w:p>
             <w:pPr>
-              <w:pStyle w:val="27"/>
+              <w:pStyle w:val="TableText"/>
               <w:keepNext w:val="0"/>
               <w:keepLines w:val="0"/>
               <w:pageBreakBefore w:val="0"/>
@@ -1821,7 +1799,7 @@
               <w:bidi w:val="0"/>
               <w:adjustRightInd w:val="0"/>
               <w:snapToGrid w:val="0"/>
-              <w:ind w:left="0" w:leftChars="0" w:right="0" w:rightChars="0" w:firstLine="0" w:firstLineChars="0"/>
+              <w:ind w:left="0" w:right="0" w:firstLine="0" w:leftChars="0" w:rightChars="0" w:firstLineChars="0"/>
               <w:jc w:val="center"/>
               <w:textAlignment w:val="baseline"/>
             </w:pPr>
@@ -1833,7 +1811,7 @@
           </w:tcPr>
           <w:p>
             <w:pPr>
-              <w:pStyle w:val="27"/>
+              <w:pStyle w:val="TableText"/>
               <w:keepNext w:val="0"/>
               <w:keepLines w:val="0"/>
               <w:pageBreakBefore w:val="0"/>
@@ -1847,7 +1825,7 @@
               <w:bidi w:val="0"/>
               <w:adjustRightInd w:val="0"/>
               <w:snapToGrid w:val="0"/>
-              <w:ind w:left="0" w:leftChars="0" w:right="0" w:rightChars="0" w:firstLine="0" w:firstLineChars="0"/>
+              <w:ind w:left="0" w:right="0" w:firstLine="0" w:leftChars="0" w:rightChars="0" w:firstLineChars="0"/>
               <w:jc w:val="center"/>
               <w:textAlignment w:val="baseline"/>
             </w:pPr>
@@ -1859,7 +1837,7 @@
           </w:tcPr>
           <w:p>
             <w:pPr>
-              <w:pStyle w:val="27"/>
+              <w:pStyle w:val="TableText"/>
               <w:keepNext w:val="0"/>
               <w:keepLines w:val="0"/>
               <w:pageBreakBefore w:val="0"/>
@@ -1873,7 +1851,7 @@
               <w:bidi w:val="0"/>
               <w:adjustRightInd w:val="0"/>
               <w:snapToGrid w:val="0"/>
-              <w:ind w:left="0" w:leftChars="0" w:right="0" w:rightChars="0" w:firstLine="0" w:firstLineChars="0"/>
+              <w:ind w:left="0" w:right="0" w:firstLine="0" w:leftChars="0" w:rightChars="0" w:firstLineChars="0"/>
               <w:jc w:val="center"/>
               <w:textAlignment w:val="baseline"/>
             </w:pPr>
@@ -1882,14 +1860,9 @@
       </w:tr>
       <w:tr>
         <w:tblPrEx>
-          <w:tblBorders>
-            <w:top w:val="single" w:color="000000" w:sz="2" w:space="0"/>
-            <w:left w:val="single" w:color="000000" w:sz="2" w:space="0"/>
-            <w:bottom w:val="single" w:color="000000" w:sz="2" w:space="0"/>
-            <w:right w:val="single" w:color="000000" w:sz="2" w:space="0"/>
-            <w:insideH w:val="single" w:color="000000" w:sz="2" w:space="0"/>
-            <w:insideV w:val="single" w:color="000000" w:sz="2" w:space="0"/>
-          </w:tblBorders>
+          <w:tblW w:w="8214" w:type="dxa"/>
+          <w:jc w:val="center"/>
+          <w:tblLayout w:type="fixed"/>
           <w:tblCellMar>
             <w:top w:w="0" w:type="dxa"/>
             <w:left w:w="0" w:type="dxa"/>
@@ -1898,7 +1871,7 @@
           </w:tblCellMar>
         </w:tblPrEx>
         <w:trPr>
-          <w:trHeight w:val="557" w:hRule="atLeast"/>
+          <w:trHeight w:val="557"/>
           <w:jc w:val="center"/>
         </w:trPr>
         <w:tc>
@@ -1907,7 +1880,7 @@
           </w:tcPr>
           <w:p>
             <w:pPr>
-              <w:pStyle w:val="27"/>
+              <w:pStyle w:val="TableText"/>
               <w:keepNext w:val="0"/>
               <w:keepLines w:val="0"/>
               <w:pageBreakBefore w:val="0"/>
@@ -1921,7 +1894,7 @@
               <w:bidi w:val="0"/>
               <w:adjustRightInd w:val="0"/>
               <w:snapToGrid w:val="0"/>
-              <w:ind w:left="0" w:leftChars="0" w:right="0" w:rightChars="0" w:firstLine="0" w:firstLineChars="0"/>
+              <w:ind w:left="0" w:right="0" w:firstLine="0" w:leftChars="0" w:rightChars="0" w:firstLineChars="0"/>
               <w:jc w:val="center"/>
               <w:textAlignment w:val="baseline"/>
             </w:pPr>
@@ -1933,7 +1906,7 @@
           </w:tcPr>
           <w:p>
             <w:pPr>
-              <w:pStyle w:val="27"/>
+              <w:pStyle w:val="TableText"/>
               <w:keepNext w:val="0"/>
               <w:keepLines w:val="0"/>
               <w:pageBreakBefore w:val="0"/>
@@ -1947,7 +1920,7 @@
               <w:bidi w:val="0"/>
               <w:adjustRightInd w:val="0"/>
               <w:snapToGrid w:val="0"/>
-              <w:ind w:left="0" w:leftChars="0" w:right="0" w:rightChars="0" w:firstLine="0" w:firstLineChars="0"/>
+              <w:ind w:left="0" w:right="0" w:firstLine="0" w:leftChars="0" w:rightChars="0" w:firstLineChars="0"/>
               <w:jc w:val="center"/>
               <w:textAlignment w:val="baseline"/>
             </w:pPr>
@@ -1959,7 +1932,7 @@
           </w:tcPr>
           <w:p>
             <w:pPr>
-              <w:pStyle w:val="27"/>
+              <w:pStyle w:val="TableText"/>
               <w:keepNext w:val="0"/>
               <w:keepLines w:val="0"/>
               <w:pageBreakBefore w:val="0"/>
@@ -1973,7 +1946,7 @@
               <w:bidi w:val="0"/>
               <w:adjustRightInd w:val="0"/>
               <w:snapToGrid w:val="0"/>
-              <w:ind w:left="0" w:leftChars="0" w:right="0" w:rightChars="0" w:firstLine="0" w:firstLineChars="0"/>
+              <w:ind w:left="0" w:right="0" w:firstLine="0" w:leftChars="0" w:rightChars="0" w:firstLineChars="0"/>
               <w:jc w:val="center"/>
               <w:textAlignment w:val="baseline"/>
             </w:pPr>
@@ -1985,7 +1958,7 @@
           </w:tcPr>
           <w:p>
             <w:pPr>
-              <w:pStyle w:val="27"/>
+              <w:pStyle w:val="TableText"/>
               <w:keepNext w:val="0"/>
               <w:keepLines w:val="0"/>
               <w:pageBreakBefore w:val="0"/>
@@ -1999,7 +1972,7 @@
               <w:bidi w:val="0"/>
               <w:adjustRightInd w:val="0"/>
               <w:snapToGrid w:val="0"/>
-              <w:ind w:left="0" w:leftChars="0" w:right="0" w:rightChars="0" w:firstLine="0" w:firstLineChars="0"/>
+              <w:ind w:left="0" w:right="0" w:firstLine="0" w:leftChars="0" w:rightChars="0" w:firstLineChars="0"/>
               <w:jc w:val="center"/>
               <w:textAlignment w:val="baseline"/>
             </w:pPr>
@@ -2011,7 +1984,7 @@
           </w:tcPr>
           <w:p>
             <w:pPr>
-              <w:pStyle w:val="27"/>
+              <w:pStyle w:val="TableText"/>
               <w:keepNext w:val="0"/>
               <w:keepLines w:val="0"/>
               <w:pageBreakBefore w:val="0"/>
@@ -2025,7 +1998,7 @@
               <w:bidi w:val="0"/>
               <w:adjustRightInd w:val="0"/>
               <w:snapToGrid w:val="0"/>
-              <w:ind w:left="0" w:leftChars="0" w:right="0" w:rightChars="0" w:firstLine="0" w:firstLineChars="0"/>
+              <w:ind w:left="0" w:right="0" w:firstLine="0" w:leftChars="0" w:rightChars="0" w:firstLineChars="0"/>
               <w:jc w:val="center"/>
               <w:textAlignment w:val="baseline"/>
             </w:pPr>
@@ -2037,7 +2010,7 @@
           </w:tcPr>
           <w:p>
             <w:pPr>
-              <w:pStyle w:val="27"/>
+              <w:pStyle w:val="TableText"/>
               <w:keepNext w:val="0"/>
               <w:keepLines w:val="0"/>
               <w:pageBreakBefore w:val="0"/>
@@ -2051,7 +2024,7 @@
               <w:bidi w:val="0"/>
               <w:adjustRightInd w:val="0"/>
               <w:snapToGrid w:val="0"/>
-              <w:ind w:left="0" w:leftChars="0" w:right="0" w:rightChars="0" w:firstLine="0" w:firstLineChars="0"/>
+              <w:ind w:left="0" w:right="0" w:firstLine="0" w:leftChars="0" w:rightChars="0" w:firstLineChars="0"/>
               <w:jc w:val="center"/>
               <w:textAlignment w:val="baseline"/>
             </w:pPr>
@@ -2083,7 +2056,7 @@
     <w:sdt>
       <w:sdtPr>
         <w:rPr>
-          <w:rFonts w:ascii="宋体" w:hAnsi="宋体" w:eastAsia="宋体" w:cs="Arial"/>
+          <w:rFonts w:ascii="宋体" w:eastAsia="宋体" w:hAnsi="宋体" w:cs="Arial"/>
           <w:snapToGrid w:val="0"/>
           <w:color w:val="000000"/>
           <w:kern w:val="0"/>
@@ -2099,7 +2072,7 @@
       </w:sdtPr>
       <w:sdtEndPr>
         <w:rPr>
-          <w:rFonts w:hint="eastAsia" w:ascii="宋体" w:hAnsi="宋体" w:eastAsia="宋体" w:cs="宋体"/>
+          <w:rFonts w:ascii="宋体" w:eastAsia="宋体" w:hAnsi="宋体" w:cs="宋体" w:hint="eastAsia"/>
           <w:snapToGrid w:val="0"/>
           <w:color w:val="000000"/>
           <w:kern w:val="0"/>
@@ -2125,18 +2098,18 @@
             <w:adjustRightInd w:val="0"/>
             <w:snapToGrid w:val="0"/>
             <w:spacing w:before="0" w:beforeLines="0" w:after="0" w:afterLines="0" w:line="240" w:lineRule="auto"/>
-            <w:ind w:left="0" w:leftChars="0" w:right="0" w:rightChars="0" w:firstLine="0" w:firstLineChars="0"/>
+            <w:ind w:left="0" w:right="0" w:firstLine="0" w:leftChars="0" w:rightChars="0" w:firstLineChars="0"/>
             <w:jc w:val="center"/>
             <w:textAlignment w:val="baseline"/>
             <w:rPr>
-              <w:rFonts w:hint="eastAsia" w:ascii="宋体" w:hAnsi="宋体" w:eastAsia="宋体" w:cs="宋体"/>
+              <w:rFonts w:ascii="宋体" w:eastAsia="宋体" w:hAnsi="宋体" w:cs="宋体" w:hint="eastAsia"/>
               <w:sz w:val="24"/>
               <w:szCs w:val="24"/>
             </w:rPr>
           </w:pPr>
           <w:r>
             <w:rPr>
-              <w:rFonts w:hint="eastAsia" w:ascii="宋体" w:hAnsi="宋体" w:eastAsia="宋体" w:cs="宋体"/>
+              <w:rFonts w:ascii="宋体" w:eastAsia="宋体" w:hAnsi="宋体" w:cs="宋体" w:hint="eastAsia"/>
               <w:sz w:val="24"/>
               <w:szCs w:val="24"/>
             </w:rPr>
@@ -2145,16 +2118,16 @@
         </w:p>
         <w:p>
           <w:pPr>
-            <w:pStyle w:val="16"/>
+            <w:pStyle w:val="TOC1"/>
             <w:tabs>
               <w:tab w:val="right" w:leader="dot" w:pos="8306"/>
             </w:tabs>
           </w:pPr>
-          <w:bookmarkStart w:id="13" w:name="_GoBack"/>
-          <w:bookmarkEnd w:id="13"/>
-          <w:r>
-            <w:rPr>
-              <w:rFonts w:hint="eastAsia" w:ascii="宋体" w:hAnsi="宋体" w:eastAsia="宋体" w:cs="宋体"/>
+          <w:bookmarkStart w:id="2" w:name="_GoBack"/>
+          <w:bookmarkEnd w:id="2"/>
+          <w:r>
+            <w:rPr>
+              <w:rFonts w:ascii="宋体" w:eastAsia="宋体" w:hAnsi="宋体" w:cs="宋体" w:hint="eastAsia"/>
               <w:sz w:val="24"/>
               <w:szCs w:val="24"/>
             </w:rPr>
@@ -2162,7 +2135,7 @@
           </w:r>
           <w:r>
             <w:rPr>
-              <w:rFonts w:hint="eastAsia" w:ascii="宋体" w:hAnsi="宋体" w:eastAsia="宋体" w:cs="宋体"/>
+              <w:rFonts w:ascii="宋体" w:eastAsia="宋体" w:hAnsi="宋体" w:cs="宋体" w:hint="eastAsia"/>
               <w:sz w:val="24"/>
               <w:szCs w:val="24"/>
             </w:rPr>
@@ -2170,7 +2143,7 @@
           </w:r>
           <w:r>
             <w:rPr>
-              <w:rFonts w:hint="eastAsia" w:ascii="宋体" w:hAnsi="宋体" w:eastAsia="宋体" w:cs="宋体"/>
+              <w:rFonts w:ascii="宋体" w:eastAsia="宋体" w:hAnsi="宋体" w:cs="宋体" w:hint="eastAsia"/>
               <w:sz w:val="24"/>
               <w:szCs w:val="24"/>
             </w:rPr>
@@ -2178,21 +2151,21 @@
           </w:r>
           <w:r>
             <w:rPr>
-              <w:rFonts w:hint="eastAsia" w:ascii="宋体" w:hAnsi="宋体" w:eastAsia="宋体" w:cs="宋体"/>
+              <w:rFonts w:ascii="宋体" w:eastAsia="宋体" w:hAnsi="宋体" w:cs="宋体" w:hint="eastAsia"/>
               <w:szCs w:val="24"/>
             </w:rPr>
             <w:fldChar w:fldCharType="begin"/>
           </w:r>
           <w:r>
             <w:rPr>
-              <w:rFonts w:hint="eastAsia" w:ascii="宋体" w:hAnsi="宋体" w:eastAsia="宋体" w:cs="宋体"/>
+              <w:rFonts w:ascii="宋体" w:eastAsia="宋体" w:hAnsi="宋体" w:cs="宋体" w:hint="eastAsia"/>
               <w:szCs w:val="24"/>
             </w:rPr>
             <w:instrText xml:space="preserve"> HYPERLINK \l _Toc12916 </w:instrText>
           </w:r>
           <w:r>
             <w:rPr>
-              <w:rFonts w:hint="eastAsia" w:ascii="宋体" w:hAnsi="宋体" w:eastAsia="宋体" w:cs="宋体"/>
+              <w:rFonts w:ascii="宋体" w:eastAsia="宋体" w:hAnsi="宋体" w:cs="宋体" w:hint="eastAsia"/>
               <w:szCs w:val="24"/>
             </w:rPr>
             <w:fldChar w:fldCharType="separate"/>
@@ -2224,7 +2197,7 @@
           </w:r>
           <w:r>
             <w:rPr>
-              <w:rFonts w:hint="eastAsia" w:ascii="宋体" w:hAnsi="宋体" w:eastAsia="宋体" w:cs="宋体"/>
+              <w:rFonts w:ascii="宋体" w:eastAsia="宋体" w:hAnsi="宋体" w:cs="宋体" w:hint="eastAsia"/>
               <w:szCs w:val="24"/>
             </w:rPr>
             <w:fldChar w:fldCharType="end"/>
@@ -2232,28 +2205,28 @@
         </w:p>
         <w:p>
           <w:pPr>
-            <w:pStyle w:val="16"/>
+            <w:pStyle w:val="TOC1"/>
             <w:tabs>
               <w:tab w:val="right" w:leader="dot" w:pos="8306"/>
             </w:tabs>
           </w:pPr>
           <w:r>
             <w:rPr>
-              <w:rFonts w:hint="eastAsia" w:ascii="宋体" w:hAnsi="宋体" w:eastAsia="宋体" w:cs="宋体"/>
+              <w:rFonts w:ascii="宋体" w:eastAsia="宋体" w:hAnsi="宋体" w:cs="宋体" w:hint="eastAsia"/>
               <w:szCs w:val="24"/>
             </w:rPr>
             <w:fldChar w:fldCharType="begin"/>
           </w:r>
           <w:r>
             <w:rPr>
-              <w:rFonts w:hint="eastAsia" w:ascii="宋体" w:hAnsi="宋体" w:eastAsia="宋体" w:cs="宋体"/>
+              <w:rFonts w:ascii="宋体" w:eastAsia="宋体" w:hAnsi="宋体" w:cs="宋体" w:hint="eastAsia"/>
               <w:szCs w:val="24"/>
             </w:rPr>
             <w:instrText xml:space="preserve"> HYPERLINK \l _Toc25218 </w:instrText>
           </w:r>
           <w:r>
             <w:rPr>
-              <w:rFonts w:hint="eastAsia" w:ascii="宋体" w:hAnsi="宋体" w:eastAsia="宋体" w:cs="宋体"/>
+              <w:rFonts w:ascii="宋体" w:eastAsia="宋体" w:hAnsi="宋体" w:cs="宋体" w:hint="eastAsia"/>
               <w:szCs w:val="24"/>
             </w:rPr>
             <w:fldChar w:fldCharType="separate"/>
@@ -2285,7 +2258,7 @@
           </w:r>
           <w:r>
             <w:rPr>
-              <w:rFonts w:hint="eastAsia" w:ascii="宋体" w:hAnsi="宋体" w:eastAsia="宋体" w:cs="宋体"/>
+              <w:rFonts w:ascii="宋体" w:eastAsia="宋体" w:hAnsi="宋体" w:cs="宋体" w:hint="eastAsia"/>
               <w:szCs w:val="24"/>
             </w:rPr>
             <w:fldChar w:fldCharType="end"/>
@@ -2293,28 +2266,28 @@
         </w:p>
         <w:p>
           <w:pPr>
-            <w:pStyle w:val="16"/>
+            <w:pStyle w:val="TOC1"/>
             <w:tabs>
               <w:tab w:val="right" w:leader="dot" w:pos="8306"/>
             </w:tabs>
           </w:pPr>
           <w:r>
             <w:rPr>
-              <w:rFonts w:hint="eastAsia" w:ascii="宋体" w:hAnsi="宋体" w:eastAsia="宋体" w:cs="宋体"/>
+              <w:rFonts w:ascii="宋体" w:eastAsia="宋体" w:hAnsi="宋体" w:cs="宋体" w:hint="eastAsia"/>
               <w:szCs w:val="24"/>
             </w:rPr>
             <w:fldChar w:fldCharType="begin"/>
           </w:r>
           <w:r>
             <w:rPr>
-              <w:rFonts w:hint="eastAsia" w:ascii="宋体" w:hAnsi="宋体" w:eastAsia="宋体" w:cs="宋体"/>
+              <w:rFonts w:ascii="宋体" w:eastAsia="宋体" w:hAnsi="宋体" w:cs="宋体" w:hint="eastAsia"/>
               <w:szCs w:val="24"/>
             </w:rPr>
             <w:instrText xml:space="preserve"> HYPERLINK \l _Toc17124 </w:instrText>
           </w:r>
           <w:r>
             <w:rPr>
-              <w:rFonts w:hint="eastAsia" w:ascii="宋体" w:hAnsi="宋体" w:eastAsia="宋体" w:cs="宋体"/>
+              <w:rFonts w:ascii="宋体" w:eastAsia="宋体" w:hAnsi="宋体" w:cs="宋体" w:hint="eastAsia"/>
               <w:szCs w:val="24"/>
             </w:rPr>
             <w:fldChar w:fldCharType="separate"/>
@@ -2346,7 +2319,7 @@
           </w:r>
           <w:r>
             <w:rPr>
-              <w:rFonts w:hint="eastAsia" w:ascii="宋体" w:hAnsi="宋体" w:eastAsia="宋体" w:cs="宋体"/>
+              <w:rFonts w:ascii="宋体" w:eastAsia="宋体" w:hAnsi="宋体" w:cs="宋体" w:hint="eastAsia"/>
               <w:szCs w:val="24"/>
             </w:rPr>
             <w:fldChar w:fldCharType="end"/>
@@ -2354,28 +2327,28 @@
         </w:p>
         <w:p>
           <w:pPr>
-            <w:pStyle w:val="17"/>
+            <w:pStyle w:val="TOC2"/>
             <w:tabs>
               <w:tab w:val="right" w:leader="dot" w:pos="8306"/>
             </w:tabs>
           </w:pPr>
           <w:r>
             <w:rPr>
-              <w:rFonts w:hint="eastAsia" w:ascii="宋体" w:hAnsi="宋体" w:eastAsia="宋体" w:cs="宋体"/>
+              <w:rFonts w:ascii="宋体" w:eastAsia="宋体" w:hAnsi="宋体" w:cs="宋体" w:hint="eastAsia"/>
               <w:szCs w:val="24"/>
             </w:rPr>
             <w:fldChar w:fldCharType="begin"/>
           </w:r>
           <w:r>
             <w:rPr>
-              <w:rFonts w:hint="eastAsia" w:ascii="宋体" w:hAnsi="宋体" w:eastAsia="宋体" w:cs="宋体"/>
+              <w:rFonts w:ascii="宋体" w:eastAsia="宋体" w:hAnsi="宋体" w:cs="宋体" w:hint="eastAsia"/>
               <w:szCs w:val="24"/>
             </w:rPr>
             <w:instrText xml:space="preserve"> HYPERLINK \l _Toc22093 </w:instrText>
           </w:r>
           <w:r>
             <w:rPr>
-              <w:rFonts w:hint="eastAsia" w:ascii="宋体" w:hAnsi="宋体" w:eastAsia="宋体" w:cs="宋体"/>
+              <w:rFonts w:ascii="宋体" w:eastAsia="宋体" w:hAnsi="宋体" w:cs="宋体" w:hint="eastAsia"/>
               <w:szCs w:val="24"/>
             </w:rPr>
             <w:fldChar w:fldCharType="separate"/>
@@ -2407,7 +2380,7 @@
           </w:r>
           <w:r>
             <w:rPr>
-              <w:rFonts w:hint="eastAsia" w:ascii="宋体" w:hAnsi="宋体" w:eastAsia="宋体" w:cs="宋体"/>
+              <w:rFonts w:ascii="宋体" w:eastAsia="宋体" w:hAnsi="宋体" w:cs="宋体" w:hint="eastAsia"/>
               <w:szCs w:val="24"/>
             </w:rPr>
             <w:fldChar w:fldCharType="end"/>
@@ -2415,28 +2388,28 @@
         </w:p>
         <w:p>
           <w:pPr>
-            <w:pStyle w:val="17"/>
+            <w:pStyle w:val="TOC2"/>
             <w:tabs>
               <w:tab w:val="right" w:leader="dot" w:pos="8306"/>
             </w:tabs>
           </w:pPr>
           <w:r>
             <w:rPr>
-              <w:rFonts w:hint="eastAsia" w:ascii="宋体" w:hAnsi="宋体" w:eastAsia="宋体" w:cs="宋体"/>
+              <w:rFonts w:ascii="宋体" w:eastAsia="宋体" w:hAnsi="宋体" w:cs="宋体" w:hint="eastAsia"/>
               <w:szCs w:val="24"/>
             </w:rPr>
             <w:fldChar w:fldCharType="begin"/>
           </w:r>
           <w:r>
             <w:rPr>
-              <w:rFonts w:hint="eastAsia" w:ascii="宋体" w:hAnsi="宋体" w:eastAsia="宋体" w:cs="宋体"/>
+              <w:rFonts w:ascii="宋体" w:eastAsia="宋体" w:hAnsi="宋体" w:cs="宋体" w:hint="eastAsia"/>
               <w:szCs w:val="24"/>
             </w:rPr>
             <w:instrText xml:space="preserve"> HYPERLINK \l _Toc11227 </w:instrText>
           </w:r>
           <w:r>
             <w:rPr>
-              <w:rFonts w:hint="eastAsia" w:ascii="宋体" w:hAnsi="宋体" w:eastAsia="宋体" w:cs="宋体"/>
+              <w:rFonts w:ascii="宋体" w:eastAsia="宋体" w:hAnsi="宋体" w:cs="宋体" w:hint="eastAsia"/>
               <w:szCs w:val="24"/>
             </w:rPr>
             <w:fldChar w:fldCharType="separate"/>
@@ -2468,7 +2441,7 @@
           </w:r>
           <w:r>
             <w:rPr>
-              <w:rFonts w:hint="eastAsia" w:ascii="宋体" w:hAnsi="宋体" w:eastAsia="宋体" w:cs="宋体"/>
+              <w:rFonts w:ascii="宋体" w:eastAsia="宋体" w:hAnsi="宋体" w:cs="宋体" w:hint="eastAsia"/>
               <w:szCs w:val="24"/>
             </w:rPr>
             <w:fldChar w:fldCharType="end"/>
@@ -2476,28 +2449,28 @@
         </w:p>
         <w:p>
           <w:pPr>
-            <w:pStyle w:val="16"/>
+            <w:pStyle w:val="TOC1"/>
             <w:tabs>
               <w:tab w:val="right" w:leader="dot" w:pos="8306"/>
             </w:tabs>
           </w:pPr>
           <w:r>
             <w:rPr>
-              <w:rFonts w:hint="eastAsia" w:ascii="宋体" w:hAnsi="宋体" w:eastAsia="宋体" w:cs="宋体"/>
+              <w:rFonts w:ascii="宋体" w:eastAsia="宋体" w:hAnsi="宋体" w:cs="宋体" w:hint="eastAsia"/>
               <w:szCs w:val="24"/>
             </w:rPr>
             <w:fldChar w:fldCharType="begin"/>
           </w:r>
           <w:r>
             <w:rPr>
-              <w:rFonts w:hint="eastAsia" w:ascii="宋体" w:hAnsi="宋体" w:eastAsia="宋体" w:cs="宋体"/>
+              <w:rFonts w:ascii="宋体" w:eastAsia="宋体" w:hAnsi="宋体" w:cs="宋体" w:hint="eastAsia"/>
               <w:szCs w:val="24"/>
             </w:rPr>
             <w:instrText xml:space="preserve"> HYPERLINK \l _Toc13185 </w:instrText>
           </w:r>
           <w:r>
             <w:rPr>
-              <w:rFonts w:hint="eastAsia" w:ascii="宋体" w:hAnsi="宋体" w:eastAsia="宋体" w:cs="宋体"/>
+              <w:rFonts w:ascii="宋体" w:eastAsia="宋体" w:hAnsi="宋体" w:cs="宋体" w:hint="eastAsia"/>
               <w:szCs w:val="24"/>
             </w:rPr>
             <w:fldChar w:fldCharType="separate"/>
@@ -2543,7 +2516,7 @@
           </w:r>
           <w:r>
             <w:rPr>
-              <w:rFonts w:hint="eastAsia" w:ascii="宋体" w:hAnsi="宋体" w:eastAsia="宋体" w:cs="宋体"/>
+              <w:rFonts w:ascii="宋体" w:eastAsia="宋体" w:hAnsi="宋体" w:cs="宋体" w:hint="eastAsia"/>
               <w:szCs w:val="24"/>
             </w:rPr>
             <w:fldChar w:fldCharType="end"/>
@@ -2551,28 +2524,28 @@
         </w:p>
         <w:p>
           <w:pPr>
-            <w:pStyle w:val="17"/>
+            <w:pStyle w:val="TOC2"/>
             <w:tabs>
               <w:tab w:val="right" w:leader="dot" w:pos="8306"/>
             </w:tabs>
           </w:pPr>
           <w:r>
             <w:rPr>
-              <w:rFonts w:hint="eastAsia" w:ascii="宋体" w:hAnsi="宋体" w:eastAsia="宋体" w:cs="宋体"/>
+              <w:rFonts w:ascii="宋体" w:eastAsia="宋体" w:hAnsi="宋体" w:cs="宋体" w:hint="eastAsia"/>
               <w:szCs w:val="24"/>
             </w:rPr>
             <w:fldChar w:fldCharType="begin"/>
           </w:r>
           <w:r>
             <w:rPr>
-              <w:rFonts w:hint="eastAsia" w:ascii="宋体" w:hAnsi="宋体" w:eastAsia="宋体" w:cs="宋体"/>
+              <w:rFonts w:ascii="宋体" w:eastAsia="宋体" w:hAnsi="宋体" w:cs="宋体" w:hint="eastAsia"/>
               <w:szCs w:val="24"/>
             </w:rPr>
             <w:instrText xml:space="preserve"> HYPERLINK \l _Toc7307 </w:instrText>
           </w:r>
           <w:r>
             <w:rPr>
-              <w:rFonts w:hint="eastAsia" w:ascii="宋体" w:hAnsi="宋体" w:eastAsia="宋体" w:cs="宋体"/>
+              <w:rFonts w:ascii="宋体" w:eastAsia="宋体" w:hAnsi="宋体" w:cs="宋体" w:hint="eastAsia"/>
               <w:szCs w:val="24"/>
             </w:rPr>
             <w:fldChar w:fldCharType="separate"/>
@@ -2604,7 +2577,7 @@
           </w:r>
           <w:r>
             <w:rPr>
-              <w:rFonts w:hint="eastAsia" w:ascii="宋体" w:hAnsi="宋体" w:eastAsia="宋体" w:cs="宋体"/>
+              <w:rFonts w:ascii="宋体" w:eastAsia="宋体" w:hAnsi="宋体" w:cs="宋体" w:hint="eastAsia"/>
               <w:szCs w:val="24"/>
             </w:rPr>
             <w:fldChar w:fldCharType="end"/>
@@ -2612,28 +2585,28 @@
         </w:p>
         <w:p>
           <w:pPr>
-            <w:pStyle w:val="17"/>
+            <w:pStyle w:val="TOC2"/>
             <w:tabs>
               <w:tab w:val="right" w:leader="dot" w:pos="8306"/>
             </w:tabs>
           </w:pPr>
           <w:r>
             <w:rPr>
-              <w:rFonts w:hint="eastAsia" w:ascii="宋体" w:hAnsi="宋体" w:eastAsia="宋体" w:cs="宋体"/>
+              <w:rFonts w:ascii="宋体" w:eastAsia="宋体" w:hAnsi="宋体" w:cs="宋体" w:hint="eastAsia"/>
               <w:szCs w:val="24"/>
             </w:rPr>
             <w:fldChar w:fldCharType="begin"/>
           </w:r>
           <w:r>
             <w:rPr>
-              <w:rFonts w:hint="eastAsia" w:ascii="宋体" w:hAnsi="宋体" w:eastAsia="宋体" w:cs="宋体"/>
+              <w:rFonts w:ascii="宋体" w:eastAsia="宋体" w:hAnsi="宋体" w:cs="宋体" w:hint="eastAsia"/>
               <w:szCs w:val="24"/>
             </w:rPr>
             <w:instrText xml:space="preserve"> HYPERLINK \l _Toc22186 </w:instrText>
           </w:r>
           <w:r>
             <w:rPr>
-              <w:rFonts w:hint="eastAsia" w:ascii="宋体" w:hAnsi="宋体" w:eastAsia="宋体" w:cs="宋体"/>
+              <w:rFonts w:ascii="宋体" w:eastAsia="宋体" w:hAnsi="宋体" w:cs="宋体" w:hint="eastAsia"/>
               <w:szCs w:val="24"/>
             </w:rPr>
             <w:fldChar w:fldCharType="separate"/>
@@ -2665,7 +2638,7 @@
           </w:r>
           <w:r>
             <w:rPr>
-              <w:rFonts w:hint="eastAsia" w:ascii="宋体" w:hAnsi="宋体" w:eastAsia="宋体" w:cs="宋体"/>
+              <w:rFonts w:ascii="宋体" w:eastAsia="宋体" w:hAnsi="宋体" w:cs="宋体" w:hint="eastAsia"/>
               <w:szCs w:val="24"/>
             </w:rPr>
             <w:fldChar w:fldCharType="end"/>
@@ -2673,28 +2646,28 @@
         </w:p>
         <w:p>
           <w:pPr>
-            <w:pStyle w:val="17"/>
+            <w:pStyle w:val="TOC2"/>
             <w:tabs>
               <w:tab w:val="right" w:leader="dot" w:pos="8306"/>
             </w:tabs>
           </w:pPr>
           <w:r>
             <w:rPr>
-              <w:rFonts w:hint="eastAsia" w:ascii="宋体" w:hAnsi="宋体" w:eastAsia="宋体" w:cs="宋体"/>
+              <w:rFonts w:ascii="宋体" w:eastAsia="宋体" w:hAnsi="宋体" w:cs="宋体" w:hint="eastAsia"/>
               <w:szCs w:val="24"/>
             </w:rPr>
             <w:fldChar w:fldCharType="begin"/>
           </w:r>
           <w:r>
             <w:rPr>
-              <w:rFonts w:hint="eastAsia" w:ascii="宋体" w:hAnsi="宋体" w:eastAsia="宋体" w:cs="宋体"/>
+              <w:rFonts w:ascii="宋体" w:eastAsia="宋体" w:hAnsi="宋体" w:cs="宋体" w:hint="eastAsia"/>
               <w:szCs w:val="24"/>
             </w:rPr>
             <w:instrText xml:space="preserve"> HYPERLINK \l _Toc10501 </w:instrText>
           </w:r>
           <w:r>
             <w:rPr>
-              <w:rFonts w:hint="eastAsia" w:ascii="宋体" w:hAnsi="宋体" w:eastAsia="宋体" w:cs="宋体"/>
+              <w:rFonts w:ascii="宋体" w:eastAsia="宋体" w:hAnsi="宋体" w:cs="宋体" w:hint="eastAsia"/>
               <w:szCs w:val="24"/>
             </w:rPr>
             <w:fldChar w:fldCharType="separate"/>
@@ -2726,7 +2699,7 @@
           </w:r>
           <w:r>
             <w:rPr>
-              <w:rFonts w:hint="eastAsia" w:ascii="宋体" w:hAnsi="宋体" w:eastAsia="宋体" w:cs="宋体"/>
+              <w:rFonts w:ascii="宋体" w:eastAsia="宋体" w:hAnsi="宋体" w:cs="宋体" w:hint="eastAsia"/>
               <w:szCs w:val="24"/>
             </w:rPr>
             <w:fldChar w:fldCharType="end"/>
@@ -2734,28 +2707,28 @@
         </w:p>
         <w:p>
           <w:pPr>
-            <w:pStyle w:val="16"/>
+            <w:pStyle w:val="TOC1"/>
             <w:tabs>
               <w:tab w:val="right" w:leader="dot" w:pos="8306"/>
             </w:tabs>
           </w:pPr>
           <w:r>
             <w:rPr>
-              <w:rFonts w:hint="eastAsia" w:ascii="宋体" w:hAnsi="宋体" w:eastAsia="宋体" w:cs="宋体"/>
+              <w:rFonts w:ascii="宋体" w:eastAsia="宋体" w:hAnsi="宋体" w:cs="宋体" w:hint="eastAsia"/>
               <w:szCs w:val="24"/>
             </w:rPr>
             <w:fldChar w:fldCharType="begin"/>
           </w:r>
           <w:r>
             <w:rPr>
-              <w:rFonts w:hint="eastAsia" w:ascii="宋体" w:hAnsi="宋体" w:eastAsia="宋体" w:cs="宋体"/>
+              <w:rFonts w:ascii="宋体" w:eastAsia="宋体" w:hAnsi="宋体" w:cs="宋体" w:hint="eastAsia"/>
               <w:szCs w:val="24"/>
             </w:rPr>
             <w:instrText xml:space="preserve"> HYPERLINK \l _Toc20093 </w:instrText>
           </w:r>
           <w:r>
             <w:rPr>
-              <w:rFonts w:hint="eastAsia" w:ascii="宋体" w:hAnsi="宋体" w:eastAsia="宋体" w:cs="宋体"/>
+              <w:rFonts w:ascii="宋体" w:eastAsia="宋体" w:hAnsi="宋体" w:cs="宋体" w:hint="eastAsia"/>
               <w:szCs w:val="24"/>
             </w:rPr>
             <w:fldChar w:fldCharType="separate"/>
@@ -2787,7 +2760,7 @@
           </w:r>
           <w:r>
             <w:rPr>
-              <w:rFonts w:hint="eastAsia" w:ascii="宋体" w:hAnsi="宋体" w:eastAsia="宋体" w:cs="宋体"/>
+              <w:rFonts w:ascii="宋体" w:eastAsia="宋体" w:hAnsi="宋体" w:cs="宋体" w:hint="eastAsia"/>
               <w:szCs w:val="24"/>
             </w:rPr>
             <w:fldChar w:fldCharType="end"/>
@@ -2795,28 +2768,28 @@
         </w:p>
         <w:p>
           <w:pPr>
-            <w:pStyle w:val="16"/>
+            <w:pStyle w:val="TOC1"/>
             <w:tabs>
               <w:tab w:val="right" w:leader="dot" w:pos="8306"/>
             </w:tabs>
           </w:pPr>
           <w:r>
             <w:rPr>
-              <w:rFonts w:hint="eastAsia" w:ascii="宋体" w:hAnsi="宋体" w:eastAsia="宋体" w:cs="宋体"/>
+              <w:rFonts w:ascii="宋体" w:eastAsia="宋体" w:hAnsi="宋体" w:cs="宋体" w:hint="eastAsia"/>
               <w:szCs w:val="24"/>
             </w:rPr>
             <w:fldChar w:fldCharType="begin"/>
           </w:r>
           <w:r>
             <w:rPr>
-              <w:rFonts w:hint="eastAsia" w:ascii="宋体" w:hAnsi="宋体" w:eastAsia="宋体" w:cs="宋体"/>
+              <w:rFonts w:ascii="宋体" w:eastAsia="宋体" w:hAnsi="宋体" w:cs="宋体" w:hint="eastAsia"/>
               <w:szCs w:val="24"/>
             </w:rPr>
             <w:instrText xml:space="preserve"> HYPERLINK \l _Toc27756 </w:instrText>
           </w:r>
           <w:r>
             <w:rPr>
-              <w:rFonts w:hint="eastAsia" w:ascii="宋体" w:hAnsi="宋体" w:eastAsia="宋体" w:cs="宋体"/>
+              <w:rFonts w:ascii="宋体" w:eastAsia="宋体" w:hAnsi="宋体" w:cs="宋体" w:hint="eastAsia"/>
               <w:szCs w:val="24"/>
             </w:rPr>
             <w:fldChar w:fldCharType="separate"/>
@@ -2848,7 +2821,7 @@
           </w:r>
           <w:r>
             <w:rPr>
-              <w:rFonts w:hint="eastAsia" w:ascii="宋体" w:hAnsi="宋体" w:eastAsia="宋体" w:cs="宋体"/>
+              <w:rFonts w:ascii="宋体" w:eastAsia="宋体" w:hAnsi="宋体" w:cs="宋体" w:hint="eastAsia"/>
               <w:szCs w:val="24"/>
             </w:rPr>
             <w:fldChar w:fldCharType="end"/>
@@ -2856,28 +2829,28 @@
         </w:p>
         <w:p>
           <w:pPr>
-            <w:pStyle w:val="16"/>
+            <w:pStyle w:val="TOC1"/>
             <w:tabs>
               <w:tab w:val="right" w:leader="dot" w:pos="8306"/>
             </w:tabs>
           </w:pPr>
           <w:r>
             <w:rPr>
-              <w:rFonts w:hint="eastAsia" w:ascii="宋体" w:hAnsi="宋体" w:eastAsia="宋体" w:cs="宋体"/>
+              <w:rFonts w:ascii="宋体" w:eastAsia="宋体" w:hAnsi="宋体" w:cs="宋体" w:hint="eastAsia"/>
               <w:szCs w:val="24"/>
             </w:rPr>
             <w:fldChar w:fldCharType="begin"/>
           </w:r>
           <w:r>
             <w:rPr>
-              <w:rFonts w:hint="eastAsia" w:ascii="宋体" w:hAnsi="宋体" w:eastAsia="宋体" w:cs="宋体"/>
+              <w:rFonts w:ascii="宋体" w:eastAsia="宋体" w:hAnsi="宋体" w:cs="宋体" w:hint="eastAsia"/>
               <w:szCs w:val="24"/>
             </w:rPr>
             <w:instrText xml:space="preserve"> HYPERLINK \l _Toc31690 </w:instrText>
           </w:r>
           <w:r>
             <w:rPr>
-              <w:rFonts w:hint="eastAsia" w:ascii="宋体" w:hAnsi="宋体" w:eastAsia="宋体" w:cs="宋体"/>
+              <w:rFonts w:ascii="宋体" w:eastAsia="宋体" w:hAnsi="宋体" w:cs="宋体" w:hint="eastAsia"/>
               <w:szCs w:val="24"/>
             </w:rPr>
             <w:fldChar w:fldCharType="separate"/>
@@ -2909,7 +2882,7 @@
           </w:r>
           <w:r>
             <w:rPr>
-              <w:rFonts w:hint="eastAsia" w:ascii="宋体" w:hAnsi="宋体" w:eastAsia="宋体" w:cs="宋体"/>
+              <w:rFonts w:ascii="宋体" w:eastAsia="宋体" w:hAnsi="宋体" w:cs="宋体" w:hint="eastAsia"/>
               <w:szCs w:val="24"/>
             </w:rPr>
             <w:fldChar w:fldCharType="end"/>
@@ -2917,28 +2890,28 @@
         </w:p>
         <w:p>
           <w:pPr>
-            <w:pStyle w:val="16"/>
+            <w:pStyle w:val="TOC1"/>
             <w:tabs>
               <w:tab w:val="right" w:leader="dot" w:pos="8306"/>
             </w:tabs>
           </w:pPr>
           <w:r>
             <w:rPr>
-              <w:rFonts w:hint="eastAsia" w:ascii="宋体" w:hAnsi="宋体" w:eastAsia="宋体" w:cs="宋体"/>
+              <w:rFonts w:ascii="宋体" w:eastAsia="宋体" w:hAnsi="宋体" w:cs="宋体" w:hint="eastAsia"/>
               <w:szCs w:val="24"/>
             </w:rPr>
             <w:fldChar w:fldCharType="begin"/>
           </w:r>
           <w:r>
             <w:rPr>
-              <w:rFonts w:hint="eastAsia" w:ascii="宋体" w:hAnsi="宋体" w:eastAsia="宋体" w:cs="宋体"/>
+              <w:rFonts w:ascii="宋体" w:eastAsia="宋体" w:hAnsi="宋体" w:cs="宋体" w:hint="eastAsia"/>
               <w:szCs w:val="24"/>
             </w:rPr>
             <w:instrText xml:space="preserve"> HYPERLINK \l _Toc5537 </w:instrText>
           </w:r>
           <w:r>
             <w:rPr>
-              <w:rFonts w:hint="eastAsia" w:ascii="宋体" w:hAnsi="宋体" w:eastAsia="宋体" w:cs="宋体"/>
+              <w:rFonts w:ascii="宋体" w:eastAsia="宋体" w:hAnsi="宋体" w:cs="宋体" w:hint="eastAsia"/>
               <w:szCs w:val="24"/>
             </w:rPr>
             <w:fldChar w:fldCharType="separate"/>
@@ -2970,7 +2943,7 @@
           </w:r>
           <w:r>
             <w:rPr>
-              <w:rFonts w:hint="eastAsia" w:ascii="宋体" w:hAnsi="宋体" w:eastAsia="宋体" w:cs="宋体"/>
+              <w:rFonts w:ascii="宋体" w:eastAsia="宋体" w:hAnsi="宋体" w:cs="宋体" w:hint="eastAsia"/>
               <w:szCs w:val="24"/>
             </w:rPr>
             <w:fldChar w:fldCharType="end"/>
@@ -2993,7 +2966,7 @@
             <w:snapToGrid w:val="0"/>
             <w:textAlignment w:val="baseline"/>
             <w:rPr>
-              <w:rFonts w:hint="eastAsia" w:ascii="宋体" w:hAnsi="宋体" w:eastAsia="宋体" w:cs="宋体"/>
+              <w:rFonts w:ascii="宋体" w:eastAsia="宋体" w:hAnsi="宋体" w:cs="宋体" w:hint="eastAsia"/>
               <w:snapToGrid w:val="0"/>
               <w:color w:val="000000"/>
               <w:kern w:val="0"/>
@@ -3004,7 +2977,7 @@
           </w:pPr>
           <w:r>
             <w:rPr>
-              <w:rFonts w:hint="eastAsia" w:ascii="宋体" w:hAnsi="宋体" w:eastAsia="宋体" w:cs="宋体"/>
+              <w:rFonts w:ascii="宋体" w:eastAsia="宋体" w:hAnsi="宋体" w:cs="宋体" w:hint="eastAsia"/>
               <w:szCs w:val="24"/>
             </w:rPr>
             <w:fldChar w:fldCharType="end"/>
@@ -3029,7 +3002,7 @@
         <w:snapToGrid w:val="0"/>
         <w:textAlignment w:val="baseline"/>
         <w:rPr>
-          <w:rFonts w:ascii="Arial" w:hAnsi="Arial" w:eastAsia="Arial" w:cs="Arial"/>
+          <w:rFonts w:ascii="Arial" w:eastAsia="Arial" w:hAnsi="Arial" w:cs="Arial"/>
           <w:snapToGrid w:val="0"/>
           <w:color w:val="000000"/>
           <w:kern w:val="0"/>
@@ -3040,7 +3013,7 @@
       </w:pPr>
       <w:r>
         <w:rPr>
-          <w:rFonts w:ascii="Arial" w:hAnsi="Arial" w:eastAsia="Arial" w:cs="Arial"/>
+          <w:rFonts w:ascii="Arial" w:eastAsia="Arial" w:hAnsi="Arial" w:cs="Arial"/>
           <w:snapToGrid w:val="0"/>
           <w:color w:val="000000"/>
           <w:kern w:val="0"/>
@@ -3053,7 +3026,7 @@
     </w:p>
     <w:p>
       <w:pPr>
-        <w:pStyle w:val="29"/>
+        <w:pStyle w:val="a1"/>
         <w:keepNext w:val="0"/>
         <w:keepLines w:val="0"/>
         <w:pageBreakBefore w:val="0"/>
@@ -3104,7 +3077,7 @@
     </w:p>
     <w:p>
       <w:pPr>
-        <w:pStyle w:val="28"/>
+        <w:pStyle w:val="1"/>
         <w:keepNext w:val="0"/>
         <w:keepLines w:val="0"/>
         <w:pageBreakBefore w:val="0"/>
@@ -3124,7 +3097,7 @@
           <w:lang w:val="en-US" w:eastAsia="zh-CN"/>
         </w:rPr>
       </w:pPr>
-      <w:bookmarkStart w:id="2" w:name="_Toc17124"/>
+      <w:bookmarkStart w:id="3" w:name="_Toc17124"/>
       <w:r>
         <w:rPr>
           <w:rFonts w:hint="default"/>
@@ -3132,11 +3105,11 @@
         </w:rPr>
         <w:t>知识管理体系建立与职责落实情况</w:t>
       </w:r>
-      <w:bookmarkEnd w:id="2"/>
+      <w:bookmarkEnd w:id="3"/>
     </w:p>
     <w:p>
       <w:pPr>
-        <w:pStyle w:val="30"/>
+        <w:pStyle w:val="2"/>
         <w:keepNext w:val="0"/>
         <w:keepLines w:val="0"/>
         <w:pageBreakBefore w:val="0"/>
@@ -3156,7 +3129,7 @@
           <w:lang w:val="en-US" w:eastAsia="zh-CN"/>
         </w:rPr>
       </w:pPr>
-      <w:bookmarkStart w:id="3" w:name="_Toc22093"/>
+      <w:bookmarkStart w:id="4" w:name="_Toc22093"/>
       <w:r>
         <w:rPr>
           <w:rFonts w:hint="default"/>
@@ -3164,11 +3137,11 @@
         </w:rPr>
         <w:t>制度与规范落地</w:t>
       </w:r>
-      <w:bookmarkEnd w:id="3"/>
+      <w:bookmarkEnd w:id="4"/>
     </w:p>
     <w:p>
       <w:pPr>
-        <w:pStyle w:val="29"/>
+        <w:pStyle w:val="a1"/>
         <w:keepNext w:val="0"/>
         <w:keepLines w:val="0"/>
         <w:pageBreakBefore w:val="0"/>
@@ -3198,7 +3171,7 @@
     </w:p>
     <w:p>
       <w:pPr>
-        <w:pStyle w:val="30"/>
+        <w:pStyle w:val="2"/>
         <w:keepNext w:val="0"/>
         <w:keepLines w:val="0"/>
         <w:pageBreakBefore w:val="0"/>
@@ -3218,7 +3191,7 @@
           <w:lang w:val="en-US" w:eastAsia="zh-CN"/>
         </w:rPr>
       </w:pPr>
-      <w:bookmarkStart w:id="4" w:name="_Toc11227"/>
+      <w:bookmarkStart w:id="5" w:name="_Toc11227"/>
       <w:r>
         <w:rPr>
           <w:rFonts w:hint="default"/>
@@ -3226,11 +3199,11 @@
         </w:rPr>
         <w:t>管理职责明确</w:t>
       </w:r>
-      <w:bookmarkEnd w:id="4"/>
+      <w:bookmarkEnd w:id="5"/>
     </w:p>
     <w:p>
       <w:pPr>
-        <w:pStyle w:val="29"/>
+        <w:pStyle w:val="a1"/>
         <w:keepNext w:val="0"/>
         <w:keepLines w:val="0"/>
         <w:pageBreakBefore w:val="0"/>
@@ -3274,7 +3247,7 @@
     </w:p>
     <w:p>
       <w:pPr>
-        <w:pStyle w:val="29"/>
+        <w:pStyle w:val="a1"/>
         <w:keepNext w:val="0"/>
         <w:keepLines w:val="0"/>
         <w:pageBreakBefore w:val="0"/>
@@ -3304,7 +3277,7 @@
     </w:p>
     <w:p>
       <w:pPr>
-        <w:pStyle w:val="29"/>
+        <w:pStyle w:val="a1"/>
         <w:keepNext w:val="0"/>
         <w:keepLines w:val="0"/>
         <w:pageBreakBefore w:val="0"/>
@@ -3334,7 +3307,7 @@
     </w:p>
     <w:p>
       <w:pPr>
-        <w:pStyle w:val="28"/>
+        <w:pStyle w:val="1"/>
         <w:keepNext w:val="0"/>
         <w:keepLines w:val="0"/>
         <w:pageBreakBefore w:val="0"/>
@@ -3354,7 +3327,7 @@
           <w:lang w:val="en-US" w:eastAsia="zh-CN"/>
         </w:rPr>
       </w:pPr>
-      <w:bookmarkStart w:id="5" w:name="_Toc13185"/>
+      <w:bookmarkStart w:id="6" w:name="_Toc13185"/>
       <w:r>
         <w:rPr>
           <w:rFonts w:hint="eastAsia"/>
@@ -3369,11 +3342,11 @@
         </w:rPr>
         <w:t>建设与内容运营情况</w:t>
       </w:r>
-      <w:bookmarkEnd w:id="5"/>
+      <w:bookmarkEnd w:id="6"/>
     </w:p>
     <w:p>
       <w:pPr>
-        <w:pStyle w:val="30"/>
+        <w:pStyle w:val="2"/>
         <w:keepNext w:val="0"/>
         <w:keepLines w:val="0"/>
         <w:pageBreakBefore w:val="0"/>
@@ -3393,7 +3366,7 @@
           <w:lang w:val="en-US" w:eastAsia="zh-CN"/>
         </w:rPr>
       </w:pPr>
-      <w:bookmarkStart w:id="6" w:name="_Toc7307"/>
+      <w:bookmarkStart w:id="7" w:name="_Toc7307"/>
       <w:r>
         <w:rPr>
           <w:rFonts w:hint="default"/>
@@ -3401,11 +3374,11 @@
         </w:rPr>
         <w:t>系统平台搭建</w:t>
       </w:r>
-      <w:bookmarkEnd w:id="6"/>
+      <w:bookmarkEnd w:id="7"/>
     </w:p>
     <w:p>
       <w:pPr>
-        <w:pStyle w:val="29"/>
+        <w:pStyle w:val="a1"/>
         <w:keepNext w:val="0"/>
         <w:keepLines w:val="0"/>
         <w:pageBreakBefore w:val="0"/>
@@ -3435,7 +3408,7 @@
     </w:p>
     <w:p>
       <w:pPr>
-        <w:pStyle w:val="30"/>
+        <w:pStyle w:val="2"/>
         <w:keepNext w:val="0"/>
         <w:keepLines w:val="0"/>
         <w:pageBreakBefore w:val="0"/>
@@ -3455,7 +3428,7 @@
           <w:lang w:val="en-US" w:eastAsia="zh-CN"/>
         </w:rPr>
       </w:pPr>
-      <w:bookmarkStart w:id="7" w:name="_Toc22186"/>
+      <w:bookmarkStart w:id="8" w:name="_Toc22186"/>
       <w:r>
         <w:rPr>
           <w:rFonts w:hint="default"/>
@@ -3463,11 +3436,11 @@
         </w:rPr>
         <w:t>知识内容积累</w:t>
       </w:r>
-      <w:bookmarkEnd w:id="7"/>
+      <w:bookmarkEnd w:id="8"/>
     </w:p>
     <w:p>
       <w:pPr>
-        <w:pStyle w:val="29"/>
+        <w:pStyle w:val="a1"/>
         <w:keepNext w:val="0"/>
         <w:keepLines w:val="0"/>
         <w:pageBreakBefore w:val="0"/>
@@ -3539,7 +3512,7 @@
     </w:p>
     <w:p>
       <w:pPr>
-        <w:pStyle w:val="29"/>
+        <w:pStyle w:val="a1"/>
         <w:keepNext w:val="0"/>
         <w:keepLines w:val="0"/>
         <w:pageBreakBefore w:val="0"/>
@@ -3569,7 +3542,7 @@
     </w:p>
     <w:p>
       <w:pPr>
-        <w:pStyle w:val="29"/>
+        <w:pStyle w:val="a1"/>
         <w:keepNext w:val="0"/>
         <w:keepLines w:val="0"/>
         <w:pageBreakBefore w:val="0"/>
@@ -3599,7 +3572,7 @@
     </w:p>
     <w:p>
       <w:pPr>
-        <w:pStyle w:val="29"/>
+        <w:pStyle w:val="a1"/>
         <w:keepNext w:val="0"/>
         <w:keepLines w:val="0"/>
         <w:pageBreakBefore w:val="0"/>
@@ -3613,7 +3586,7 @@
         <w:bidi w:val="0"/>
         <w:adjustRightInd w:val="0"/>
         <w:snapToGrid w:val="0"/>
-        <w:ind w:left="0" w:leftChars="0" w:right="0" w:rightChars="0" w:firstLine="0" w:firstLineChars="0"/>
+        <w:ind w:left="0" w:right="0" w:firstLine="0" w:leftChars="0" w:rightChars="0" w:firstLineChars="0"/>
         <w:jc w:val="center"/>
         <w:textAlignment w:val="baseline"/>
       </w:pPr>
@@ -3636,7 +3609,7 @@
                     </pic:cNvPicPr>
                   </pic:nvPicPr>
                   <pic:blipFill>
-                    <a:blip r:embed="rId10"/>
+                    <a:blip xmlns:r="http://schemas.openxmlformats.org/officeDocument/2006/relationships" r:embed="rId7"/>
                     <a:stretch>
                       <a:fillRect/>
                     </a:stretch>
@@ -3663,7 +3636,7 @@
     </w:p>
     <w:p>
       <w:pPr>
-        <w:pStyle w:val="29"/>
+        <w:pStyle w:val="a1"/>
         <w:keepNext w:val="0"/>
         <w:keepLines w:val="0"/>
         <w:pageBreakBefore w:val="0"/>
@@ -3677,7 +3650,7 @@
         <w:bidi w:val="0"/>
         <w:adjustRightInd w:val="0"/>
         <w:snapToGrid w:val="0"/>
-        <w:ind w:left="0" w:leftChars="0" w:right="0" w:rightChars="0" w:firstLine="0" w:firstLineChars="0"/>
+        <w:ind w:left="0" w:right="0" w:firstLine="0" w:leftChars="0" w:rightChars="0" w:firstLineChars="0"/>
         <w:jc w:val="center"/>
         <w:textAlignment w:val="baseline"/>
         <w:rPr>
@@ -3704,7 +3677,7 @@
                     </pic:cNvPicPr>
                   </pic:nvPicPr>
                   <pic:blipFill>
-                    <a:blip r:embed="rId11"/>
+                    <a:blip xmlns:r="http://schemas.openxmlformats.org/officeDocument/2006/relationships" r:embed="rId8"/>
                     <a:stretch>
                       <a:fillRect/>
                     </a:stretch>
@@ -3731,7 +3704,7 @@
     </w:p>
     <w:p>
       <w:pPr>
-        <w:pStyle w:val="30"/>
+        <w:pStyle w:val="2"/>
         <w:keepNext w:val="0"/>
         <w:keepLines w:val="0"/>
         <w:pageBreakBefore w:val="0"/>
@@ -3751,7 +3724,7 @@
           <w:lang w:val="en-US" w:eastAsia="zh-CN"/>
         </w:rPr>
       </w:pPr>
-      <w:bookmarkStart w:id="8" w:name="_Toc10501"/>
+      <w:bookmarkStart w:id="9" w:name="_Toc10501"/>
       <w:r>
         <w:rPr>
           <w:rFonts w:hint="default"/>
@@ -3759,11 +3732,11 @@
         </w:rPr>
         <w:t>流程执行情况</w:t>
       </w:r>
-      <w:bookmarkEnd w:id="8"/>
+      <w:bookmarkEnd w:id="9"/>
     </w:p>
     <w:p>
       <w:pPr>
-        <w:pStyle w:val="29"/>
+        <w:pStyle w:val="a1"/>
         <w:keepNext w:val="0"/>
         <w:keepLines w:val="0"/>
         <w:pageBreakBefore w:val="0"/>
@@ -3793,7 +3766,7 @@
     </w:p>
     <w:p>
       <w:pPr>
-        <w:pStyle w:val="29"/>
+        <w:pStyle w:val="a1"/>
         <w:keepNext w:val="0"/>
         <w:keepLines w:val="0"/>
         <w:pageBreakBefore w:val="0"/>
@@ -3823,7 +3796,7 @@
     </w:p>
     <w:p>
       <w:pPr>
-        <w:pStyle w:val="29"/>
+        <w:pStyle w:val="a1"/>
         <w:keepNext w:val="0"/>
         <w:keepLines w:val="0"/>
         <w:pageBreakBefore w:val="0"/>
@@ -3853,7 +3826,7 @@
     </w:p>
     <w:p>
       <w:pPr>
-        <w:pStyle w:val="28"/>
+        <w:pStyle w:val="1"/>
         <w:keepNext w:val="0"/>
         <w:keepLines w:val="0"/>
         <w:pageBreakBefore w:val="0"/>
@@ -3873,7 +3846,7 @@
           <w:lang w:val="en-US" w:eastAsia="zh-CN"/>
         </w:rPr>
       </w:pPr>
-      <w:bookmarkStart w:id="9" w:name="_Toc20093"/>
+      <w:bookmarkStart w:id="10" w:name="_Toc20093"/>
       <w:r>
         <w:rPr>
           <w:rFonts w:hint="default"/>
@@ -3881,11 +3854,11 @@
         </w:rPr>
         <w:t>核心考核指标达成情况</w:t>
       </w:r>
-      <w:bookmarkEnd w:id="9"/>
+      <w:bookmarkEnd w:id="10"/>
     </w:p>
     <w:p>
       <w:pPr>
-        <w:pStyle w:val="29"/>
+        <w:pStyle w:val="a1"/>
         <w:keepNext w:val="0"/>
         <w:keepLines w:val="0"/>
         <w:pageBreakBefore w:val="0"/>
@@ -3899,7 +3872,7 @@
         <w:bidi w:val="0"/>
         <w:adjustRightInd w:val="0"/>
         <w:snapToGrid w:val="0"/>
-        <w:ind w:left="0" w:leftChars="0" w:right="0" w:rightChars="0" w:firstLine="0" w:firstLineChars="0"/>
+        <w:ind w:left="0" w:right="0" w:firstLine="0" w:leftChars="0" w:rightChars="0" w:firstLineChars="0"/>
         <w:jc w:val="center"/>
         <w:textAlignment w:val="baseline"/>
         <w:rPr>
@@ -3920,7 +3893,7 @@
             <wp:cNvGraphicFramePr/>
             <a:graphic xmlns:a="http://schemas.openxmlformats.org/drawingml/2006/main">
               <a:graphicData uri="http://schemas.openxmlformats.org/drawingml/2006/chart">
-                <c:chart xmlns:c="http://schemas.openxmlformats.org/drawingml/2006/chart" xmlns:r="http://schemas.openxmlformats.org/officeDocument/2006/relationships" r:id="rId12"/>
+                <c:chart xmlns:c="http://schemas.openxmlformats.org/drawingml/2006/chart" xmlns:r="http://schemas.openxmlformats.org/officeDocument/2006/relationships" r:id="rId9"/>
               </a:graphicData>
             </a:graphic>
           </wp:inline>
@@ -3929,7 +3902,7 @@
     </w:p>
     <w:p>
       <w:pPr>
-        <w:pStyle w:val="29"/>
+        <w:pStyle w:val="a1"/>
         <w:keepNext w:val="0"/>
         <w:keepLines w:val="0"/>
         <w:pageBreakBefore w:val="0"/>
@@ -3959,7 +3932,7 @@
     </w:p>
     <w:p>
       <w:pPr>
-        <w:pStyle w:val="29"/>
+        <w:pStyle w:val="a1"/>
         <w:keepNext w:val="0"/>
         <w:keepLines w:val="0"/>
         <w:pageBreakBefore w:val="0"/>
@@ -3989,7 +3962,7 @@
     </w:p>
     <w:p>
       <w:pPr>
-        <w:pStyle w:val="29"/>
+        <w:pStyle w:val="a1"/>
         <w:keepNext w:val="0"/>
         <w:keepLines w:val="0"/>
         <w:pageBreakBefore w:val="0"/>
@@ -4019,7 +3992,7 @@
     </w:p>
     <w:p>
       <w:pPr>
-        <w:pStyle w:val="29"/>
+        <w:pStyle w:val="a1"/>
         <w:keepNext w:val="0"/>
         <w:keepLines w:val="0"/>
         <w:pageBreakBefore w:val="0"/>
@@ -4049,7 +4022,7 @@
     </w:p>
     <w:p>
       <w:pPr>
-        <w:pStyle w:val="29"/>
+        <w:pStyle w:val="a1"/>
         <w:keepNext w:val="0"/>
         <w:keepLines w:val="0"/>
         <w:pageBreakBefore w:val="0"/>
@@ -4121,7 +4094,7 @@
     </w:p>
     <w:p>
       <w:pPr>
-        <w:pStyle w:val="29"/>
+        <w:pStyle w:val="a1"/>
         <w:keepNext w:val="0"/>
         <w:keepLines w:val="0"/>
         <w:pageBreakBefore w:val="0"/>
@@ -4179,7 +4152,7 @@
     </w:p>
     <w:p>
       <w:pPr>
-        <w:pStyle w:val="28"/>
+        <w:pStyle w:val="1"/>
         <w:keepNext w:val="0"/>
         <w:keepLines w:val="0"/>
         <w:pageBreakBefore w:val="0"/>
@@ -4199,7 +4172,7 @@
           <w:lang w:val="en-US" w:eastAsia="zh-CN"/>
         </w:rPr>
       </w:pPr>
-      <w:bookmarkStart w:id="10" w:name="_Toc27756"/>
+      <w:bookmarkStart w:id="11" w:name="_Toc27756"/>
       <w:r>
         <w:rPr>
           <w:rFonts w:hint="default"/>
@@ -4207,11 +4180,11 @@
         </w:rPr>
         <w:t>取得的成效与价值</w:t>
       </w:r>
-      <w:bookmarkEnd w:id="10"/>
+      <w:bookmarkEnd w:id="11"/>
     </w:p>
     <w:p>
       <w:pPr>
-        <w:pStyle w:val="29"/>
+        <w:pStyle w:val="a1"/>
         <w:keepNext w:val="0"/>
         <w:keepLines w:val="0"/>
         <w:pageBreakBefore w:val="0"/>
@@ -4255,7 +4228,7 @@
     </w:p>
     <w:p>
       <w:pPr>
-        <w:pStyle w:val="29"/>
+        <w:pStyle w:val="a1"/>
         <w:keepNext w:val="0"/>
         <w:keepLines w:val="0"/>
         <w:pageBreakBefore w:val="0"/>
@@ -4285,7 +4258,7 @@
     </w:p>
     <w:p>
       <w:pPr>
-        <w:pStyle w:val="29"/>
+        <w:pStyle w:val="a1"/>
         <w:keepNext w:val="0"/>
         <w:keepLines w:val="0"/>
         <w:pageBreakBefore w:val="0"/>
@@ -4315,7 +4288,7 @@
     </w:p>
     <w:p>
       <w:pPr>
-        <w:pStyle w:val="29"/>
+        <w:pStyle w:val="a1"/>
         <w:keepNext w:val="0"/>
         <w:keepLines w:val="0"/>
         <w:pageBreakBefore w:val="0"/>
@@ -4345,7 +4318,7 @@
     </w:p>
     <w:p>
       <w:pPr>
-        <w:pStyle w:val="28"/>
+        <w:pStyle w:val="1"/>
         <w:keepNext w:val="0"/>
         <w:keepLines w:val="0"/>
         <w:pageBreakBefore w:val="0"/>
@@ -4365,7 +4338,7 @@
           <w:lang w:val="en-US" w:eastAsia="zh-CN"/>
         </w:rPr>
       </w:pPr>
-      <w:bookmarkStart w:id="11" w:name="_Toc31690"/>
+      <w:bookmarkStart w:id="12" w:name="_Toc31690"/>
       <w:r>
         <w:rPr>
           <w:rFonts w:hint="default"/>
@@ -4373,11 +4346,11 @@
         </w:rPr>
         <w:t>持续改进方向</w:t>
       </w:r>
-      <w:bookmarkEnd w:id="11"/>
+      <w:bookmarkEnd w:id="12"/>
     </w:p>
     <w:p>
       <w:pPr>
-        <w:pStyle w:val="29"/>
+        <w:pStyle w:val="a1"/>
         <w:keepNext w:val="0"/>
         <w:keepLines w:val="0"/>
         <w:pageBreakBefore w:val="0"/>
@@ -4407,7 +4380,7 @@
     </w:p>
     <w:p>
       <w:pPr>
-        <w:pStyle w:val="29"/>
+        <w:pStyle w:val="a1"/>
         <w:keepNext w:val="0"/>
         <w:keepLines w:val="0"/>
         <w:pageBreakBefore w:val="0"/>
@@ -4437,7 +4410,7 @@
     </w:p>
     <w:p>
       <w:pPr>
-        <w:pStyle w:val="29"/>
+        <w:pStyle w:val="a1"/>
         <w:keepNext w:val="0"/>
         <w:keepLines w:val="0"/>
         <w:pageBreakBefore w:val="0"/>
@@ -4467,7 +4440,7 @@
     </w:p>
     <w:p>
       <w:pPr>
-        <w:pStyle w:val="29"/>
+        <w:pStyle w:val="a1"/>
         <w:keepNext w:val="0"/>
         <w:keepLines w:val="0"/>
         <w:pageBreakBefore w:val="0"/>
@@ -4497,7 +4470,7 @@
     </w:p>
     <w:p>
       <w:pPr>
-        <w:pStyle w:val="28"/>
+        <w:pStyle w:val="1"/>
         <w:keepNext w:val="0"/>
         <w:keepLines w:val="0"/>
         <w:pageBreakBefore w:val="0"/>
@@ -4517,7 +4490,7 @@
           <w:lang w:val="en-US" w:eastAsia="zh-CN"/>
         </w:rPr>
       </w:pPr>
-      <w:bookmarkStart w:id="12" w:name="_Toc5537"/>
+      <w:bookmarkStart w:id="13" w:name="_Toc5537"/>
       <w:r>
         <w:rPr>
           <w:rFonts w:hint="default"/>
@@ -4525,11 +4498,11 @@
         </w:rPr>
         <w:t>总结</w:t>
       </w:r>
-      <w:bookmarkEnd w:id="12"/>
+      <w:bookmarkEnd w:id="13"/>
     </w:p>
     <w:p>
       <w:pPr>
-        <w:pStyle w:val="29"/>
+        <w:pStyle w:val="a1"/>
         <w:keepNext w:val="0"/>
         <w:keepLines w:val="0"/>
         <w:pageBreakBefore w:val="0"/>
@@ -4558,73 +4531,23 @@
       </w:r>
     </w:p>
     <w:sectPr>
-      <w:headerReference r:id="rId5" w:type="default"/>
+      <w:headerReference w:type="default" r:id="rId10"/>
       <w:pgSz w:w="11906" w:h="16838"/>
       <w:pgMar w:top="1417" w:right="1800" w:bottom="1440" w:left="1800" w:header="1140" w:footer="992" w:gutter="0"/>
-      <w:cols w:space="425" w:num="1"/>
+      <w:cols w:num="1" w:space="425"/>
       <w:docGrid w:type="lines" w:linePitch="312" w:charSpace="0"/>
     </w:sectPr>
   </w:body>
 </w:document>
 </file>
 
-<file path=word/endnotes.xml><?xml version="1.0" encoding="utf-8"?>
-<w:endnotes xmlns:wpc="http://schemas.microsoft.com/office/word/2010/wordprocessingCanvas" xmlns:mc="http://schemas.openxmlformats.org/markup-compatibility/2006" xmlns:o="urn:schemas-microsoft-com:office:office" xmlns:r="http://schemas.openxmlformats.org/officeDocument/2006/relationships" xmlns:m="http://schemas.openxmlformats.org/officeDocument/2006/math" xmlns:v="urn:schemas-microsoft-com:vml" xmlns:wp14="http://schemas.microsoft.com/office/word/2010/wordprocessingDrawing" xmlns:wp="http://schemas.openxmlformats.org/drawingml/2006/wordprocessingDrawing" xmlns:w="http://schemas.openxmlformats.org/wordprocessingml/2006/main" xmlns:w14="http://schemas.microsoft.com/office/word/2010/wordml" xmlns:w15="http://schemas.microsoft.com/office/word/2012/wordml" xmlns:w10="urn:schemas-microsoft-com:office:word" xmlns:wpg="http://schemas.microsoft.com/office/word/2010/wordprocessingGroup" xmlns:wpi="http://schemas.microsoft.com/office/word/2010/wordprocessingInk" xmlns:wne="http://schemas.microsoft.com/office/word/2006/wordml" xmlns:wps="http://schemas.microsoft.com/office/word/2010/wordprocessingShape" xmlns:wpsCustomData="http://www.wps.cn/officeDocument/2013/wpsCustomData" mc:Ignorable="w14 w15 wp14">
-  <w:endnote w:type="separator" w:id="0">
-    <w:p>
-      <w:pPr>
-        <w:spacing w:line="240" w:lineRule="auto"/>
-      </w:pPr>
-      <w:r>
-        <w:separator/>
-      </w:r>
-    </w:p>
-  </w:endnote>
-  <w:endnote w:type="continuationSeparator" w:id="1">
-    <w:p>
-      <w:pPr>
-        <w:spacing w:line="240" w:lineRule="auto"/>
-      </w:pPr>
-      <w:r>
-        <w:continuationSeparator/>
-      </w:r>
-    </w:p>
-  </w:endnote>
-</w:endnotes>
-</file>
-
-<file path=word/footnotes.xml><?xml version="1.0" encoding="utf-8"?>
-<w:footnotes xmlns:wpc="http://schemas.microsoft.com/office/word/2010/wordprocessingCanvas" xmlns:mc="http://schemas.openxmlformats.org/markup-compatibility/2006" xmlns:o="urn:schemas-microsoft-com:office:office" xmlns:r="http://schemas.openxmlformats.org/officeDocument/2006/relationships" xmlns:m="http://schemas.openxmlformats.org/officeDocument/2006/math" xmlns:v="urn:schemas-microsoft-com:vml" xmlns:wp14="http://schemas.microsoft.com/office/word/2010/wordprocessingDrawing" xmlns:wp="http://schemas.openxmlformats.org/drawingml/2006/wordprocessingDrawing" xmlns:w="http://schemas.openxmlformats.org/wordprocessingml/2006/main" xmlns:w14="http://schemas.microsoft.com/office/word/2010/wordml" xmlns:w15="http://schemas.microsoft.com/office/word/2012/wordml" xmlns:w10="urn:schemas-microsoft-com:office:word" xmlns:wpg="http://schemas.microsoft.com/office/word/2010/wordprocessingGroup" xmlns:wpi="http://schemas.microsoft.com/office/word/2010/wordprocessingInk" xmlns:wne="http://schemas.microsoft.com/office/word/2006/wordml" xmlns:wps="http://schemas.microsoft.com/office/word/2010/wordprocessingShape" xmlns:wpsCustomData="http://www.wps.cn/officeDocument/2013/wpsCustomData" mc:Ignorable="w14 w15 wp14">
-  <w:footnote w:type="separator" w:id="0">
-    <w:p>
-      <w:pPr>
-        <w:spacing w:line="360" w:lineRule="auto"/>
-      </w:pPr>
-      <w:r>
-        <w:separator/>
-      </w:r>
-    </w:p>
-  </w:footnote>
-  <w:footnote w:type="continuationSeparator" w:id="1">
-    <w:p>
-      <w:pPr>
-        <w:spacing w:line="360" w:lineRule="auto"/>
-      </w:pPr>
-      <w:r>
-        <w:continuationSeparator/>
-      </w:r>
-    </w:p>
-  </w:footnote>
-</w:footnotes>
-</file>
-
 <file path=word/header1.xml><?xml version="1.0" encoding="utf-8"?>
-<w:hdr xmlns:wpc="http://schemas.microsoft.com/office/word/2010/wordprocessingCanvas" xmlns:mc="http://schemas.openxmlformats.org/markup-compatibility/2006" xmlns:o="urn:schemas-microsoft-com:office:office" xmlns:r="http://schemas.openxmlformats.org/officeDocument/2006/relationships" xmlns:m="http://schemas.openxmlformats.org/officeDocument/2006/math" xmlns:v="urn:schemas-microsoft-com:vml" xmlns:wp14="http://schemas.microsoft.com/office/word/2010/wordprocessingDrawing" xmlns:wp="http://schemas.openxmlformats.org/drawingml/2006/wordprocessingDrawing" xmlns:w10="urn:schemas-microsoft-com:office:word" xmlns:w="http://schemas.openxmlformats.org/wordprocessingml/2006/main" xmlns:w14="http://schemas.microsoft.com/office/word/2010/wordml" xmlns:w15="http://schemas.microsoft.com/office/word/2012/wordml" xmlns:wpg="http://schemas.microsoft.com/office/word/2010/wordprocessingGroup" xmlns:wpi="http://schemas.microsoft.com/office/word/2010/wordprocessingInk" xmlns:wne="http://schemas.microsoft.com/office/word/2006/wordml" xmlns:wps="http://schemas.microsoft.com/office/word/2010/wordprocessingShape" xmlns:wpsCustomData="http://www.wps.cn/officeDocument/2013/wpsCustomData" mc:Ignorable="w14 w15 wp14">
+<w:hdr xmlns:wpc="http://schemas.microsoft.com/office/word/2010/wordprocessingCanvas" xmlns:mc="http://schemas.openxmlformats.org/markup-compatibility/2006" xmlns:o="urn:schemas-microsoft-com:office:office" xmlns:r="http://schemas.openxmlformats.org/officeDocument/2006/relationships" xmlns:m="http://schemas.openxmlformats.org/officeDocument/2006/math" xmlns:v="urn:schemas-microsoft-com:vml" xmlns:wp14="http://schemas.microsoft.com/office/word/2010/wordprocessingDrawing" xmlns:wp="http://schemas.openxmlformats.org/drawingml/2006/wordprocessingDrawing" xmlns:w10="urn:schemas-microsoft-com:office:word" xmlns:w="http://schemas.openxmlformats.org/wordprocessingml/2006/main" xmlns:w14="http://schemas.microsoft.com/office/word/2010/wordml" xmlns:w15="http://schemas.microsoft.com/office/word/2012/wordml" xmlns:wne="http://schemas.microsoft.com/office/word/2006/wordml" xmlns:wpg="http://schemas.microsoft.com/office/word/2010/wordprocessingGroup" xmlns:wpi="http://schemas.microsoft.com/office/word/2010/wordprocessingInk" xmlns:wps="http://schemas.microsoft.com/office/word/2010/wordprocessingShape" mc:Ignorable="w14 w15 wp14">
   <w:p>
     <w:pPr>
-      <w:pStyle w:val="15"/>
+      <w:pStyle w:val="Header"/>
       <w:pBdr>
-        <w:bottom w:val="single" w:color="auto" w:sz="4" w:space="1"/>
+        <w:bottom w:val="single" w:sz="4" w:space="1" w:color="auto"/>
       </w:pBdr>
       <w:tabs>
         <w:tab w:val="left" w:pos="335"/>
@@ -4632,27 +4555,27 @@
       </w:tabs>
       <w:jc w:val="right"/>
       <w:rPr>
-        <w:rFonts w:hint="eastAsia" w:eastAsiaTheme="minorEastAsia"/>
+        <w:rFonts w:eastAsiaTheme="minorEastAsia" w:hint="eastAsia"/>
         <w:lang w:eastAsia="zh-CN"/>
       </w:rPr>
     </w:pPr>
     <w:r>
       <w:rPr>
-        <w:rFonts w:hint="eastAsia" w:eastAsiaTheme="minorEastAsia"/>
+        <w:rFonts w:eastAsiaTheme="minorEastAsia" w:hint="eastAsia"/>
         <w:lang w:val="en-US" w:eastAsia="zh-CN"/>
       </w:rPr>
       <w:tab/>
     </w:r>
     <w:r>
       <w:rPr>
-        <w:rFonts w:hint="eastAsia" w:eastAsiaTheme="minorEastAsia"/>
+        <w:rFonts w:eastAsiaTheme="minorEastAsia" w:hint="eastAsia"/>
         <w:lang w:val="en-US" w:eastAsia="zh-CN"/>
       </w:rPr>
       <w:tab/>
     </w:r>
     <w:r>
       <w:rPr>
-        <w:rFonts w:hint="eastAsia" w:eastAsiaTheme="minorEastAsia"/>
+        <w:rFonts w:eastAsiaTheme="minorEastAsia" w:hint="eastAsia"/>
         <w:lang w:val="en-US" w:eastAsia="zh-CN"/>
       </w:rPr>
       <w:t>桐乡华数广电网络有限公司</w:t>
@@ -4662,15 +4585,15 @@
 </file>
 
 <file path=word/numbering.xml><?xml version="1.0" encoding="utf-8"?>
-<w:numbering xmlns:wpc="http://schemas.microsoft.com/office/word/2010/wordprocessingCanvas" xmlns:mc="http://schemas.openxmlformats.org/markup-compatibility/2006" xmlns:o="urn:schemas-microsoft-com:office:office" xmlns:r="http://schemas.openxmlformats.org/officeDocument/2006/relationships" xmlns:m="http://schemas.openxmlformats.org/officeDocument/2006/math" xmlns:v="urn:schemas-microsoft-com:vml" xmlns:wp14="http://schemas.microsoft.com/office/word/2010/wordprocessingDrawing" xmlns:wp="http://schemas.openxmlformats.org/drawingml/2006/wordprocessingDrawing" xmlns:w10="urn:schemas-microsoft-com:office:word" xmlns:w="http://schemas.openxmlformats.org/wordprocessingml/2006/main" xmlns:w14="http://schemas.microsoft.com/office/word/2010/wordml" xmlns:wpg="http://schemas.microsoft.com/office/word/2010/wordprocessingGroup" xmlns:wpi="http://schemas.microsoft.com/office/word/2010/wordprocessingInk" xmlns:wne="http://schemas.microsoft.com/office/word/2006/wordml" xmlns:wps="http://schemas.microsoft.com/office/word/2010/wordprocessingShape" xmlns:wpsCustomData="http://www.wps.cn/officeDocument/2013/wpsCustomData" mc:Ignorable="w14 wp14">
+<w:numbering xmlns:wpc="http://schemas.microsoft.com/office/word/2010/wordprocessingCanvas" xmlns:mc="http://schemas.openxmlformats.org/markup-compatibility/2006" xmlns:o="urn:schemas-microsoft-com:office:office" xmlns:r="http://schemas.openxmlformats.org/officeDocument/2006/relationships" xmlns:m="http://schemas.openxmlformats.org/officeDocument/2006/math" xmlns:v="urn:schemas-microsoft-com:vml" xmlns:wp14="http://schemas.microsoft.com/office/word/2010/wordprocessingDrawing" xmlns:wp="http://schemas.openxmlformats.org/drawingml/2006/wordprocessingDrawing" xmlns:w10="urn:schemas-microsoft-com:office:word" xmlns:w="http://schemas.openxmlformats.org/wordprocessingml/2006/main" xmlns:w14="http://schemas.microsoft.com/office/word/2010/wordml" xmlns:w15="http://schemas.microsoft.com/office/word/2012/wordml" xmlns:wne="http://schemas.microsoft.com/office/word/2006/wordml" xmlns:wpg="http://schemas.microsoft.com/office/word/2010/wordprocessingGroup" xmlns:wpi="http://schemas.microsoft.com/office/word/2010/wordprocessingInk" xmlns:wps="http://schemas.microsoft.com/office/word/2010/wordprocessingShape" mc:Ignorable="w14 w15 wp14">
   <w:abstractNum w:abstractNumId="0">
     <w:nsid w:val="8E964DCE"/>
     <w:multiLevelType w:val="multilevel"/>
     <w:tmpl w:val="8E964DCE"/>
-    <w:lvl w:ilvl="0" w:tentative="0">
+    <w:lvl w:ilvl="0">
       <w:start w:val="1"/>
       <w:numFmt w:val="decimal"/>
-      <w:pStyle w:val="2"/>
+      <w:pStyle w:val="Heading1"/>
       <w:lvlText w:val="%1."/>
       <w:lvlJc w:val="left"/>
       <w:pPr>
@@ -4680,10 +4603,10 @@
         <w:rFonts w:hint="default"/>
       </w:rPr>
     </w:lvl>
-    <w:lvl w:ilvl="1" w:tentative="0">
+    <w:lvl w:ilvl="1">
       <w:start w:val="1"/>
       <w:numFmt w:val="decimal"/>
-      <w:pStyle w:val="3"/>
+      <w:pStyle w:val="Heading2"/>
       <w:lvlText w:val="%1.%2."/>
       <w:lvlJc w:val="left"/>
       <w:pPr>
@@ -4693,10 +4616,10 @@
         <w:rFonts w:hint="default"/>
       </w:rPr>
     </w:lvl>
-    <w:lvl w:ilvl="2" w:tentative="0">
+    <w:lvl w:ilvl="2">
       <w:start w:val="1"/>
       <w:numFmt w:val="decimal"/>
-      <w:pStyle w:val="4"/>
+      <w:pStyle w:val="Heading3"/>
       <w:lvlText w:val="%1.%2.%3."/>
       <w:lvlJc w:val="left"/>
       <w:pPr>
@@ -4706,10 +4629,10 @@
         <w:rFonts w:hint="default"/>
       </w:rPr>
     </w:lvl>
-    <w:lvl w:ilvl="3" w:tentative="0">
+    <w:lvl w:ilvl="3">
       <w:start w:val="1"/>
       <w:numFmt w:val="decimal"/>
-      <w:pStyle w:val="5"/>
+      <w:pStyle w:val="Heading4"/>
       <w:lvlText w:val="%1.%2.%3.%4."/>
       <w:lvlJc w:val="left"/>
       <w:pPr>
@@ -4719,10 +4642,10 @@
         <w:rFonts w:hint="default"/>
       </w:rPr>
     </w:lvl>
-    <w:lvl w:ilvl="4" w:tentative="0">
+    <w:lvl w:ilvl="4">
       <w:start w:val="1"/>
       <w:numFmt w:val="decimal"/>
-      <w:pStyle w:val="6"/>
+      <w:pStyle w:val="Heading5"/>
       <w:lvlText w:val="%1.%2.%3.%4.%5."/>
       <w:lvlJc w:val="left"/>
       <w:pPr>
@@ -4732,10 +4655,10 @@
         <w:rFonts w:hint="default"/>
       </w:rPr>
     </w:lvl>
-    <w:lvl w:ilvl="5" w:tentative="0">
+    <w:lvl w:ilvl="5">
       <w:start w:val="1"/>
       <w:numFmt w:val="decimal"/>
-      <w:pStyle w:val="7"/>
+      <w:pStyle w:val="Heading6"/>
       <w:lvlText w:val="%1.%2.%3.%4.%5.%6."/>
       <w:lvlJc w:val="left"/>
       <w:pPr>
@@ -4745,10 +4668,10 @@
         <w:rFonts w:hint="default"/>
       </w:rPr>
     </w:lvl>
-    <w:lvl w:ilvl="6" w:tentative="0">
+    <w:lvl w:ilvl="6">
       <w:start w:val="1"/>
       <w:numFmt w:val="decimal"/>
-      <w:pStyle w:val="8"/>
+      <w:pStyle w:val="Heading7"/>
       <w:lvlText w:val="%1.%2.%3.%4.%5.%6.%7."/>
       <w:lvlJc w:val="left"/>
       <w:pPr>
@@ -4758,10 +4681,10 @@
         <w:rFonts w:hint="default"/>
       </w:rPr>
     </w:lvl>
-    <w:lvl w:ilvl="7" w:tentative="0">
+    <w:lvl w:ilvl="7">
       <w:start w:val="1"/>
       <w:numFmt w:val="decimal"/>
-      <w:pStyle w:val="9"/>
+      <w:pStyle w:val="Heading8"/>
       <w:lvlText w:val="%1.%2.%3.%4.%5.%6.%7.%8."/>
       <w:lvlJc w:val="left"/>
       <w:pPr>
@@ -4771,10 +4694,10 @@
         <w:rFonts w:hint="default"/>
       </w:rPr>
     </w:lvl>
-    <w:lvl w:ilvl="8" w:tentative="0">
+    <w:lvl w:ilvl="8">
       <w:start w:val="1"/>
       <w:numFmt w:val="decimal"/>
-      <w:pStyle w:val="10"/>
+      <w:pStyle w:val="Heading9"/>
       <w:lvlText w:val="%1.%2.%3.%4.%5.%6.%7.%8.%9."/>
       <w:lvlJc w:val="left"/>
       <w:pPr>
@@ -4792,269 +4715,267 @@
 </file>
 
 <file path=word/styles.xml><?xml version="1.0" encoding="utf-8"?>
-<w:styles xmlns:mc="http://schemas.openxmlformats.org/markup-compatibility/2006" xmlns:o="urn:schemas-microsoft-com:office:office" xmlns:r="http://schemas.openxmlformats.org/officeDocument/2006/relationships" xmlns:m="http://schemas.openxmlformats.org/officeDocument/2006/math" xmlns:v="urn:schemas-microsoft-com:vml" xmlns:w="http://schemas.openxmlformats.org/wordprocessingml/2006/main" xmlns:w14="http://schemas.microsoft.com/office/word/2010/wordml" xmlns:w10="urn:schemas-microsoft-com:office:word" xmlns:sl="http://schemas.openxmlformats.org/schemaLibrary/2006/main" xmlns:wpsCustomData="http://www.wps.cn/officeDocument/2013/wpsCustomData" mc:Ignorable="w14">
+<w:styles xmlns:mc="http://schemas.openxmlformats.org/markup-compatibility/2006" xmlns:r="http://schemas.openxmlformats.org/officeDocument/2006/relationships" xmlns:w="http://schemas.openxmlformats.org/wordprocessingml/2006/main" xmlns:w14="http://schemas.microsoft.com/office/word/2010/wordml" xmlns:w15="http://schemas.microsoft.com/office/word/2012/wordml" mc:Ignorable="w14 w15">
   <w:docDefaults>
     <w:rPrDefault>
       <w:rPr>
-        <w:rFonts w:ascii="Times New Roman" w:hAnsi="Times New Roman" w:eastAsia="宋体" w:cs="Times New Roman"/>
+        <w:rFonts w:ascii="Times New Roman" w:eastAsia="宋体" w:hAnsi="Times New Roman" w:cs="Times New Roman"/>
       </w:rPr>
     </w:rPrDefault>
     <w:pPrDefault/>
   </w:docDefaults>
-  <w:latentStyles w:count="260" w:defQFormat="0" w:defUnhideWhenUsed="1" w:defSemiHidden="1" w:defUIPriority="99" w:defLockedState="0">
-    <w:lsdException w:qFormat="1" w:unhideWhenUsed="0" w:uiPriority="0" w:semiHidden="0" w:name="Normal"/>
-    <w:lsdException w:qFormat="1" w:unhideWhenUsed="0" w:uiPriority="0" w:semiHidden="0" w:name="heading 1"/>
-    <w:lsdException w:qFormat="1" w:uiPriority="0" w:semiHidden="0" w:name="heading 2"/>
-    <w:lsdException w:qFormat="1" w:uiPriority="0" w:name="heading 3"/>
-    <w:lsdException w:qFormat="1" w:uiPriority="0" w:semiHidden="0" w:name="heading 4"/>
-    <w:lsdException w:qFormat="1" w:uiPriority="0" w:name="heading 5"/>
-    <w:lsdException w:qFormat="1" w:uiPriority="0" w:name="heading 6"/>
-    <w:lsdException w:qFormat="1" w:uiPriority="0" w:name="heading 7"/>
-    <w:lsdException w:qFormat="1" w:uiPriority="0" w:name="heading 8"/>
-    <w:lsdException w:qFormat="1" w:uiPriority="0" w:name="heading 9"/>
-    <w:lsdException w:unhideWhenUsed="0" w:uiPriority="0" w:semiHidden="0" w:name="index 1"/>
-    <w:lsdException w:unhideWhenUsed="0" w:uiPriority="0" w:semiHidden="0" w:name="index 2"/>
-    <w:lsdException w:unhideWhenUsed="0" w:uiPriority="0" w:semiHidden="0" w:name="index 3"/>
-    <w:lsdException w:unhideWhenUsed="0" w:uiPriority="0" w:semiHidden="0" w:name="index 4"/>
-    <w:lsdException w:unhideWhenUsed="0" w:uiPriority="0" w:semiHidden="0" w:name="index 5"/>
-    <w:lsdException w:unhideWhenUsed="0" w:uiPriority="0" w:semiHidden="0" w:name="index 6"/>
-    <w:lsdException w:unhideWhenUsed="0" w:uiPriority="0" w:semiHidden="0" w:name="index 7"/>
-    <w:lsdException w:unhideWhenUsed="0" w:uiPriority="0" w:semiHidden="0" w:name="index 8"/>
-    <w:lsdException w:unhideWhenUsed="0" w:uiPriority="0" w:semiHidden="0" w:name="index 9"/>
-    <w:lsdException w:qFormat="1" w:unhideWhenUsed="0" w:uiPriority="0" w:semiHidden="0" w:name="toc 1"/>
-    <w:lsdException w:qFormat="1" w:unhideWhenUsed="0" w:uiPriority="0" w:semiHidden="0" w:name="toc 2"/>
-    <w:lsdException w:qFormat="1" w:unhideWhenUsed="0" w:uiPriority="0" w:semiHidden="0" w:name="toc 3"/>
-    <w:lsdException w:unhideWhenUsed="0" w:uiPriority="0" w:semiHidden="0" w:name="toc 4"/>
-    <w:lsdException w:unhideWhenUsed="0" w:uiPriority="0" w:semiHidden="0" w:name="toc 5"/>
-    <w:lsdException w:unhideWhenUsed="0" w:uiPriority="0" w:semiHidden="0" w:name="toc 6"/>
-    <w:lsdException w:unhideWhenUsed="0" w:uiPriority="0" w:semiHidden="0" w:name="toc 7"/>
-    <w:lsdException w:unhideWhenUsed="0" w:uiPriority="0" w:semiHidden="0" w:name="toc 8"/>
-    <w:lsdException w:unhideWhenUsed="0" w:uiPriority="0" w:semiHidden="0" w:name="toc 9"/>
-    <w:lsdException w:unhideWhenUsed="0" w:uiPriority="0" w:semiHidden="0" w:name="Normal Indent"/>
-    <w:lsdException w:unhideWhenUsed="0" w:uiPriority="0" w:semiHidden="0" w:name="footnote text"/>
-    <w:lsdException w:qFormat="1" w:unhideWhenUsed="0" w:uiPriority="0" w:semiHidden="0" w:name="annotation text"/>
-    <w:lsdException w:qFormat="1" w:unhideWhenUsed="0" w:uiPriority="0" w:semiHidden="0" w:name="header"/>
-    <w:lsdException w:qFormat="1" w:unhideWhenUsed="0" w:uiPriority="0" w:semiHidden="0" w:name="footer"/>
-    <w:lsdException w:unhideWhenUsed="0" w:uiPriority="0" w:semiHidden="0" w:name="index heading"/>
-    <w:lsdException w:qFormat="1" w:uiPriority="0" w:name="caption"/>
-    <w:lsdException w:unhideWhenUsed="0" w:uiPriority="0" w:semiHidden="0" w:name="table of figures"/>
-    <w:lsdException w:unhideWhenUsed="0" w:uiPriority="0" w:semiHidden="0" w:name="envelope address"/>
-    <w:lsdException w:unhideWhenUsed="0" w:uiPriority="0" w:semiHidden="0" w:name="envelope return"/>
-    <w:lsdException w:unhideWhenUsed="0" w:uiPriority="0" w:semiHidden="0" w:name="footnote reference"/>
-    <w:lsdException w:unhideWhenUsed="0" w:uiPriority="0" w:semiHidden="0" w:name="annotation reference"/>
-    <w:lsdException w:unhideWhenUsed="0" w:uiPriority="0" w:semiHidden="0" w:name="line number"/>
-    <w:lsdException w:unhideWhenUsed="0" w:uiPriority="0" w:semiHidden="0" w:name="page number"/>
-    <w:lsdException w:unhideWhenUsed="0" w:uiPriority="0" w:semiHidden="0" w:name="endnote reference"/>
-    <w:lsdException w:unhideWhenUsed="0" w:uiPriority="0" w:semiHidden="0" w:name="endnote text"/>
-    <w:lsdException w:unhideWhenUsed="0" w:uiPriority="0" w:semiHidden="0" w:name="table of authorities"/>
-    <w:lsdException w:unhideWhenUsed="0" w:uiPriority="0" w:semiHidden="0" w:name="macro"/>
-    <w:lsdException w:unhideWhenUsed="0" w:uiPriority="0" w:semiHidden="0" w:name="toa heading"/>
-    <w:lsdException w:unhideWhenUsed="0" w:uiPriority="0" w:semiHidden="0" w:name="List"/>
-    <w:lsdException w:unhideWhenUsed="0" w:uiPriority="0" w:semiHidden="0" w:name="List Bullet"/>
-    <w:lsdException w:unhideWhenUsed="0" w:uiPriority="0" w:semiHidden="0" w:name="List Number"/>
-    <w:lsdException w:unhideWhenUsed="0" w:uiPriority="0" w:semiHidden="0" w:name="List 2"/>
-    <w:lsdException w:unhideWhenUsed="0" w:uiPriority="0" w:semiHidden="0" w:name="List 3"/>
-    <w:lsdException w:unhideWhenUsed="0" w:uiPriority="0" w:semiHidden="0" w:name="List 4"/>
-    <w:lsdException w:unhideWhenUsed="0" w:uiPriority="0" w:semiHidden="0" w:name="List 5"/>
-    <w:lsdException w:unhideWhenUsed="0" w:uiPriority="0" w:semiHidden="0" w:name="List Bullet 2"/>
-    <w:lsdException w:unhideWhenUsed="0" w:uiPriority="0" w:semiHidden="0" w:name="List Bullet 3"/>
-    <w:lsdException w:unhideWhenUsed="0" w:uiPriority="0" w:semiHidden="0" w:name="List Bullet 4"/>
-    <w:lsdException w:unhideWhenUsed="0" w:uiPriority="0" w:semiHidden="0" w:name="List Bullet 5"/>
-    <w:lsdException w:unhideWhenUsed="0" w:uiPriority="0" w:semiHidden="0" w:name="List Number 2"/>
-    <w:lsdException w:unhideWhenUsed="0" w:uiPriority="0" w:semiHidden="0" w:name="List Number 3"/>
-    <w:lsdException w:unhideWhenUsed="0" w:uiPriority="0" w:semiHidden="0" w:name="List Number 4"/>
-    <w:lsdException w:unhideWhenUsed="0" w:uiPriority="0" w:semiHidden="0" w:name="List Number 5"/>
-    <w:lsdException w:qFormat="1" w:unhideWhenUsed="0" w:uiPriority="0" w:semiHidden="0" w:name="Title"/>
-    <w:lsdException w:unhideWhenUsed="0" w:uiPriority="0" w:semiHidden="0" w:name="Closing"/>
-    <w:lsdException w:unhideWhenUsed="0" w:uiPriority="0" w:semiHidden="0" w:name="Signature"/>
-    <w:lsdException w:qFormat="1" w:unhideWhenUsed="0" w:uiPriority="0" w:name="Default Paragraph Font"/>
-    <w:lsdException w:qFormat="1" w:unhideWhenUsed="0" w:uiPriority="0" w:name="Body Text"/>
-    <w:lsdException w:unhideWhenUsed="0" w:uiPriority="0" w:semiHidden="0" w:name="Body Text Indent"/>
-    <w:lsdException w:unhideWhenUsed="0" w:uiPriority="0" w:semiHidden="0" w:name="List Continue"/>
-    <w:lsdException w:unhideWhenUsed="0" w:uiPriority="0" w:semiHidden="0" w:name="List Continue 2"/>
-    <w:lsdException w:unhideWhenUsed="0" w:uiPriority="0" w:semiHidden="0" w:name="List Continue 3"/>
-    <w:lsdException w:unhideWhenUsed="0" w:uiPriority="0" w:semiHidden="0" w:name="List Continue 4"/>
-    <w:lsdException w:unhideWhenUsed="0" w:uiPriority="0" w:semiHidden="0" w:name="List Continue 5"/>
-    <w:lsdException w:unhideWhenUsed="0" w:uiPriority="0" w:semiHidden="0" w:name="Message Header"/>
-    <w:lsdException w:qFormat="1" w:unhideWhenUsed="0" w:uiPriority="0" w:semiHidden="0" w:name="Subtitle"/>
-    <w:lsdException w:unhideWhenUsed="0" w:uiPriority="0" w:semiHidden="0" w:name="Salutation"/>
-    <w:lsdException w:unhideWhenUsed="0" w:uiPriority="0" w:semiHidden="0" w:name="Date"/>
-    <w:lsdException w:unhideWhenUsed="0" w:uiPriority="0" w:semiHidden="0" w:name="Body Text First Indent"/>
-    <w:lsdException w:unhideWhenUsed="0" w:uiPriority="0" w:semiHidden="0" w:name="Body Text First Indent 2"/>
-    <w:lsdException w:uiPriority="99" w:name="Note Heading"/>
-    <w:lsdException w:unhideWhenUsed="0" w:uiPriority="0" w:semiHidden="0" w:name="Body Text 2"/>
-    <w:lsdException w:unhideWhenUsed="0" w:uiPriority="0" w:semiHidden="0" w:name="Body Text 3"/>
-    <w:lsdException w:unhideWhenUsed="0" w:uiPriority="0" w:semiHidden="0" w:name="Body Text Indent 2"/>
-    <w:lsdException w:unhideWhenUsed="0" w:uiPriority="0" w:semiHidden="0" w:name="Body Text Indent 3"/>
-    <w:lsdException w:unhideWhenUsed="0" w:uiPriority="0" w:semiHidden="0" w:name="Block Text"/>
-    <w:lsdException w:unhideWhenUsed="0" w:uiPriority="0" w:semiHidden="0" w:name="Hyperlink"/>
-    <w:lsdException w:unhideWhenUsed="0" w:uiPriority="0" w:semiHidden="0" w:name="FollowedHyperlink"/>
-    <w:lsdException w:qFormat="1" w:unhideWhenUsed="0" w:uiPriority="0" w:semiHidden="0" w:name="Strong"/>
-    <w:lsdException w:qFormat="1" w:unhideWhenUsed="0" w:uiPriority="0" w:semiHidden="0" w:name="Emphasis"/>
-    <w:lsdException w:unhideWhenUsed="0" w:uiPriority="0" w:semiHidden="0" w:name="Document Map"/>
-    <w:lsdException w:unhideWhenUsed="0" w:uiPriority="0" w:semiHidden="0" w:name="Plain Text"/>
-    <w:lsdException w:unhideWhenUsed="0" w:uiPriority="0" w:semiHidden="0" w:name="E-mail Signature"/>
-    <w:lsdException w:qFormat="1" w:unhideWhenUsed="0" w:uiPriority="0" w:semiHidden="0" w:name="Normal (Web)"/>
-    <w:lsdException w:unhideWhenUsed="0" w:uiPriority="0" w:semiHidden="0" w:name="HTML Acronym"/>
-    <w:lsdException w:unhideWhenUsed="0" w:uiPriority="0" w:semiHidden="0" w:name="HTML Address"/>
-    <w:lsdException w:unhideWhenUsed="0" w:uiPriority="0" w:semiHidden="0" w:name="HTML Cite"/>
-    <w:lsdException w:unhideWhenUsed="0" w:uiPriority="0" w:semiHidden="0" w:name="HTML Code"/>
-    <w:lsdException w:unhideWhenUsed="0" w:uiPriority="0" w:semiHidden="0" w:name="HTML Definition"/>
-    <w:lsdException w:unhideWhenUsed="0" w:uiPriority="0" w:semiHidden="0" w:name="HTML Keyboard"/>
-    <w:lsdException w:unhideWhenUsed="0" w:uiPriority="0" w:semiHidden="0" w:name="HTML Preformatted"/>
-    <w:lsdException w:unhideWhenUsed="0" w:uiPriority="0" w:semiHidden="0" w:name="HTML Sample"/>
-    <w:lsdException w:unhideWhenUsed="0" w:uiPriority="0" w:semiHidden="0" w:name="HTML Typewriter"/>
-    <w:lsdException w:unhideWhenUsed="0" w:uiPriority="0" w:semiHidden="0" w:name="HTML Variable"/>
-    <w:lsdException w:qFormat="1" w:unhideWhenUsed="0" w:uiPriority="0" w:name="Normal Table"/>
-    <w:lsdException w:unhideWhenUsed="0" w:uiPriority="0" w:semiHidden="0" w:name="annotation subject"/>
-    <w:lsdException w:unhideWhenUsed="0" w:uiPriority="0" w:semiHidden="0" w:name="Table Simple 1"/>
-    <w:lsdException w:unhideWhenUsed="0" w:uiPriority="0" w:semiHidden="0" w:name="Table Simple 2"/>
-    <w:lsdException w:unhideWhenUsed="0" w:uiPriority="0" w:semiHidden="0" w:name="Table Simple 3"/>
-    <w:lsdException w:unhideWhenUsed="0" w:uiPriority="0" w:semiHidden="0" w:name="Table Classic 1"/>
-    <w:lsdException w:unhideWhenUsed="0" w:uiPriority="0" w:semiHidden="0" w:name="Table Classic 2"/>
-    <w:lsdException w:unhideWhenUsed="0" w:uiPriority="0" w:semiHidden="0" w:name="Table Classic 3"/>
-    <w:lsdException w:unhideWhenUsed="0" w:uiPriority="0" w:semiHidden="0" w:name="Table Classic 4"/>
-    <w:lsdException w:unhideWhenUsed="0" w:uiPriority="0" w:semiHidden="0" w:name="Table Colorful 1"/>
-    <w:lsdException w:unhideWhenUsed="0" w:uiPriority="0" w:semiHidden="0" w:name="Table Colorful 2"/>
-    <w:lsdException w:unhideWhenUsed="0" w:uiPriority="0" w:semiHidden="0" w:name="Table Colorful 3"/>
-    <w:lsdException w:unhideWhenUsed="0" w:uiPriority="0" w:semiHidden="0" w:name="Table Columns 1"/>
-    <w:lsdException w:unhideWhenUsed="0" w:uiPriority="0" w:semiHidden="0" w:name="Table Columns 2"/>
-    <w:lsdException w:unhideWhenUsed="0" w:uiPriority="0" w:semiHidden="0" w:name="Table Columns 3"/>
-    <w:lsdException w:unhideWhenUsed="0" w:uiPriority="0" w:semiHidden="0" w:name="Table Columns 4"/>
-    <w:lsdException w:unhideWhenUsed="0" w:uiPriority="0" w:semiHidden="0" w:name="Table Columns 5"/>
-    <w:lsdException w:unhideWhenUsed="0" w:uiPriority="0" w:semiHidden="0" w:name="Table Grid 1"/>
-    <w:lsdException w:unhideWhenUsed="0" w:uiPriority="0" w:semiHidden="0" w:name="Table Grid 2"/>
-    <w:lsdException w:unhideWhenUsed="0" w:uiPriority="0" w:semiHidden="0" w:name="Table Grid 3"/>
-    <w:lsdException w:unhideWhenUsed="0" w:uiPriority="0" w:semiHidden="0" w:name="Table Grid 4"/>
-    <w:lsdException w:unhideWhenUsed="0" w:uiPriority="0" w:semiHidden="0" w:name="Table Grid 5"/>
-    <w:lsdException w:unhideWhenUsed="0" w:uiPriority="0" w:semiHidden="0" w:name="Table Grid 6"/>
-    <w:lsdException w:unhideWhenUsed="0" w:uiPriority="0" w:semiHidden="0" w:name="Table Grid 7"/>
-    <w:lsdException w:unhideWhenUsed="0" w:uiPriority="0" w:semiHidden="0" w:name="Table Grid 8"/>
-    <w:lsdException w:unhideWhenUsed="0" w:uiPriority="0" w:semiHidden="0" w:name="Table List 1"/>
-    <w:lsdException w:unhideWhenUsed="0" w:uiPriority="0" w:semiHidden="0" w:name="Table List 2"/>
-    <w:lsdException w:unhideWhenUsed="0" w:uiPriority="0" w:semiHidden="0" w:name="Table List 3"/>
-    <w:lsdException w:unhideWhenUsed="0" w:uiPriority="0" w:semiHidden="0" w:name="Table List 4"/>
-    <w:lsdException w:unhideWhenUsed="0" w:uiPriority="0" w:semiHidden="0" w:name="Table List 5"/>
-    <w:lsdException w:unhideWhenUsed="0" w:uiPriority="0" w:semiHidden="0" w:name="Table List 6"/>
-    <w:lsdException w:unhideWhenUsed="0" w:uiPriority="0" w:semiHidden="0" w:name="Table List 7"/>
-    <w:lsdException w:unhideWhenUsed="0" w:uiPriority="0" w:semiHidden="0" w:name="Table List 8"/>
-    <w:lsdException w:unhideWhenUsed="0" w:uiPriority="0" w:semiHidden="0" w:name="Table 3D effects 1"/>
-    <w:lsdException w:unhideWhenUsed="0" w:uiPriority="0" w:semiHidden="0" w:name="Table 3D effects 2"/>
-    <w:lsdException w:unhideWhenUsed="0" w:uiPriority="0" w:semiHidden="0" w:name="Table 3D effects 3"/>
-    <w:lsdException w:unhideWhenUsed="0" w:uiPriority="0" w:semiHidden="0" w:name="Table Contemporary"/>
-    <w:lsdException w:unhideWhenUsed="0" w:uiPriority="0" w:semiHidden="0" w:name="Table Elegant"/>
-    <w:lsdException w:unhideWhenUsed="0" w:uiPriority="0" w:semiHidden="0" w:name="Table Professional"/>
-    <w:lsdException w:unhideWhenUsed="0" w:uiPriority="0" w:semiHidden="0" w:name="Table Subtle 1"/>
-    <w:lsdException w:unhideWhenUsed="0" w:uiPriority="0" w:semiHidden="0" w:name="Table Subtle 2"/>
-    <w:lsdException w:unhideWhenUsed="0" w:uiPriority="0" w:semiHidden="0" w:name="Table Web 1"/>
-    <w:lsdException w:unhideWhenUsed="0" w:uiPriority="0" w:semiHidden="0" w:name="Table Web 2"/>
-    <w:lsdException w:unhideWhenUsed="0" w:uiPriority="0" w:semiHidden="0" w:name="Table Web 3"/>
-    <w:lsdException w:unhideWhenUsed="0" w:uiPriority="0" w:semiHidden="0" w:name="Balloon Text"/>
-    <w:lsdException w:qFormat="1" w:unhideWhenUsed="0" w:uiPriority="0" w:semiHidden="0" w:name="Table Grid"/>
-    <w:lsdException w:unhideWhenUsed="0" w:uiPriority="0" w:semiHidden="0" w:name="Table Theme"/>
-    <w:lsdException w:unhideWhenUsed="0" w:uiPriority="60" w:semiHidden="0" w:name="Light Shading"/>
-    <w:lsdException w:unhideWhenUsed="0" w:uiPriority="61" w:semiHidden="0" w:name="Light List"/>
-    <w:lsdException w:unhideWhenUsed="0" w:uiPriority="62" w:semiHidden="0" w:name="Light Grid"/>
-    <w:lsdException w:unhideWhenUsed="0" w:uiPriority="63" w:semiHidden="0" w:name="Medium Shading 1"/>
-    <w:lsdException w:unhideWhenUsed="0" w:uiPriority="64" w:semiHidden="0" w:name="Medium Shading 2"/>
-    <w:lsdException w:unhideWhenUsed="0" w:uiPriority="65" w:semiHidden="0" w:name="Medium List 1"/>
-    <w:lsdException w:unhideWhenUsed="0" w:uiPriority="66" w:semiHidden="0" w:name="Medium List 2"/>
-    <w:lsdException w:unhideWhenUsed="0" w:uiPriority="67" w:semiHidden="0" w:name="Medium Grid 1"/>
-    <w:lsdException w:unhideWhenUsed="0" w:uiPriority="68" w:semiHidden="0" w:name="Medium Grid 2"/>
-    <w:lsdException w:unhideWhenUsed="0" w:uiPriority="69" w:semiHidden="0" w:name="Medium Grid 3"/>
-    <w:lsdException w:unhideWhenUsed="0" w:uiPriority="70" w:semiHidden="0" w:name="Dark List"/>
-    <w:lsdException w:unhideWhenUsed="0" w:uiPriority="71" w:semiHidden="0" w:name="Colorful Shading"/>
-    <w:lsdException w:unhideWhenUsed="0" w:uiPriority="72" w:semiHidden="0" w:name="Colorful List"/>
-    <w:lsdException w:unhideWhenUsed="0" w:uiPriority="73" w:semiHidden="0" w:name="Colorful Grid"/>
-    <w:lsdException w:unhideWhenUsed="0" w:uiPriority="60" w:semiHidden="0" w:name="Light Shading Accent 1"/>
-    <w:lsdException w:unhideWhenUsed="0" w:uiPriority="61" w:semiHidden="0" w:name="Light List Accent 1"/>
-    <w:lsdException w:unhideWhenUsed="0" w:uiPriority="62" w:semiHidden="0" w:name="Light Grid Accent 1"/>
-    <w:lsdException w:unhideWhenUsed="0" w:uiPriority="63" w:semiHidden="0" w:name="Medium Shading 1 Accent 1"/>
-    <w:lsdException w:unhideWhenUsed="0" w:uiPriority="64" w:semiHidden="0" w:name="Medium Shading 2 Accent 1"/>
-    <w:lsdException w:unhideWhenUsed="0" w:uiPriority="65" w:semiHidden="0" w:name="Medium List 1 Accent 1"/>
-    <w:lsdException w:unhideWhenUsed="0" w:uiPriority="66" w:semiHidden="0" w:name="Medium List 2 Accent 1"/>
-    <w:lsdException w:unhideWhenUsed="0" w:uiPriority="67" w:semiHidden="0" w:name="Medium Grid 1 Accent 1"/>
-    <w:lsdException w:unhideWhenUsed="0" w:uiPriority="68" w:semiHidden="0" w:name="Medium Grid 2 Accent 1"/>
-    <w:lsdException w:unhideWhenUsed="0" w:uiPriority="69" w:semiHidden="0" w:name="Medium Grid 3 Accent 1"/>
-    <w:lsdException w:unhideWhenUsed="0" w:uiPriority="70" w:semiHidden="0" w:name="Dark List Accent 1"/>
-    <w:lsdException w:unhideWhenUsed="0" w:uiPriority="71" w:semiHidden="0" w:name="Colorful Shading Accent 1"/>
-    <w:lsdException w:unhideWhenUsed="0" w:uiPriority="72" w:semiHidden="0" w:name="Colorful List Accent 1"/>
-    <w:lsdException w:unhideWhenUsed="0" w:uiPriority="73" w:semiHidden="0" w:name="Colorful Grid Accent 1"/>
-    <w:lsdException w:unhideWhenUsed="0" w:uiPriority="60" w:semiHidden="0" w:name="Light Shading Accent 2"/>
-    <w:lsdException w:unhideWhenUsed="0" w:uiPriority="61" w:semiHidden="0" w:name="Light List Accent 2"/>
-    <w:lsdException w:unhideWhenUsed="0" w:uiPriority="62" w:semiHidden="0" w:name="Light Grid Accent 2"/>
-    <w:lsdException w:unhideWhenUsed="0" w:uiPriority="63" w:semiHidden="0" w:name="Medium Shading 1 Accent 2"/>
-    <w:lsdException w:unhideWhenUsed="0" w:uiPriority="64" w:semiHidden="0" w:name="Medium Shading 2 Accent 2"/>
-    <w:lsdException w:unhideWhenUsed="0" w:uiPriority="65" w:semiHidden="0" w:name="Medium List 1 Accent 2"/>
-    <w:lsdException w:unhideWhenUsed="0" w:uiPriority="66" w:semiHidden="0" w:name="Medium List 2 Accent 2"/>
-    <w:lsdException w:unhideWhenUsed="0" w:uiPriority="67" w:semiHidden="0" w:name="Medium Grid 1 Accent 2"/>
-    <w:lsdException w:unhideWhenUsed="0" w:uiPriority="68" w:semiHidden="0" w:name="Medium Grid 2 Accent 2"/>
-    <w:lsdException w:unhideWhenUsed="0" w:uiPriority="69" w:semiHidden="0" w:name="Medium Grid 3 Accent 2"/>
-    <w:lsdException w:unhideWhenUsed="0" w:uiPriority="70" w:semiHidden="0" w:name="Dark List Accent 2"/>
-    <w:lsdException w:unhideWhenUsed="0" w:uiPriority="71" w:semiHidden="0" w:name="Colorful Shading Accent 2"/>
-    <w:lsdException w:unhideWhenUsed="0" w:uiPriority="72" w:semiHidden="0" w:name="Colorful List Accent 2"/>
-    <w:lsdException w:unhideWhenUsed="0" w:uiPriority="73" w:semiHidden="0" w:name="Colorful Grid Accent 2"/>
-    <w:lsdException w:unhideWhenUsed="0" w:uiPriority="60" w:semiHidden="0" w:name="Light Shading Accent 3"/>
-    <w:lsdException w:unhideWhenUsed="0" w:uiPriority="61" w:semiHidden="0" w:name="Light List Accent 3"/>
-    <w:lsdException w:unhideWhenUsed="0" w:uiPriority="62" w:semiHidden="0" w:name="Light Grid Accent 3"/>
-    <w:lsdException w:unhideWhenUsed="0" w:uiPriority="63" w:semiHidden="0" w:name="Medium Shading 1 Accent 3"/>
-    <w:lsdException w:unhideWhenUsed="0" w:uiPriority="64" w:semiHidden="0" w:name="Medium Shading 2 Accent 3"/>
-    <w:lsdException w:unhideWhenUsed="0" w:uiPriority="65" w:semiHidden="0" w:name="Medium List 1 Accent 3"/>
-    <w:lsdException w:unhideWhenUsed="0" w:uiPriority="66" w:semiHidden="0" w:name="Medium List 2 Accent 3"/>
-    <w:lsdException w:unhideWhenUsed="0" w:uiPriority="67" w:semiHidden="0" w:name="Medium Grid 1 Accent 3"/>
-    <w:lsdException w:unhideWhenUsed="0" w:uiPriority="68" w:semiHidden="0" w:name="Medium Grid 2 Accent 3"/>
-    <w:lsdException w:unhideWhenUsed="0" w:uiPriority="69" w:semiHidden="0" w:name="Medium Grid 3 Accent 3"/>
-    <w:lsdException w:unhideWhenUsed="0" w:uiPriority="70" w:semiHidden="0" w:name="Dark List Accent 3"/>
-    <w:lsdException w:unhideWhenUsed="0" w:uiPriority="71" w:semiHidden="0" w:name="Colorful Shading Accent 3"/>
-    <w:lsdException w:unhideWhenUsed="0" w:uiPriority="72" w:semiHidden="0" w:name="Colorful List Accent 3"/>
-    <w:lsdException w:unhideWhenUsed="0" w:uiPriority="73" w:semiHidden="0" w:name="Colorful Grid Accent 3"/>
-    <w:lsdException w:unhideWhenUsed="0" w:uiPriority="60" w:semiHidden="0" w:name="Light Shading Accent 4"/>
-    <w:lsdException w:unhideWhenUsed="0" w:uiPriority="61" w:semiHidden="0" w:name="Light List Accent 4"/>
-    <w:lsdException w:unhideWhenUsed="0" w:uiPriority="62" w:semiHidden="0" w:name="Light Grid Accent 4"/>
-    <w:lsdException w:unhideWhenUsed="0" w:uiPriority="63" w:semiHidden="0" w:name="Medium Shading 1 Accent 4"/>
-    <w:lsdException w:unhideWhenUsed="0" w:uiPriority="64" w:semiHidden="0" w:name="Medium Shading 2 Accent 4"/>
-    <w:lsdException w:unhideWhenUsed="0" w:uiPriority="65" w:semiHidden="0" w:name="Medium List 1 Accent 4"/>
-    <w:lsdException w:unhideWhenUsed="0" w:uiPriority="66" w:semiHidden="0" w:name="Medium List 2 Accent 4"/>
-    <w:lsdException w:unhideWhenUsed="0" w:uiPriority="67" w:semiHidden="0" w:name="Medium Grid 1 Accent 4"/>
-    <w:lsdException w:unhideWhenUsed="0" w:uiPriority="68" w:semiHidden="0" w:name="Medium Grid 2 Accent 4"/>
-    <w:lsdException w:unhideWhenUsed="0" w:uiPriority="69" w:semiHidden="0" w:name="Medium Grid 3 Accent 4"/>
-    <w:lsdException w:unhideWhenUsed="0" w:uiPriority="70" w:semiHidden="0" w:name="Dark List Accent 4"/>
-    <w:lsdException w:unhideWhenUsed="0" w:uiPriority="71" w:semiHidden="0" w:name="Colorful Shading Accent 4"/>
-    <w:lsdException w:unhideWhenUsed="0" w:uiPriority="72" w:semiHidden="0" w:name="Colorful List Accent 4"/>
-    <w:lsdException w:unhideWhenUsed="0" w:uiPriority="73" w:semiHidden="0" w:name="Colorful Grid Accent 4"/>
-    <w:lsdException w:unhideWhenUsed="0" w:uiPriority="60" w:semiHidden="0" w:name="Light Shading Accent 5"/>
-    <w:lsdException w:unhideWhenUsed="0" w:uiPriority="61" w:semiHidden="0" w:name="Light List Accent 5"/>
-    <w:lsdException w:unhideWhenUsed="0" w:uiPriority="62" w:semiHidden="0" w:name="Light Grid Accent 5"/>
-    <w:lsdException w:unhideWhenUsed="0" w:uiPriority="63" w:semiHidden="0" w:name="Medium Shading 1 Accent 5"/>
-    <w:lsdException w:unhideWhenUsed="0" w:uiPriority="64" w:semiHidden="0" w:name="Medium Shading 2 Accent 5"/>
-    <w:lsdException w:unhideWhenUsed="0" w:uiPriority="65" w:semiHidden="0" w:name="Medium List 1 Accent 5"/>
-    <w:lsdException w:unhideWhenUsed="0" w:uiPriority="66" w:semiHidden="0" w:name="Medium List 2 Accent 5"/>
-    <w:lsdException w:unhideWhenUsed="0" w:uiPriority="67" w:semiHidden="0" w:name="Medium Grid 1 Accent 5"/>
-    <w:lsdException w:unhideWhenUsed="0" w:uiPriority="68" w:semiHidden="0" w:name="Medium Grid 2 Accent 5"/>
-    <w:lsdException w:unhideWhenUsed="0" w:uiPriority="69" w:semiHidden="0" w:name="Medium Grid 3 Accent 5"/>
-    <w:lsdException w:unhideWhenUsed="0" w:uiPriority="70" w:semiHidden="0" w:name="Dark List Accent 5"/>
-    <w:lsdException w:unhideWhenUsed="0" w:uiPriority="71" w:semiHidden="0" w:name="Colorful Shading Accent 5"/>
-    <w:lsdException w:unhideWhenUsed="0" w:uiPriority="72" w:semiHidden="0" w:name="Colorful List Accent 5"/>
-    <w:lsdException w:unhideWhenUsed="0" w:uiPriority="73" w:semiHidden="0" w:name="Colorful Grid Accent 5"/>
-    <w:lsdException w:unhideWhenUsed="0" w:uiPriority="60" w:semiHidden="0" w:name="Light Shading Accent 6"/>
-    <w:lsdException w:unhideWhenUsed="0" w:uiPriority="61" w:semiHidden="0" w:name="Light List Accent 6"/>
-    <w:lsdException w:unhideWhenUsed="0" w:uiPriority="62" w:semiHidden="0" w:name="Light Grid Accent 6"/>
-    <w:lsdException w:unhideWhenUsed="0" w:uiPriority="63" w:semiHidden="0" w:name="Medium Shading 1 Accent 6"/>
-    <w:lsdException w:unhideWhenUsed="0" w:uiPriority="64" w:semiHidden="0" w:name="Medium Shading 2 Accent 6"/>
-    <w:lsdException w:unhideWhenUsed="0" w:uiPriority="65" w:semiHidden="0" w:name="Medium List 1 Accent 6"/>
-    <w:lsdException w:unhideWhenUsed="0" w:uiPriority="66" w:semiHidden="0" w:name="Medium List 2 Accent 6"/>
-    <w:lsdException w:unhideWhenUsed="0" w:uiPriority="67" w:semiHidden="0" w:name="Medium Grid 1 Accent 6"/>
-    <w:lsdException w:unhideWhenUsed="0" w:uiPriority="68" w:semiHidden="0" w:name="Medium Grid 2 Accent 6"/>
-    <w:lsdException w:unhideWhenUsed="0" w:uiPriority="69" w:semiHidden="0" w:name="Medium Grid 3 Accent 6"/>
-    <w:lsdException w:unhideWhenUsed="0" w:uiPriority="70" w:semiHidden="0" w:name="Dark List Accent 6"/>
-    <w:lsdException w:unhideWhenUsed="0" w:uiPriority="71" w:semiHidden="0" w:name="Colorful Shading Accent 6"/>
-    <w:lsdException w:unhideWhenUsed="0" w:uiPriority="72" w:semiHidden="0" w:name="Colorful List Accent 6"/>
-    <w:lsdException w:unhideWhenUsed="0" w:uiPriority="73" w:semiHidden="0" w:name="Colorful Grid Accent 6"/>
+  <w:latentStyles w:defLockedState="0" w:defUIPriority="99" w:defSemiHidden="1" w:defUnhideWhenUsed="1" w:defQFormat="0" w:count="260">
+    <w:lsdException w:name="Normal" w:semiHidden="0" w:uiPriority="0" w:unhideWhenUsed="0" w:qFormat="1"/>
+    <w:lsdException w:name="heading 1" w:semiHidden="0" w:uiPriority="0" w:unhideWhenUsed="0" w:qFormat="1"/>
+    <w:lsdException w:name="heading 2" w:semiHidden="0" w:uiPriority="0" w:qFormat="1"/>
+    <w:lsdException w:name="heading 3" w:uiPriority="0" w:qFormat="1"/>
+    <w:lsdException w:name="heading 4" w:semiHidden="0" w:uiPriority="0" w:qFormat="1"/>
+    <w:lsdException w:name="heading 5" w:uiPriority="0" w:qFormat="1"/>
+    <w:lsdException w:name="heading 6" w:uiPriority="0" w:qFormat="1"/>
+    <w:lsdException w:name="heading 7" w:uiPriority="0" w:qFormat="1"/>
+    <w:lsdException w:name="heading 8" w:uiPriority="0" w:qFormat="1"/>
+    <w:lsdException w:name="heading 9" w:uiPriority="0" w:qFormat="1"/>
+    <w:lsdException w:name="index 1" w:semiHidden="0" w:uiPriority="0" w:unhideWhenUsed="0"/>
+    <w:lsdException w:name="index 2" w:semiHidden="0" w:uiPriority="0" w:unhideWhenUsed="0"/>
+    <w:lsdException w:name="index 3" w:semiHidden="0" w:uiPriority="0" w:unhideWhenUsed="0"/>
+    <w:lsdException w:name="index 4" w:semiHidden="0" w:uiPriority="0" w:unhideWhenUsed="0"/>
+    <w:lsdException w:name="index 5" w:semiHidden="0" w:uiPriority="0" w:unhideWhenUsed="0"/>
+    <w:lsdException w:name="index 6" w:semiHidden="0" w:uiPriority="0" w:unhideWhenUsed="0"/>
+    <w:lsdException w:name="index 7" w:semiHidden="0" w:uiPriority="0" w:unhideWhenUsed="0"/>
+    <w:lsdException w:name="index 8" w:semiHidden="0" w:uiPriority="0" w:unhideWhenUsed="0"/>
+    <w:lsdException w:name="index 9" w:semiHidden="0" w:uiPriority="0" w:unhideWhenUsed="0"/>
+    <w:lsdException w:name="toc 1" w:semiHidden="0" w:uiPriority="0" w:unhideWhenUsed="0" w:qFormat="1"/>
+    <w:lsdException w:name="toc 2" w:semiHidden="0" w:uiPriority="0" w:unhideWhenUsed="0" w:qFormat="1"/>
+    <w:lsdException w:name="toc 3" w:semiHidden="0" w:uiPriority="0" w:unhideWhenUsed="0" w:qFormat="1"/>
+    <w:lsdException w:name="toc 4" w:semiHidden="0" w:uiPriority="0" w:unhideWhenUsed="0"/>
+    <w:lsdException w:name="toc 5" w:semiHidden="0" w:uiPriority="0" w:unhideWhenUsed="0"/>
+    <w:lsdException w:name="toc 6" w:semiHidden="0" w:uiPriority="0" w:unhideWhenUsed="0"/>
+    <w:lsdException w:name="toc 7" w:semiHidden="0" w:uiPriority="0" w:unhideWhenUsed="0"/>
+    <w:lsdException w:name="toc 8" w:semiHidden="0" w:uiPriority="0" w:unhideWhenUsed="0"/>
+    <w:lsdException w:name="toc 9" w:semiHidden="0" w:uiPriority="0" w:unhideWhenUsed="0"/>
+    <w:lsdException w:name="Normal Indent" w:semiHidden="0" w:uiPriority="0" w:unhideWhenUsed="0"/>
+    <w:lsdException w:name="footnote text" w:semiHidden="0" w:uiPriority="0" w:unhideWhenUsed="0"/>
+    <w:lsdException w:name="annotation text" w:semiHidden="0" w:uiPriority="0" w:unhideWhenUsed="0" w:qFormat="1"/>
+    <w:lsdException w:name="header" w:semiHidden="0" w:uiPriority="0" w:unhideWhenUsed="0" w:qFormat="1"/>
+    <w:lsdException w:name="footer" w:semiHidden="0" w:uiPriority="0" w:unhideWhenUsed="0" w:qFormat="1"/>
+    <w:lsdException w:name="index heading" w:semiHidden="0" w:uiPriority="0" w:unhideWhenUsed="0"/>
+    <w:lsdException w:name="caption" w:uiPriority="0" w:qFormat="1"/>
+    <w:lsdException w:name="table of figures" w:semiHidden="0" w:uiPriority="0" w:unhideWhenUsed="0"/>
+    <w:lsdException w:name="envelope address" w:semiHidden="0" w:uiPriority="0" w:unhideWhenUsed="0"/>
+    <w:lsdException w:name="envelope return" w:semiHidden="0" w:uiPriority="0" w:unhideWhenUsed="0"/>
+    <w:lsdException w:name="footnote reference" w:semiHidden="0" w:uiPriority="0" w:unhideWhenUsed="0"/>
+    <w:lsdException w:name="annotation reference" w:semiHidden="0" w:uiPriority="0" w:unhideWhenUsed="0"/>
+    <w:lsdException w:name="line number" w:semiHidden="0" w:uiPriority="0" w:unhideWhenUsed="0"/>
+    <w:lsdException w:name="page number" w:semiHidden="0" w:uiPriority="0" w:unhideWhenUsed="0"/>
+    <w:lsdException w:name="endnote reference" w:semiHidden="0" w:uiPriority="0" w:unhideWhenUsed="0"/>
+    <w:lsdException w:name="endnote text" w:semiHidden="0" w:uiPriority="0" w:unhideWhenUsed="0"/>
+    <w:lsdException w:name="table of authorities" w:semiHidden="0" w:uiPriority="0" w:unhideWhenUsed="0"/>
+    <w:lsdException w:name="macro" w:semiHidden="0" w:uiPriority="0" w:unhideWhenUsed="0"/>
+    <w:lsdException w:name="toa heading" w:semiHidden="0" w:uiPriority="0" w:unhideWhenUsed="0"/>
+    <w:lsdException w:name="List" w:semiHidden="0" w:uiPriority="0" w:unhideWhenUsed="0"/>
+    <w:lsdException w:name="List Bullet" w:semiHidden="0" w:uiPriority="0" w:unhideWhenUsed="0"/>
+    <w:lsdException w:name="List Number" w:semiHidden="0" w:uiPriority="0" w:unhideWhenUsed="0"/>
+    <w:lsdException w:name="List 2" w:semiHidden="0" w:uiPriority="0" w:unhideWhenUsed="0"/>
+    <w:lsdException w:name="List 3" w:semiHidden="0" w:uiPriority="0" w:unhideWhenUsed="0"/>
+    <w:lsdException w:name="List 4" w:semiHidden="0" w:uiPriority="0" w:unhideWhenUsed="0"/>
+    <w:lsdException w:name="List 5" w:semiHidden="0" w:uiPriority="0" w:unhideWhenUsed="0"/>
+    <w:lsdException w:name="List Bullet 2" w:semiHidden="0" w:uiPriority="0" w:unhideWhenUsed="0"/>
+    <w:lsdException w:name="List Bullet 3" w:semiHidden="0" w:uiPriority="0" w:unhideWhenUsed="0"/>
+    <w:lsdException w:name="List Bullet 4" w:semiHidden="0" w:uiPriority="0" w:unhideWhenUsed="0"/>
+    <w:lsdException w:name="List Bullet 5" w:semiHidden="0" w:uiPriority="0" w:unhideWhenUsed="0"/>
+    <w:lsdException w:name="List Number 2" w:semiHidden="0" w:uiPriority="0" w:unhideWhenUsed="0"/>
+    <w:lsdException w:name="List Number 3" w:semiHidden="0" w:uiPriority="0" w:unhideWhenUsed="0"/>
+    <w:lsdException w:name="List Number 4" w:semiHidden="0" w:uiPriority="0" w:unhideWhenUsed="0"/>
+    <w:lsdException w:name="List Number 5" w:semiHidden="0" w:uiPriority="0" w:unhideWhenUsed="0"/>
+    <w:lsdException w:name="Title" w:semiHidden="0" w:uiPriority="0" w:unhideWhenUsed="0" w:qFormat="1"/>
+    <w:lsdException w:name="Closing" w:semiHidden="0" w:uiPriority="0" w:unhideWhenUsed="0"/>
+    <w:lsdException w:name="Signature" w:semiHidden="0" w:uiPriority="0" w:unhideWhenUsed="0"/>
+    <w:lsdException w:name="Default Paragraph Font" w:uiPriority="0" w:unhideWhenUsed="0" w:qFormat="1"/>
+    <w:lsdException w:name="Body Text" w:uiPriority="0" w:unhideWhenUsed="0" w:qFormat="1"/>
+    <w:lsdException w:name="Body Text Indent" w:semiHidden="0" w:uiPriority="0" w:unhideWhenUsed="0"/>
+    <w:lsdException w:name="List Continue" w:semiHidden="0" w:uiPriority="0" w:unhideWhenUsed="0"/>
+    <w:lsdException w:name="List Continue 2" w:semiHidden="0" w:uiPriority="0" w:unhideWhenUsed="0"/>
+    <w:lsdException w:name="List Continue 3" w:semiHidden="0" w:uiPriority="0" w:unhideWhenUsed="0"/>
+    <w:lsdException w:name="List Continue 4" w:semiHidden="0" w:uiPriority="0" w:unhideWhenUsed="0"/>
+    <w:lsdException w:name="List Continue 5" w:semiHidden="0" w:uiPriority="0" w:unhideWhenUsed="0"/>
+    <w:lsdException w:name="Message Header" w:semiHidden="0" w:uiPriority="0" w:unhideWhenUsed="0"/>
+    <w:lsdException w:name="Subtitle" w:semiHidden="0" w:uiPriority="0" w:unhideWhenUsed="0" w:qFormat="1"/>
+    <w:lsdException w:name="Salutation" w:semiHidden="0" w:uiPriority="0" w:unhideWhenUsed="0"/>
+    <w:lsdException w:name="Date" w:semiHidden="0" w:uiPriority="0" w:unhideWhenUsed="0"/>
+    <w:lsdException w:name="Body Text First Indent" w:semiHidden="0" w:uiPriority="0" w:unhideWhenUsed="0"/>
+    <w:lsdException w:name="Body Text First Indent 2" w:semiHidden="0" w:uiPriority="0" w:unhideWhenUsed="0"/>
+    <w:lsdException w:name="Body Text 2" w:semiHidden="0" w:uiPriority="0" w:unhideWhenUsed="0"/>
+    <w:lsdException w:name="Body Text 3" w:semiHidden="0" w:uiPriority="0" w:unhideWhenUsed="0"/>
+    <w:lsdException w:name="Body Text Indent 2" w:semiHidden="0" w:uiPriority="0" w:unhideWhenUsed="0"/>
+    <w:lsdException w:name="Body Text Indent 3" w:semiHidden="0" w:uiPriority="0" w:unhideWhenUsed="0"/>
+    <w:lsdException w:name="Block Text" w:semiHidden="0" w:uiPriority="0" w:unhideWhenUsed="0"/>
+    <w:lsdException w:name="Hyperlink" w:semiHidden="0" w:uiPriority="0" w:unhideWhenUsed="0"/>
+    <w:lsdException w:name="FollowedHyperlink" w:semiHidden="0" w:uiPriority="0" w:unhideWhenUsed="0"/>
+    <w:lsdException w:name="Strong" w:semiHidden="0" w:uiPriority="0" w:unhideWhenUsed="0" w:qFormat="1"/>
+    <w:lsdException w:name="Emphasis" w:semiHidden="0" w:uiPriority="0" w:unhideWhenUsed="0" w:qFormat="1"/>
+    <w:lsdException w:name="Document Map" w:semiHidden="0" w:uiPriority="0" w:unhideWhenUsed="0"/>
+    <w:lsdException w:name="Plain Text" w:semiHidden="0" w:uiPriority="0" w:unhideWhenUsed="0"/>
+    <w:lsdException w:name="E-mail Signature" w:semiHidden="0" w:uiPriority="0" w:unhideWhenUsed="0"/>
+    <w:lsdException w:name="Normal (Web)" w:semiHidden="0" w:uiPriority="0" w:unhideWhenUsed="0" w:qFormat="1"/>
+    <w:lsdException w:name="HTML Acronym" w:semiHidden="0" w:uiPriority="0" w:unhideWhenUsed="0"/>
+    <w:lsdException w:name="HTML Address" w:semiHidden="0" w:uiPriority="0" w:unhideWhenUsed="0"/>
+    <w:lsdException w:name="HTML Cite" w:semiHidden="0" w:uiPriority="0" w:unhideWhenUsed="0"/>
+    <w:lsdException w:name="HTML Code" w:semiHidden="0" w:uiPriority="0" w:unhideWhenUsed="0"/>
+    <w:lsdException w:name="HTML Definition" w:semiHidden="0" w:uiPriority="0" w:unhideWhenUsed="0"/>
+    <w:lsdException w:name="HTML Keyboard" w:semiHidden="0" w:uiPriority="0" w:unhideWhenUsed="0"/>
+    <w:lsdException w:name="HTML Preformatted" w:semiHidden="0" w:uiPriority="0" w:unhideWhenUsed="0"/>
+    <w:lsdException w:name="HTML Sample" w:semiHidden="0" w:uiPriority="0" w:unhideWhenUsed="0"/>
+    <w:lsdException w:name="HTML Typewriter" w:semiHidden="0" w:uiPriority="0" w:unhideWhenUsed="0"/>
+    <w:lsdException w:name="HTML Variable" w:semiHidden="0" w:uiPriority="0" w:unhideWhenUsed="0"/>
+    <w:lsdException w:name="Normal Table" w:uiPriority="0" w:unhideWhenUsed="0" w:qFormat="1"/>
+    <w:lsdException w:name="annotation subject" w:semiHidden="0" w:uiPriority="0" w:unhideWhenUsed="0"/>
+    <w:lsdException w:name="Table Simple 1" w:semiHidden="0" w:uiPriority="0" w:unhideWhenUsed="0"/>
+    <w:lsdException w:name="Table Simple 2" w:semiHidden="0" w:uiPriority="0" w:unhideWhenUsed="0"/>
+    <w:lsdException w:name="Table Simple 3" w:semiHidden="0" w:uiPriority="0" w:unhideWhenUsed="0"/>
+    <w:lsdException w:name="Table Classic 1" w:semiHidden="0" w:uiPriority="0" w:unhideWhenUsed="0"/>
+    <w:lsdException w:name="Table Classic 2" w:semiHidden="0" w:uiPriority="0" w:unhideWhenUsed="0"/>
+    <w:lsdException w:name="Table Classic 3" w:semiHidden="0" w:uiPriority="0" w:unhideWhenUsed="0"/>
+    <w:lsdException w:name="Table Classic 4" w:semiHidden="0" w:uiPriority="0" w:unhideWhenUsed="0"/>
+    <w:lsdException w:name="Table Colorful 1" w:semiHidden="0" w:uiPriority="0" w:unhideWhenUsed="0"/>
+    <w:lsdException w:name="Table Colorful 2" w:semiHidden="0" w:uiPriority="0" w:unhideWhenUsed="0"/>
+    <w:lsdException w:name="Table Colorful 3" w:semiHidden="0" w:uiPriority="0" w:unhideWhenUsed="0"/>
+    <w:lsdException w:name="Table Columns 1" w:semiHidden="0" w:uiPriority="0" w:unhideWhenUsed="0"/>
+    <w:lsdException w:name="Table Columns 2" w:semiHidden="0" w:uiPriority="0" w:unhideWhenUsed="0"/>
+    <w:lsdException w:name="Table Columns 3" w:semiHidden="0" w:uiPriority="0" w:unhideWhenUsed="0"/>
+    <w:lsdException w:name="Table Columns 4" w:semiHidden="0" w:uiPriority="0" w:unhideWhenUsed="0"/>
+    <w:lsdException w:name="Table Columns 5" w:semiHidden="0" w:uiPriority="0" w:unhideWhenUsed="0"/>
+    <w:lsdException w:name="Table Grid 1" w:semiHidden="0" w:uiPriority="0" w:unhideWhenUsed="0"/>
+    <w:lsdException w:name="Table Grid 2" w:semiHidden="0" w:uiPriority="0" w:unhideWhenUsed="0"/>
+    <w:lsdException w:name="Table Grid 3" w:semiHidden="0" w:uiPriority="0" w:unhideWhenUsed="0"/>
+    <w:lsdException w:name="Table Grid 4" w:semiHidden="0" w:uiPriority="0" w:unhideWhenUsed="0"/>
+    <w:lsdException w:name="Table Grid 5" w:semiHidden="0" w:uiPriority="0" w:unhideWhenUsed="0"/>
+    <w:lsdException w:name="Table Grid 6" w:semiHidden="0" w:uiPriority="0" w:unhideWhenUsed="0"/>
+    <w:lsdException w:name="Table Grid 7" w:semiHidden="0" w:uiPriority="0" w:unhideWhenUsed="0"/>
+    <w:lsdException w:name="Table Grid 8" w:semiHidden="0" w:uiPriority="0" w:unhideWhenUsed="0"/>
+    <w:lsdException w:name="Table List 1" w:semiHidden="0" w:uiPriority="0" w:unhideWhenUsed="0"/>
+    <w:lsdException w:name="Table List 2" w:semiHidden="0" w:uiPriority="0" w:unhideWhenUsed="0"/>
+    <w:lsdException w:name="Table List 3" w:semiHidden="0" w:uiPriority="0" w:unhideWhenUsed="0"/>
+    <w:lsdException w:name="Table List 4" w:semiHidden="0" w:uiPriority="0" w:unhideWhenUsed="0"/>
+    <w:lsdException w:name="Table List 5" w:semiHidden="0" w:uiPriority="0" w:unhideWhenUsed="0"/>
+    <w:lsdException w:name="Table List 6" w:semiHidden="0" w:uiPriority="0" w:unhideWhenUsed="0"/>
+    <w:lsdException w:name="Table List 7" w:semiHidden="0" w:uiPriority="0" w:unhideWhenUsed="0"/>
+    <w:lsdException w:name="Table List 8" w:semiHidden="0" w:uiPriority="0" w:unhideWhenUsed="0"/>
+    <w:lsdException w:name="Table 3D effects 1" w:semiHidden="0" w:uiPriority="0" w:unhideWhenUsed="0"/>
+    <w:lsdException w:name="Table 3D effects 2" w:semiHidden="0" w:uiPriority="0" w:unhideWhenUsed="0"/>
+    <w:lsdException w:name="Table 3D effects 3" w:semiHidden="0" w:uiPriority="0" w:unhideWhenUsed="0"/>
+    <w:lsdException w:name="Table Contemporary" w:semiHidden="0" w:uiPriority="0" w:unhideWhenUsed="0"/>
+    <w:lsdException w:name="Table Elegant" w:semiHidden="0" w:uiPriority="0" w:unhideWhenUsed="0"/>
+    <w:lsdException w:name="Table Professional" w:semiHidden="0" w:uiPriority="0" w:unhideWhenUsed="0"/>
+    <w:lsdException w:name="Table Subtle 1" w:semiHidden="0" w:uiPriority="0" w:unhideWhenUsed="0"/>
+    <w:lsdException w:name="Table Subtle 2" w:semiHidden="0" w:uiPriority="0" w:unhideWhenUsed="0"/>
+    <w:lsdException w:name="Table Web 1" w:semiHidden="0" w:uiPriority="0" w:unhideWhenUsed="0"/>
+    <w:lsdException w:name="Table Web 2" w:semiHidden="0" w:uiPriority="0" w:unhideWhenUsed="0"/>
+    <w:lsdException w:name="Table Web 3" w:semiHidden="0" w:uiPriority="0" w:unhideWhenUsed="0"/>
+    <w:lsdException w:name="Balloon Text" w:semiHidden="0" w:uiPriority="0" w:unhideWhenUsed="0"/>
+    <w:lsdException w:name="Table Grid" w:semiHidden="0" w:uiPriority="0" w:unhideWhenUsed="0" w:qFormat="1"/>
+    <w:lsdException w:name="Table Theme" w:semiHidden="0" w:uiPriority="0" w:unhideWhenUsed="0"/>
+    <w:lsdException w:name="Light Shading" w:semiHidden="0" w:uiPriority="60" w:unhideWhenUsed="0"/>
+    <w:lsdException w:name="Light List" w:semiHidden="0" w:uiPriority="61" w:unhideWhenUsed="0"/>
+    <w:lsdException w:name="Light Grid" w:semiHidden="0" w:uiPriority="62" w:unhideWhenUsed="0"/>
+    <w:lsdException w:name="Medium Shading 1" w:semiHidden="0" w:uiPriority="63" w:unhideWhenUsed="0"/>
+    <w:lsdException w:name="Medium Shading 2" w:semiHidden="0" w:uiPriority="64" w:unhideWhenUsed="0"/>
+    <w:lsdException w:name="Medium List 1" w:semiHidden="0" w:uiPriority="65" w:unhideWhenUsed="0"/>
+    <w:lsdException w:name="Medium List 2" w:semiHidden="0" w:uiPriority="66" w:unhideWhenUsed="0"/>
+    <w:lsdException w:name="Medium Grid 1" w:semiHidden="0" w:uiPriority="67" w:unhideWhenUsed="0"/>
+    <w:lsdException w:name="Medium Grid 2" w:semiHidden="0" w:uiPriority="68" w:unhideWhenUsed="0"/>
+    <w:lsdException w:name="Medium Grid 3" w:semiHidden="0" w:uiPriority="69" w:unhideWhenUsed="0"/>
+    <w:lsdException w:name="Dark List" w:semiHidden="0" w:uiPriority="70" w:unhideWhenUsed="0"/>
+    <w:lsdException w:name="Colorful Shading" w:semiHidden="0" w:uiPriority="71" w:unhideWhenUsed="0"/>
+    <w:lsdException w:name="Colorful List" w:semiHidden="0" w:uiPriority="72" w:unhideWhenUsed="0"/>
+    <w:lsdException w:name="Colorful Grid" w:semiHidden="0" w:uiPriority="73" w:unhideWhenUsed="0"/>
+    <w:lsdException w:name="Light Shading Accent 1" w:semiHidden="0" w:uiPriority="60" w:unhideWhenUsed="0"/>
+    <w:lsdException w:name="Light List Accent 1" w:semiHidden="0" w:uiPriority="61" w:unhideWhenUsed="0"/>
+    <w:lsdException w:name="Light Grid Accent 1" w:semiHidden="0" w:uiPriority="62" w:unhideWhenUsed="0"/>
+    <w:lsdException w:name="Medium Shading 1 Accent 1" w:semiHidden="0" w:uiPriority="63" w:unhideWhenUsed="0"/>
+    <w:lsdException w:name="Medium Shading 2 Accent 1" w:semiHidden="0" w:uiPriority="64" w:unhideWhenUsed="0"/>
+    <w:lsdException w:name="Medium List 1 Accent 1" w:semiHidden="0" w:uiPriority="65" w:unhideWhenUsed="0"/>
+    <w:lsdException w:name="Medium List 2 Accent 1" w:semiHidden="0" w:uiPriority="66" w:unhideWhenUsed="0"/>
+    <w:lsdException w:name="Medium Grid 1 Accent 1" w:semiHidden="0" w:uiPriority="67" w:unhideWhenUsed="0"/>
+    <w:lsdException w:name="Medium Grid 2 Accent 1" w:semiHidden="0" w:uiPriority="68" w:unhideWhenUsed="0"/>
+    <w:lsdException w:name="Medium Grid 3 Accent 1" w:semiHidden="0" w:uiPriority="69" w:unhideWhenUsed="0"/>
+    <w:lsdException w:name="Dark List Accent 1" w:semiHidden="0" w:uiPriority="70" w:unhideWhenUsed="0"/>
+    <w:lsdException w:name="Colorful Shading Accent 1" w:semiHidden="0" w:uiPriority="71" w:unhideWhenUsed="0"/>
+    <w:lsdException w:name="Colorful List Accent 1" w:semiHidden="0" w:uiPriority="72" w:unhideWhenUsed="0"/>
+    <w:lsdException w:name="Colorful Grid Accent 1" w:semiHidden="0" w:uiPriority="73" w:unhideWhenUsed="0"/>
+    <w:lsdException w:name="Light Shading Accent 2" w:semiHidden="0" w:uiPriority="60" w:unhideWhenUsed="0"/>
+    <w:lsdException w:name="Light List Accent 2" w:semiHidden="0" w:uiPriority="61" w:unhideWhenUsed="0"/>
+    <w:lsdException w:name="Light Grid Accent 2" w:semiHidden="0" w:uiPriority="62" w:unhideWhenUsed="0"/>
+    <w:lsdException w:name="Medium Shading 1 Accent 2" w:semiHidden="0" w:uiPriority="63" w:unhideWhenUsed="0"/>
+    <w:lsdException w:name="Medium Shading 2 Accent 2" w:semiHidden="0" w:uiPriority="64" w:unhideWhenUsed="0"/>
+    <w:lsdException w:name="Medium List 1 Accent 2" w:semiHidden="0" w:uiPriority="65" w:unhideWhenUsed="0"/>
+    <w:lsdException w:name="Medium List 2 Accent 2" w:semiHidden="0" w:uiPriority="66" w:unhideWhenUsed="0"/>
+    <w:lsdException w:name="Medium Grid 1 Accent 2" w:semiHidden="0" w:uiPriority="67" w:unhideWhenUsed="0"/>
+    <w:lsdException w:name="Medium Grid 2 Accent 2" w:semiHidden="0" w:uiPriority="68" w:unhideWhenUsed="0"/>
+    <w:lsdException w:name="Medium Grid 3 Accent 2" w:semiHidden="0" w:uiPriority="69" w:unhideWhenUsed="0"/>
+    <w:lsdException w:name="Dark List Accent 2" w:semiHidden="0" w:uiPriority="70" w:unhideWhenUsed="0"/>
+    <w:lsdException w:name="Colorful Shading Accent 2" w:semiHidden="0" w:uiPriority="71" w:unhideWhenUsed="0"/>
+    <w:lsdException w:name="Colorful List Accent 2" w:semiHidden="0" w:uiPriority="72" w:unhideWhenUsed="0"/>
+    <w:lsdException w:name="Colorful Grid Accent 2" w:semiHidden="0" w:uiPriority="73" w:unhideWhenUsed="0"/>
+    <w:lsdException w:name="Light Shading Accent 3" w:semiHidden="0" w:uiPriority="60" w:unhideWhenUsed="0"/>
+    <w:lsdException w:name="Light List Accent 3" w:semiHidden="0" w:uiPriority="61" w:unhideWhenUsed="0"/>
+    <w:lsdException w:name="Light Grid Accent 3" w:semiHidden="0" w:uiPriority="62" w:unhideWhenUsed="0"/>
+    <w:lsdException w:name="Medium Shading 1 Accent 3" w:semiHidden="0" w:uiPriority="63" w:unhideWhenUsed="0"/>
+    <w:lsdException w:name="Medium Shading 2 Accent 3" w:semiHidden="0" w:uiPriority="64" w:unhideWhenUsed="0"/>
+    <w:lsdException w:name="Medium List 1 Accent 3" w:semiHidden="0" w:uiPriority="65" w:unhideWhenUsed="0"/>
+    <w:lsdException w:name="Medium List 2 Accent 3" w:semiHidden="0" w:uiPriority="66" w:unhideWhenUsed="0"/>
+    <w:lsdException w:name="Medium Grid 1 Accent 3" w:semiHidden="0" w:uiPriority="67" w:unhideWhenUsed="0"/>
+    <w:lsdException w:name="Medium Grid 2 Accent 3" w:semiHidden="0" w:uiPriority="68" w:unhideWhenUsed="0"/>
+    <w:lsdException w:name="Medium Grid 3 Accent 3" w:semiHidden="0" w:uiPriority="69" w:unhideWhenUsed="0"/>
+    <w:lsdException w:name="Dark List Accent 3" w:semiHidden="0" w:uiPriority="70" w:unhideWhenUsed="0"/>
+    <w:lsdException w:name="Colorful Shading Accent 3" w:semiHidden="0" w:uiPriority="71" w:unhideWhenUsed="0"/>
+    <w:lsdException w:name="Colorful List Accent 3" w:semiHidden="0" w:uiPriority="72" w:unhideWhenUsed="0"/>
+    <w:lsdException w:name="Colorful Grid Accent 3" w:semiHidden="0" w:uiPriority="73" w:unhideWhenUsed="0"/>
+    <w:lsdException w:name="Light Shading Accent 4" w:semiHidden="0" w:uiPriority="60" w:unhideWhenUsed="0"/>
+    <w:lsdException w:name="Light List Accent 4" w:semiHidden="0" w:uiPriority="61" w:unhideWhenUsed="0"/>
+    <w:lsdException w:name="Light Grid Accent 4" w:semiHidden="0" w:uiPriority="62" w:unhideWhenUsed="0"/>
+    <w:lsdException w:name="Medium Shading 1 Accent 4" w:semiHidden="0" w:uiPriority="63" w:unhideWhenUsed="0"/>
+    <w:lsdException w:name="Medium Shading 2 Accent 4" w:semiHidden="0" w:uiPriority="64" w:unhideWhenUsed="0"/>
+    <w:lsdException w:name="Medium List 1 Accent 4" w:semiHidden="0" w:uiPriority="65" w:unhideWhenUsed="0"/>
+    <w:lsdException w:name="Medium List 2 Accent 4" w:semiHidden="0" w:uiPriority="66" w:unhideWhenUsed="0"/>
+    <w:lsdException w:name="Medium Grid 1 Accent 4" w:semiHidden="0" w:uiPriority="67" w:unhideWhenUsed="0"/>
+    <w:lsdException w:name="Medium Grid 2 Accent 4" w:semiHidden="0" w:uiPriority="68" w:unhideWhenUsed="0"/>
+    <w:lsdException w:name="Medium Grid 3 Accent 4" w:semiHidden="0" w:uiPriority="69" w:unhideWhenUsed="0"/>
+    <w:lsdException w:name="Dark List Accent 4" w:semiHidden="0" w:uiPriority="70" w:unhideWhenUsed="0"/>
+    <w:lsdException w:name="Colorful Shading Accent 4" w:semiHidden="0" w:uiPriority="71" w:unhideWhenUsed="0"/>
+    <w:lsdException w:name="Colorful List Accent 4" w:semiHidden="0" w:uiPriority="72" w:unhideWhenUsed="0"/>
+    <w:lsdException w:name="Colorful Grid Accent 4" w:semiHidden="0" w:uiPriority="73" w:unhideWhenUsed="0"/>
+    <w:lsdException w:name="Light Shading Accent 5" w:semiHidden="0" w:uiPriority="60" w:unhideWhenUsed="0"/>
+    <w:lsdException w:name="Light List Accent 5" w:semiHidden="0" w:uiPriority="61" w:unhideWhenUsed="0"/>
+    <w:lsdException w:name="Light Grid Accent 5" w:semiHidden="0" w:uiPriority="62" w:unhideWhenUsed="0"/>
+    <w:lsdException w:name="Medium Shading 1 Accent 5" w:semiHidden="0" w:uiPriority="63" w:unhideWhenUsed="0"/>
+    <w:lsdException w:name="Medium Shading 2 Accent 5" w:semiHidden="0" w:uiPriority="64" w:unhideWhenUsed="0"/>
+    <w:lsdException w:name="Medium List 1 Accent 5" w:semiHidden="0" w:uiPriority="65" w:unhideWhenUsed="0"/>
+    <w:lsdException w:name="Medium List 2 Accent 5" w:semiHidden="0" w:uiPriority="66" w:unhideWhenUsed="0"/>
+    <w:lsdException w:name="Medium Grid 1 Accent 5" w:semiHidden="0" w:uiPriority="67" w:unhideWhenUsed="0"/>
+    <w:lsdException w:name="Medium Grid 2 Accent 5" w:semiHidden="0" w:uiPriority="68" w:unhideWhenUsed="0"/>
+    <w:lsdException w:name="Medium Grid 3 Accent 5" w:semiHidden="0" w:uiPriority="69" w:unhideWhenUsed="0"/>
+    <w:lsdException w:name="Dark List Accent 5" w:semiHidden="0" w:uiPriority="70" w:unhideWhenUsed="0"/>
+    <w:lsdException w:name="Colorful Shading Accent 5" w:semiHidden="0" w:uiPriority="71" w:unhideWhenUsed="0"/>
+    <w:lsdException w:name="Colorful List Accent 5" w:semiHidden="0" w:uiPriority="72" w:unhideWhenUsed="0"/>
+    <w:lsdException w:name="Colorful Grid Accent 5" w:semiHidden="0" w:uiPriority="73" w:unhideWhenUsed="0"/>
+    <w:lsdException w:name="Light Shading Accent 6" w:semiHidden="0" w:uiPriority="60" w:unhideWhenUsed="0"/>
+    <w:lsdException w:name="Light List Accent 6" w:semiHidden="0" w:uiPriority="61" w:unhideWhenUsed="0"/>
+    <w:lsdException w:name="Light Grid Accent 6" w:semiHidden="0" w:uiPriority="62" w:unhideWhenUsed="0"/>
+    <w:lsdException w:name="Medium Shading 1 Accent 6" w:semiHidden="0" w:uiPriority="63" w:unhideWhenUsed="0"/>
+    <w:lsdException w:name="Medium Shading 2 Accent 6" w:semiHidden="0" w:uiPriority="64" w:unhideWhenUsed="0"/>
+    <w:lsdException w:name="Medium List 1 Accent 6" w:semiHidden="0" w:uiPriority="65" w:unhideWhenUsed="0"/>
+    <w:lsdException w:name="Medium List 2 Accent 6" w:semiHidden="0" w:uiPriority="66" w:unhideWhenUsed="0"/>
+    <w:lsdException w:name="Medium Grid 1 Accent 6" w:semiHidden="0" w:uiPriority="67" w:unhideWhenUsed="0"/>
+    <w:lsdException w:name="Medium Grid 2 Accent 6" w:semiHidden="0" w:uiPriority="68" w:unhideWhenUsed="0"/>
+    <w:lsdException w:name="Medium Grid 3 Accent 6" w:semiHidden="0" w:uiPriority="69" w:unhideWhenUsed="0"/>
+    <w:lsdException w:name="Dark List Accent 6" w:semiHidden="0" w:uiPriority="70" w:unhideWhenUsed="0"/>
+    <w:lsdException w:name="Colorful Shading Accent 6" w:semiHidden="0" w:uiPriority="71" w:unhideWhenUsed="0"/>
+    <w:lsdException w:name="Colorful List Accent 6" w:semiHidden="0" w:uiPriority="72" w:unhideWhenUsed="0"/>
+    <w:lsdException w:name="Colorful Grid Accent 6" w:semiHidden="0" w:uiPriority="73" w:unhideWhenUsed="0"/>
   </w:latentStyles>
-  <w:style w:type="paragraph" w:default="1" w:styleId="1">
+  <w:style w:type="paragraph" w:default="1" w:styleId="Normal">
     <w:name w:val="Normal"/>
     <w:qFormat/>
-    <w:uiPriority w:val="0"/>
     <w:pPr>
       <w:kinsoku w:val="0"/>
       <w:autoSpaceDE w:val="0"/>
@@ -5066,7 +4987,7 @@
       <w:textAlignment w:val="baseline"/>
     </w:pPr>
     <w:rPr>
-      <w:rFonts w:ascii="Arial" w:hAnsi="Arial" w:eastAsia="宋体" w:cs="Arial"/>
+      <w:rFonts w:ascii="Arial" w:eastAsia="宋体" w:hAnsi="Arial" w:cs="Arial"/>
       <w:snapToGrid w:val="0"/>
       <w:color w:val="000000"/>
       <w:kern w:val="0"/>
@@ -5075,12 +4996,11 @@
       <w:lang w:val="en-US" w:eastAsia="en-US" w:bidi="ar-SA"/>
     </w:rPr>
   </w:style>
-  <w:style w:type="paragraph" w:styleId="2">
+  <w:style w:type="paragraph" w:styleId="Heading1">
     <w:name w:val="heading 1"/>
-    <w:basedOn w:val="1"/>
-    <w:next w:val="1"/>
+    <w:basedOn w:val="Normal"/>
+    <w:next w:val="Normal"/>
     <w:qFormat/>
-    <w:uiPriority w:val="0"/>
     <w:pPr>
       <w:keepNext/>
       <w:keepLines/>
@@ -5098,13 +5018,12 @@
       <w:sz w:val="44"/>
     </w:rPr>
   </w:style>
-  <w:style w:type="paragraph" w:styleId="3">
+  <w:style w:type="paragraph" w:styleId="Heading2">
     <w:name w:val="heading 2"/>
-    <w:basedOn w:val="1"/>
-    <w:next w:val="1"/>
+    <w:basedOn w:val="Normal"/>
+    <w:next w:val="Normal"/>
     <w:unhideWhenUsed/>
     <w:qFormat/>
-    <w:uiPriority w:val="0"/>
     <w:pPr>
       <w:keepNext/>
       <w:keepLines/>
@@ -5117,19 +5036,18 @@
       <w:outlineLvl w:val="1"/>
     </w:pPr>
     <w:rPr>
-      <w:rFonts w:ascii="Arial" w:hAnsi="Arial" w:eastAsia="黑体"/>
+      <w:rFonts w:ascii="Arial" w:eastAsia="黑体" w:hAnsi="Arial"/>
       <w:b/>
       <w:sz w:val="32"/>
     </w:rPr>
   </w:style>
-  <w:style w:type="paragraph" w:styleId="4">
+  <w:style w:type="paragraph" w:styleId="Heading3">
     <w:name w:val="heading 3"/>
-    <w:basedOn w:val="1"/>
-    <w:next w:val="1"/>
+    <w:basedOn w:val="Normal"/>
+    <w:next w:val="Normal"/>
     <w:semiHidden/>
     <w:unhideWhenUsed/>
     <w:qFormat/>
-    <w:uiPriority w:val="0"/>
     <w:pPr>
       <w:keepNext/>
       <w:keepLines/>
@@ -5146,13 +5064,12 @@
       <w:sz w:val="32"/>
     </w:rPr>
   </w:style>
-  <w:style w:type="paragraph" w:styleId="5">
+  <w:style w:type="paragraph" w:styleId="Heading4">
     <w:name w:val="heading 4"/>
-    <w:basedOn w:val="1"/>
-    <w:next w:val="1"/>
+    <w:basedOn w:val="Normal"/>
+    <w:next w:val="Normal"/>
     <w:unhideWhenUsed/>
     <w:qFormat/>
-    <w:uiPriority w:val="0"/>
     <w:pPr>
       <w:keepNext/>
       <w:keepLines/>
@@ -5165,19 +5082,18 @@
       <w:outlineLvl w:val="3"/>
     </w:pPr>
     <w:rPr>
-      <w:rFonts w:ascii="Arial" w:hAnsi="Arial" w:eastAsia="黑体"/>
+      <w:rFonts w:ascii="Arial" w:eastAsia="黑体" w:hAnsi="Arial"/>
       <w:b/>
       <w:sz w:val="28"/>
     </w:rPr>
   </w:style>
-  <w:style w:type="paragraph" w:styleId="6">
+  <w:style w:type="paragraph" w:styleId="Heading5">
     <w:name w:val="heading 5"/>
-    <w:basedOn w:val="1"/>
-    <w:next w:val="1"/>
+    <w:basedOn w:val="Normal"/>
+    <w:next w:val="Normal"/>
     <w:semiHidden/>
     <w:unhideWhenUsed/>
     <w:qFormat/>
-    <w:uiPriority w:val="0"/>
     <w:pPr>
       <w:keepNext/>
       <w:keepLines/>
@@ -5194,14 +5110,13 @@
       <w:sz w:val="28"/>
     </w:rPr>
   </w:style>
-  <w:style w:type="paragraph" w:styleId="7">
+  <w:style w:type="paragraph" w:styleId="Heading6">
     <w:name w:val="heading 6"/>
-    <w:basedOn w:val="1"/>
-    <w:next w:val="1"/>
+    <w:basedOn w:val="Normal"/>
+    <w:next w:val="Normal"/>
     <w:semiHidden/>
     <w:unhideWhenUsed/>
     <w:qFormat/>
-    <w:uiPriority w:val="0"/>
     <w:pPr>
       <w:keepNext/>
       <w:keepLines/>
@@ -5214,19 +5129,18 @@
       <w:outlineLvl w:val="5"/>
     </w:pPr>
     <w:rPr>
-      <w:rFonts w:ascii="Arial" w:hAnsi="Arial" w:eastAsia="黑体"/>
+      <w:rFonts w:ascii="Arial" w:eastAsia="黑体" w:hAnsi="Arial"/>
       <w:b/>
       <w:sz w:val="24"/>
     </w:rPr>
   </w:style>
-  <w:style w:type="paragraph" w:styleId="8">
+  <w:style w:type="paragraph" w:styleId="Heading7">
     <w:name w:val="heading 7"/>
-    <w:basedOn w:val="1"/>
-    <w:next w:val="1"/>
+    <w:basedOn w:val="Normal"/>
+    <w:next w:val="Normal"/>
     <w:semiHidden/>
     <w:unhideWhenUsed/>
     <w:qFormat/>
-    <w:uiPriority w:val="0"/>
     <w:pPr>
       <w:keepNext/>
       <w:keepLines/>
@@ -5243,14 +5157,13 @@
       <w:sz w:val="24"/>
     </w:rPr>
   </w:style>
-  <w:style w:type="paragraph" w:styleId="9">
+  <w:style w:type="paragraph" w:styleId="Heading8">
     <w:name w:val="heading 8"/>
-    <w:basedOn w:val="1"/>
-    <w:next w:val="1"/>
+    <w:basedOn w:val="Normal"/>
+    <w:next w:val="Normal"/>
     <w:semiHidden/>
     <w:unhideWhenUsed/>
     <w:qFormat/>
-    <w:uiPriority w:val="0"/>
     <w:pPr>
       <w:keepNext/>
       <w:keepLines/>
@@ -5263,18 +5176,17 @@
       <w:outlineLvl w:val="7"/>
     </w:pPr>
     <w:rPr>
-      <w:rFonts w:ascii="Arial" w:hAnsi="Arial" w:eastAsia="黑体"/>
+      <w:rFonts w:ascii="Arial" w:eastAsia="黑体" w:hAnsi="Arial"/>
       <w:sz w:val="24"/>
     </w:rPr>
   </w:style>
-  <w:style w:type="paragraph" w:styleId="10">
+  <w:style w:type="paragraph" w:styleId="Heading9">
     <w:name w:val="heading 9"/>
-    <w:basedOn w:val="1"/>
-    <w:next w:val="1"/>
+    <w:basedOn w:val="Normal"/>
+    <w:next w:val="Normal"/>
     <w:semiHidden/>
     <w:unhideWhenUsed/>
     <w:qFormat/>
-    <w:uiPriority w:val="0"/>
     <w:pPr>
       <w:keepNext/>
       <w:keepLines/>
@@ -5287,21 +5199,19 @@
       <w:outlineLvl w:val="8"/>
     </w:pPr>
     <w:rPr>
-      <w:rFonts w:ascii="Arial" w:hAnsi="Arial" w:eastAsia="黑体"/>
+      <w:rFonts w:ascii="Arial" w:eastAsia="黑体" w:hAnsi="Arial"/>
       <w:sz w:val="21"/>
     </w:rPr>
   </w:style>
-  <w:style w:type="character" w:default="1" w:styleId="22">
+  <w:style w:type="character" w:default="1" w:styleId="DefaultParagraphFont">
     <w:name w:val="Default Paragraph Font"/>
     <w:semiHidden/>
     <w:qFormat/>
-    <w:uiPriority w:val="0"/>
   </w:style>
-  <w:style w:type="table" w:default="1" w:styleId="20">
+  <w:style w:type="table" w:default="1" w:styleId="TableNormal">
     <w:name w:val="Normal Table"/>
     <w:semiHidden/>
     <w:qFormat/>
-    <w:uiPriority w:val="0"/>
     <w:tblPr>
       <w:tblCellMar>
         <w:top w:w="0" w:type="dxa"/>
@@ -5311,43 +5221,39 @@
       </w:tblCellMar>
     </w:tblPr>
   </w:style>
-  <w:style w:type="paragraph" w:styleId="11">
+  <w:style w:type="paragraph" w:styleId="CommentText">
     <w:name w:val="annotation text"/>
-    <w:basedOn w:val="1"/>
+    <w:basedOn w:val="Normal"/>
     <w:qFormat/>
-    <w:uiPriority w:val="0"/>
     <w:pPr>
       <w:jc w:val="left"/>
     </w:pPr>
   </w:style>
-  <w:style w:type="paragraph" w:styleId="12">
+  <w:style w:type="paragraph" w:styleId="BodyText">
     <w:name w:val="Body Text"/>
-    <w:basedOn w:val="1"/>
+    <w:basedOn w:val="Normal"/>
     <w:semiHidden/>
     <w:qFormat/>
-    <w:uiPriority w:val="0"/>
     <w:rPr>
-      <w:rFonts w:ascii="Arial" w:hAnsi="Arial" w:eastAsia="Arial" w:cs="Arial"/>
+      <w:rFonts w:ascii="Arial" w:eastAsia="Arial" w:hAnsi="Arial" w:cs="Arial"/>
       <w:sz w:val="21"/>
       <w:szCs w:val="21"/>
       <w:lang w:val="en-US" w:eastAsia="en-US" w:bidi="ar-SA"/>
     </w:rPr>
   </w:style>
-  <w:style w:type="paragraph" w:styleId="13">
+  <w:style w:type="paragraph" w:styleId="TOC3">
     <w:name w:val="toc 3"/>
-    <w:basedOn w:val="1"/>
-    <w:next w:val="1"/>
+    <w:basedOn w:val="Normal"/>
+    <w:next w:val="Normal"/>
     <w:qFormat/>
-    <w:uiPriority w:val="0"/>
     <w:pPr>
       <w:ind w:left="840" w:leftChars="400"/>
     </w:pPr>
   </w:style>
-  <w:style w:type="paragraph" w:styleId="14">
+  <w:style w:type="paragraph" w:styleId="Footer">
     <w:name w:val="footer"/>
-    <w:basedOn w:val="1"/>
+    <w:basedOn w:val="Normal"/>
     <w:qFormat/>
-    <w:uiPriority w:val="0"/>
     <w:pPr>
       <w:tabs>
         <w:tab w:val="center" w:pos="4153"/>
@@ -5360,17 +5266,16 @@
       <w:sz w:val="18"/>
     </w:rPr>
   </w:style>
-  <w:style w:type="paragraph" w:styleId="15">
+  <w:style w:type="paragraph" w:styleId="Header">
     <w:name w:val="header"/>
-    <w:basedOn w:val="1"/>
+    <w:basedOn w:val="Normal"/>
     <w:qFormat/>
-    <w:uiPriority w:val="0"/>
     <w:pPr>
       <w:pBdr>
-        <w:top w:val="none" w:color="auto" w:sz="0" w:space="0"/>
-        <w:left w:val="none" w:color="auto" w:sz="0" w:space="0"/>
-        <w:bottom w:val="none" w:color="auto" w:sz="0" w:space="0"/>
-        <w:right w:val="none" w:color="auto" w:sz="0" w:space="0"/>
+        <w:top w:val="nil"/>
+        <w:left w:val="nil"/>
+        <w:bottom w:val="nil"/>
+        <w:right w:val="nil"/>
       </w:pBdr>
       <w:tabs>
         <w:tab w:val="center" w:pos="4153"/>
@@ -5385,41 +5290,37 @@
       <w:sz w:val="18"/>
     </w:rPr>
   </w:style>
-  <w:style w:type="paragraph" w:styleId="16">
+  <w:style w:type="paragraph" w:styleId="TOC1">
     <w:name w:val="toc 1"/>
-    <w:basedOn w:val="1"/>
-    <w:next w:val="1"/>
+    <w:basedOn w:val="Normal"/>
+    <w:next w:val="Normal"/>
     <w:qFormat/>
-    <w:uiPriority w:val="0"/>
     <w:rPr>
-      <w:rFonts w:ascii="Arial" w:hAnsi="Arial" w:eastAsia="Microsoft JhengHei"/>
+      <w:rFonts w:ascii="Arial" w:eastAsia="Microsoft JhengHei" w:hAnsi="Arial"/>
       <w:sz w:val="24"/>
     </w:rPr>
   </w:style>
-  <w:style w:type="paragraph" w:styleId="17">
+  <w:style w:type="paragraph" w:styleId="TOC2">
     <w:name w:val="toc 2"/>
-    <w:basedOn w:val="1"/>
-    <w:next w:val="1"/>
+    <w:basedOn w:val="Normal"/>
+    <w:next w:val="Normal"/>
     <w:qFormat/>
-    <w:uiPriority w:val="0"/>
     <w:pPr>
       <w:ind w:left="420" w:leftChars="200"/>
     </w:pPr>
   </w:style>
-  <w:style w:type="paragraph" w:styleId="18">
+  <w:style w:type="paragraph" w:styleId="NormalWeb">
     <w:name w:val="Normal (Web)"/>
-    <w:basedOn w:val="1"/>
+    <w:basedOn w:val="Normal"/>
     <w:qFormat/>
-    <w:uiPriority w:val="0"/>
     <w:rPr>
       <w:sz w:val="24"/>
     </w:rPr>
   </w:style>
-  <w:style w:type="paragraph" w:styleId="19">
+  <w:style w:type="paragraph" w:styleId="Title">
     <w:name w:val="Title"/>
-    <w:basedOn w:val="1"/>
+    <w:basedOn w:val="Normal"/>
     <w:qFormat/>
-    <w:uiPriority w:val="0"/>
     <w:pPr>
       <w:spacing w:before="240" w:beforeLines="0" w:beforeAutospacing="0" w:after="60" w:afterLines="0" w:afterAutospacing="0"/>
       <w:jc w:val="center"/>
@@ -5431,73 +5332,68 @@
       <w:sz w:val="32"/>
     </w:rPr>
   </w:style>
-  <w:style w:type="table" w:styleId="21">
+  <w:style w:type="table" w:styleId="TableGrid">
     <w:name w:val="Table Grid"/>
-    <w:basedOn w:val="20"/>
+    <w:basedOn w:val="TableNormal"/>
     <w:qFormat/>
-    <w:uiPriority w:val="0"/>
     <w:pPr>
       <w:widowControl w:val="0"/>
       <w:jc w:val="both"/>
     </w:pPr>
     <w:tblPr>
       <w:tblBorders>
-        <w:top w:val="single" w:color="auto" w:sz="4" w:space="0"/>
-        <w:left w:val="single" w:color="auto" w:sz="4" w:space="0"/>
-        <w:bottom w:val="single" w:color="auto" w:sz="4" w:space="0"/>
-        <w:right w:val="single" w:color="auto" w:sz="4" w:space="0"/>
-        <w:insideH w:val="single" w:color="auto" w:sz="4" w:space="0"/>
-        <w:insideV w:val="single" w:color="auto" w:sz="4" w:space="0"/>
+        <w:top w:val="single" w:sz="4" w:space="0" w:color="auto"/>
+        <w:left w:val="single" w:sz="4" w:space="0" w:color="auto"/>
+        <w:bottom w:val="single" w:sz="4" w:space="0" w:color="auto"/>
+        <w:right w:val="single" w:sz="4" w:space="0" w:color="auto"/>
+        <w:insideH w:val="single" w:sz="4" w:space="0" w:color="auto"/>
+        <w:insideV w:val="single" w:sz="4" w:space="0" w:color="auto"/>
       </w:tblBorders>
     </w:tblPr>
   </w:style>
-  <w:style w:type="character" w:styleId="23">
+  <w:style w:type="character" w:styleId="Strong">
     <w:name w:val="Strong"/>
-    <w:basedOn w:val="22"/>
+    <w:basedOn w:val="DefaultParagraphFont"/>
     <w:qFormat/>
-    <w:uiPriority w:val="0"/>
     <w:rPr>
       <w:b/>
     </w:rPr>
   </w:style>
-  <w:style w:type="paragraph" w:customStyle="1" w:styleId="24">
+  <w:style w:type="paragraph" w:customStyle="1" w:styleId="a">
     <w:name w:val="柴_公司名"/>
-    <w:basedOn w:val="19"/>
+    <w:basedOn w:val="Title"/>
     <w:qFormat/>
-    <w:uiPriority w:val="0"/>
     <w:pPr>
       <w:spacing w:after="600" w:afterLines="600"/>
     </w:pPr>
     <w:rPr>
-      <w:rFonts w:hint="eastAsia" w:ascii="宋体" w:hAnsi="宋体" w:eastAsia="宋体" w:cs="宋体"/>
+      <w:rFonts w:ascii="宋体" w:eastAsia="宋体" w:hAnsi="宋体" w:cs="宋体" w:hint="eastAsia"/>
       <w:bCs/>
       <w:spacing w:val="-6"/>
       <w:sz w:val="52"/>
       <w:szCs w:val="52"/>
     </w:rPr>
   </w:style>
-  <w:style w:type="paragraph" w:customStyle="1" w:styleId="25">
+  <w:style w:type="paragraph" w:customStyle="1" w:styleId="a0">
     <w:name w:val="柴_文档名"/>
-    <w:basedOn w:val="19"/>
+    <w:basedOn w:val="Title"/>
     <w:qFormat/>
-    <w:uiPriority w:val="0"/>
     <w:pPr>
       <w:spacing w:after="900" w:afterLines="900"/>
     </w:pPr>
     <w:rPr>
-      <w:rFonts w:ascii="黑体" w:hAnsi="黑体" w:eastAsia="黑体" w:cs="黑体"/>
+      <w:rFonts w:ascii="黑体" w:eastAsia="黑体" w:hAnsi="黑体" w:cs="黑体"/>
       <w:bCs/>
       <w:spacing w:val="-7"/>
       <w:sz w:val="52"/>
       <w:szCs w:val="52"/>
     </w:rPr>
   </w:style>
-  <w:style w:type="table" w:customStyle="1" w:styleId="26">
+  <w:style w:type="table" w:customStyle="1" w:styleId="TableNormal0">
     <w:name w:val="Table Normal_0"/>
     <w:semiHidden/>
     <w:unhideWhenUsed/>
     <w:qFormat/>
-    <w:uiPriority w:val="0"/>
     <w:tblPr>
       <w:tblCellMar>
         <w:top w:w="0" w:type="dxa"/>
@@ -5507,88 +5403,82 @@
       </w:tblCellMar>
     </w:tblPr>
   </w:style>
-  <w:style w:type="paragraph" w:customStyle="1" w:styleId="27">
+  <w:style w:type="paragraph" w:customStyle="1" w:styleId="TableText">
     <w:name w:val="Table Text"/>
-    <w:basedOn w:val="1"/>
+    <w:basedOn w:val="Normal"/>
     <w:semiHidden/>
     <w:qFormat/>
-    <w:uiPriority w:val="0"/>
     <w:rPr>
-      <w:rFonts w:ascii="宋体" w:hAnsi="宋体" w:eastAsia="宋体" w:cs="宋体"/>
+      <w:rFonts w:ascii="宋体" w:eastAsia="宋体" w:hAnsi="宋体" w:cs="宋体"/>
       <w:sz w:val="21"/>
       <w:szCs w:val="21"/>
       <w:lang w:val="en-US" w:eastAsia="en-US" w:bidi="ar-SA"/>
     </w:rPr>
   </w:style>
-  <w:style w:type="paragraph" w:customStyle="1" w:styleId="28">
+  <w:style w:type="paragraph" w:customStyle="1" w:styleId="1">
     <w:name w:val="柴_标题1"/>
-    <w:basedOn w:val="2"/>
-    <w:next w:val="29"/>
-    <w:link w:val="38"/>
+    <w:basedOn w:val="Heading1"/>
+    <w:next w:val="a1"/>
+    <w:link w:val="1Char"/>
     <w:qFormat/>
-    <w:uiPriority w:val="0"/>
     <w:pPr>
       <w:spacing w:before="100" w:after="90" w:line="360" w:lineRule="auto"/>
     </w:pPr>
     <w:rPr>
-      <w:rFonts w:ascii="Arial" w:hAnsi="Arial" w:eastAsia="宋体"/>
+      <w:rFonts w:ascii="Arial" w:eastAsia="宋体" w:hAnsi="Arial"/>
       <w:sz w:val="32"/>
     </w:rPr>
   </w:style>
-  <w:style w:type="paragraph" w:customStyle="1" w:styleId="29">
+  <w:style w:type="paragraph" w:customStyle="1" w:styleId="a1">
     <w:name w:val="柴_正文"/>
-    <w:basedOn w:val="12"/>
-    <w:link w:val="42"/>
+    <w:basedOn w:val="BodyText"/>
+    <w:link w:val="Char"/>
     <w:qFormat/>
-    <w:uiPriority w:val="0"/>
     <w:pPr>
       <w:spacing w:line="360" w:lineRule="auto"/>
       <w:ind w:firstLine="470" w:firstLineChars="200"/>
     </w:pPr>
     <w:rPr>
-      <w:rFonts w:ascii="Arial" w:hAnsi="Arial" w:eastAsia="宋体"/>
+      <w:rFonts w:ascii="Arial" w:eastAsia="宋体" w:hAnsi="Arial"/>
       <w:sz w:val="24"/>
       <w:lang w:eastAsia="zh-CN"/>
     </w:rPr>
   </w:style>
-  <w:style w:type="paragraph" w:customStyle="1" w:styleId="30">
+  <w:style w:type="paragraph" w:customStyle="1" w:styleId="2">
     <w:name w:val="柴_标题2"/>
-    <w:basedOn w:val="3"/>
-    <w:next w:val="29"/>
-    <w:link w:val="43"/>
+    <w:basedOn w:val="Heading2"/>
+    <w:next w:val="a1"/>
+    <w:link w:val="2Char"/>
     <w:qFormat/>
-    <w:uiPriority w:val="0"/>
     <w:pPr>
       <w:spacing w:line="360" w:lineRule="auto"/>
     </w:pPr>
     <w:rPr>
-      <w:rFonts w:ascii="Arial" w:hAnsi="Arial" w:eastAsia="宋体"/>
+      <w:rFonts w:ascii="Arial" w:eastAsia="宋体" w:hAnsi="Arial"/>
       <w:sz w:val="28"/>
     </w:rPr>
   </w:style>
-  <w:style w:type="paragraph" w:customStyle="1" w:styleId="31">
+  <w:style w:type="paragraph" w:customStyle="1" w:styleId="3">
     <w:name w:val="柴_标题3"/>
-    <w:basedOn w:val="4"/>
-    <w:next w:val="29"/>
+    <w:basedOn w:val="Heading3"/>
+    <w:next w:val="a1"/>
     <w:qFormat/>
-    <w:uiPriority w:val="0"/>
     <w:pPr>
       <w:spacing w:line="360" w:lineRule="auto"/>
       <w:ind w:left="0" w:firstLine="472" w:firstLineChars="200"/>
     </w:pPr>
     <w:rPr>
-      <w:rFonts w:ascii="宋体" w:hAnsi="宋体" w:eastAsia="宋体" w:cs="宋体"/>
+      <w:rFonts w:ascii="宋体" w:eastAsia="宋体" w:hAnsi="宋体" w:cs="宋体"/>
       <w:spacing w:val="-2"/>
       <w:sz w:val="24"/>
       <w:szCs w:val="24"/>
     </w:rPr>
   </w:style>
-  <w:style w:type="paragraph" w:customStyle="1" w:styleId="32">
+  <w:style w:type="paragraph" w:customStyle="1" w:styleId="a2">
     <w:name w:val="柴_目录"/>
-    <w:basedOn w:val="1"/>
-    <w:next w:val="12"/>
+    <w:basedOn w:val="Normal"/>
+    <w:next w:val="BodyText"/>
     <w:qFormat/>
-    <w:uiPriority w:val="0"/>
     <w:pPr>
       <w:tabs>
         <w:tab w:val="right" w:leader="dot" w:pos="8442"/>
@@ -5596,64 +5486,59 @@
       <w:ind w:left="0" w:leftChars="0"/>
     </w:pPr>
     <w:rPr>
-      <w:rFonts w:ascii="Arial" w:hAnsi="Arial" w:eastAsia="Microsoft JhengHei"/>
+      <w:rFonts w:ascii="Arial" w:eastAsia="Microsoft JhengHei" w:hAnsi="Arial"/>
       <w:sz w:val="24"/>
     </w:rPr>
   </w:style>
-  <w:style w:type="paragraph" w:customStyle="1" w:styleId="33">
+  <w:style w:type="paragraph" w:customStyle="1" w:styleId="WPSOffice1">
     <w:name w:val="WPSOffice手动目录 1"/>
     <w:qFormat/>
-    <w:uiPriority w:val="0"/>
     <w:pPr>
       <w:ind w:leftChars="0"/>
     </w:pPr>
     <w:rPr>
-      <w:rFonts w:ascii="Times New Roman" w:hAnsi="Times New Roman" w:eastAsia="宋体" w:cs="Times New Roman"/>
+      <w:rFonts w:ascii="Times New Roman" w:eastAsia="宋体" w:hAnsi="Times New Roman" w:cs="Times New Roman"/>
       <w:sz w:val="20"/>
       <w:szCs w:val="20"/>
     </w:rPr>
   </w:style>
-  <w:style w:type="paragraph" w:customStyle="1" w:styleId="34">
+  <w:style w:type="paragraph" w:customStyle="1" w:styleId="WPSOffice2">
     <w:name w:val="WPSOffice手动目录 2"/>
     <w:qFormat/>
-    <w:uiPriority w:val="0"/>
     <w:pPr>
       <w:ind w:leftChars="200"/>
     </w:pPr>
     <w:rPr>
-      <w:rFonts w:ascii="Times New Roman" w:hAnsi="Times New Roman" w:eastAsia="宋体" w:cs="Times New Roman"/>
+      <w:rFonts w:ascii="Times New Roman" w:eastAsia="宋体" w:hAnsi="Times New Roman" w:cs="Times New Roman"/>
       <w:sz w:val="20"/>
       <w:szCs w:val="20"/>
     </w:rPr>
   </w:style>
-  <w:style w:type="paragraph" w:customStyle="1" w:styleId="35">
+  <w:style w:type="paragraph" w:customStyle="1" w:styleId="WPSOffice3">
     <w:name w:val="WPSOffice手动目录 3"/>
     <w:qFormat/>
-    <w:uiPriority w:val="0"/>
     <w:pPr>
       <w:ind w:leftChars="400"/>
     </w:pPr>
     <w:rPr>
-      <w:rFonts w:ascii="Times New Roman" w:hAnsi="Times New Roman" w:eastAsia="宋体" w:cs="Times New Roman"/>
+      <w:rFonts w:ascii="Times New Roman" w:eastAsia="宋体" w:hAnsi="Times New Roman" w:cs="Times New Roman"/>
       <w:sz w:val="20"/>
       <w:szCs w:val="20"/>
     </w:rPr>
   </w:style>
-  <w:style w:type="paragraph" w:customStyle="1" w:styleId="36">
+  <w:style w:type="paragraph" w:customStyle="1" w:styleId="Compact">
     <w:name w:val="Compact"/>
-    <w:basedOn w:val="12"/>
+    <w:basedOn w:val="BodyText"/>
     <w:qFormat/>
-    <w:uiPriority w:val="0"/>
     <w:pPr>
       <w:spacing w:before="36" w:after="36"/>
     </w:pPr>
   </w:style>
-  <w:style w:type="table" w:customStyle="1" w:styleId="37">
+  <w:style w:type="table" w:customStyle="1" w:styleId="Table">
     <w:name w:val="Table"/>
     <w:semiHidden/>
     <w:unhideWhenUsed/>
     <w:qFormat/>
-    <w:uiPriority w:val="0"/>
     <w:tblPr>
       <w:tblCellMar>
         <w:top w:w="0" w:type="dxa"/>
@@ -5665,28 +5550,26 @@
     <w:tblStylePr w:type="firstRow">
       <w:tcPr>
         <w:tcBorders>
-          <w:bottom w:val="single" w:color="auto" w:sz="0" w:space="0"/>
+          <w:bottom w:val="single" w:sz="0" w:space="0" w:color="auto"/>
         </w:tcBorders>
         <w:vAlign w:val="bottom"/>
       </w:tcPr>
     </w:tblStylePr>
   </w:style>
-  <w:style w:type="character" w:customStyle="1" w:styleId="38">
+  <w:style w:type="character" w:customStyle="1" w:styleId="1Char">
     <w:name w:val="柴_标题1 Char"/>
-    <w:link w:val="28"/>
+    <w:link w:val="1"/>
     <w:qFormat/>
-    <w:uiPriority w:val="0"/>
     <w:rPr>
-      <w:rFonts w:ascii="Arial" w:hAnsi="Arial" w:eastAsia="宋体"/>
+      <w:rFonts w:ascii="Arial" w:eastAsia="宋体" w:hAnsi="Arial"/>
       <w:sz w:val="32"/>
     </w:rPr>
   </w:style>
-  <w:style w:type="table" w:customStyle="1" w:styleId="39">
+  <w:style w:type="table" w:customStyle="1" w:styleId="TableNormal1">
     <w:name w:val="Table Normal_1"/>
     <w:semiHidden/>
     <w:unhideWhenUsed/>
     <w:qFormat/>
-    <w:uiPriority w:val="0"/>
     <w:tblPr>
       <w:tblCellMar>
         <w:top w:w="0" w:type="dxa"/>
@@ -5696,11 +5579,10 @@
       </w:tblCellMar>
     </w:tblPr>
   </w:style>
-  <w:style w:type="paragraph" w:customStyle="1" w:styleId="40">
+  <w:style w:type="paragraph" w:customStyle="1" w:styleId="a3">
     <w:name w:val="柴_正文_无缩进"/>
-    <w:basedOn w:val="1"/>
+    <w:basedOn w:val="Normal"/>
     <w:qFormat/>
-    <w:uiPriority w:val="0"/>
     <w:pPr>
       <w:ind w:firstLine="0" w:firstLineChars="0"/>
     </w:pPr>
@@ -5710,42 +5592,39 @@
       <w:lang w:eastAsia="zh-CN"/>
     </w:rPr>
   </w:style>
-  <w:style w:type="paragraph" w:customStyle="1" w:styleId="41">
+  <w:style w:type="paragraph" w:customStyle="1" w:styleId="4">
     <w:name w:val="柴_标题4"/>
-    <w:basedOn w:val="5"/>
-    <w:next w:val="1"/>
+    <w:basedOn w:val="Heading4"/>
+    <w:next w:val="Normal"/>
     <w:qFormat/>
-    <w:uiPriority w:val="0"/>
     <w:pPr>
       <w:widowControl w:val="0"/>
       <w:spacing w:before="160" w:line="360" w:lineRule="auto"/>
-      <w:ind w:left="981" w:leftChars="300" w:hanging="862"/>
+      <w:ind w:left="981" w:hanging="862" w:leftChars="300"/>
     </w:pPr>
     <w:rPr>
-      <w:rFonts w:hint="eastAsia" w:ascii="Calibri" w:hAnsi="Calibri" w:eastAsia="宋体" w:cs="宋体"/>
+      <w:rFonts w:ascii="Calibri" w:eastAsia="宋体" w:hAnsi="Calibri" w:cs="宋体" w:hint="eastAsia"/>
       <w:sz w:val="24"/>
       <w:szCs w:val="24"/>
       <w:lang w:eastAsia="zh-CN" w:bidi="zh-CN"/>
     </w:rPr>
   </w:style>
-  <w:style w:type="character" w:customStyle="1" w:styleId="42">
+  <w:style w:type="character" w:customStyle="1" w:styleId="Char">
     <w:name w:val="柴_正文 Char"/>
-    <w:link w:val="29"/>
+    <w:link w:val="a1"/>
     <w:qFormat/>
-    <w:uiPriority w:val="0"/>
     <w:rPr>
-      <w:rFonts w:ascii="Arial" w:hAnsi="Arial" w:eastAsia="宋体"/>
+      <w:rFonts w:ascii="Arial" w:eastAsia="宋体" w:hAnsi="Arial"/>
       <w:sz w:val="24"/>
       <w:lang w:eastAsia="zh-CN"/>
     </w:rPr>
   </w:style>
-  <w:style w:type="character" w:customStyle="1" w:styleId="43">
+  <w:style w:type="character" w:customStyle="1" w:styleId="2Char">
     <w:name w:val="柴_标题2 Char"/>
-    <w:link w:val="30"/>
+    <w:link w:val="2"/>
     <w:qFormat/>
-    <w:uiPriority w:val="0"/>
     <w:rPr>
-      <w:rFonts w:ascii="Arial" w:hAnsi="Arial" w:eastAsia="宋体"/>
+      <w:rFonts w:ascii="Arial" w:eastAsia="宋体" w:hAnsi="Arial"/>
       <w:sz w:val="28"/>
     </w:rPr>
   </w:style>
